--- a/forms/nyusha/dainichi_pa/00_入社書類一括.docx
+++ b/forms/nyusha/dainichi_pa/00_入社書類一括.docx
@@ -4614,1467 +4614,6 @@
         <w:t>印</w:t>
       </w:r>
     </w:p>
-    <w:p>
-      <w:r>
-        <w:br w:type="page"/>
-      </w:r>
-    </w:p>
-    <w:p>
-      <w:pPr>
-        <w:pStyle w:val="Normal"/>
-        <w:jc w:val="center"/>
-        <w:rPr>
-          <w:rFonts w:hint="eastAsia"/>
-          <w:b/>
-          <w:sz w:val="36"/>
-          <w:szCs w:val="36"/>
-        </w:rPr>
-      </w:pPr>
-      <w:r>
-        <w:rPr>
-          <w:rFonts w:hint="eastAsia"/>
-          <w:b/>
-          <w:sz w:val="36"/>
-          <w:szCs w:val="36"/>
-        </w:rPr>
-        <w:t>制　服　借　用　書（冬服衣替え時）</w:t>
-      </w:r>
-    </w:p>
-    <w:p>
-      <w:pPr>
-        <w:pStyle w:val="Normal"/>
-        <w:ind w:right="960"/>
-        <w:rPr>
-          <w:rFonts w:hint="eastAsia"/>
-          <w:b/>
-          <w:sz w:val="24"/>
-          <w:szCs w:val="36"/>
-        </w:rPr>
-      </w:pPr>
-      <w:r>
-        <w:rPr>
-          <w:rFonts w:hint="eastAsia"/>
-          <w:b/>
-          <w:sz w:val="24"/>
-          <w:szCs w:val="36"/>
-        </w:rPr>
-      </w:r>
-    </w:p>
-    <w:p>
-      <w:pPr>
-        <w:pStyle w:val="Normal"/>
-        <w:jc w:val="right"/>
-        <w:rPr>
-          <w:rFonts w:hint="eastAsia"/>
-          <w:sz w:val="24"/>
-        </w:rPr>
-      </w:pPr>
-      <w:r>
-        <w:rPr>
-          <w:rFonts w:hint="eastAsia"/>
-          <w:sz w:val="24"/>
-        </w:rPr>
-        <w:t>令和　　年　　月　　日</w:t>
-      </w:r>
-    </w:p>
-    <w:p>
-      <w:pPr>
-        <w:pStyle w:val="Normal"/>
-        <w:rPr>
-          <w:rFonts w:hint="eastAsia"/>
-          <w:sz w:val="24"/>
-        </w:rPr>
-      </w:pPr>
-      <w:r>
-        <w:rPr>
-          <w:rFonts w:hint="eastAsia"/>
-          <w:sz w:val="24"/>
-        </w:rPr>
-      </w:r>
-    </w:p>
-    <w:p>
-      <w:pPr>
-        <w:pStyle w:val="Normal"/>
-        <w:rPr>
-          <w:rFonts w:hint="eastAsia"/>
-          <w:sz w:val="24"/>
-        </w:rPr>
-      </w:pPr>
-      <w:r>
-        <w:rPr>
-          <w:rFonts w:hint="eastAsia"/>
-          <w:sz w:val="24"/>
-        </w:rPr>
-        <w:t>大日産業株式会社</w:t>
-      </w:r>
-    </w:p>
-    <w:p>
-      <w:pPr>
-        <w:pStyle w:val="Normal"/>
-        <w:rPr>
-          <w:rFonts w:hint="eastAsia"/>
-          <w:sz w:val="24"/>
-          <w:lang w:eastAsia="zh-TW"/>
-        </w:rPr>
-      </w:pPr>
-      <w:r>
-        <w:rPr>
-          <w:rFonts w:hint="eastAsia"/>
-          <w:sz w:val="24"/>
-          <w:lang w:eastAsia="zh-TW"/>
-        </w:rPr>
-        <w:t>代表取締役　林　</w:t>
-      </w:r>
-      <w:r>
-        <w:rPr>
-          <w:rFonts w:hint="eastAsia"/>
-          <w:sz w:val="24"/>
-        </w:rPr>
-        <w:t>幹根様</w:t>
-      </w:r>
-    </w:p>
-    <w:p>
-      <w:pPr>
-        <w:pStyle w:val="Normal"/>
-        <w:jc w:val="right"/>
-        <w:rPr>
-          <w:rFonts w:hint="eastAsia"/>
-          <w:sz w:val="24"/>
-          <w:lang w:eastAsia="zh-TW"/>
-        </w:rPr>
-      </w:pPr>
-      <w:r>
-        <w:rPr>
-          <w:rFonts w:hint="eastAsia"/>
-          <w:sz w:val="24"/>
-          <w:lang w:eastAsia="zh-TW"/>
-        </w:rPr>
-      </w:r>
-    </w:p>
-    <w:p>
-      <w:pPr>
-        <w:pStyle w:val="Normal"/>
-        <w:jc w:val="right"/>
-        <w:rPr>
-          <w:rFonts w:hint="eastAsia"/>
-          <w:sz w:val="24"/>
-          <w:lang w:eastAsia="zh-TW"/>
-        </w:rPr>
-      </w:pPr>
-      <w:r>
-        <w:rPr>
-          <w:rFonts w:hint="eastAsia"/>
-          <w:sz w:val="24"/>
-          <w:lang w:eastAsia="zh-TW"/>
-        </w:rPr>
-      </w:r>
-    </w:p>
-    <w:p>
-      <w:pPr>
-        <w:pStyle w:val="Normal"/>
-        <w:jc w:val="right"/>
-        <w:rPr>
-          <w:rFonts w:hint="eastAsia"/>
-          <w:sz w:val="24"/>
-        </w:rPr>
-      </w:pPr>
-      <w:r>
-        <w:rPr>
-          <w:rFonts w:hint="eastAsia"/>
-          <w:sz w:val="24"/>
-        </w:rPr>
-        <w:t>店舗　　　　　　　　　　　</w:t>
-      </w:r>
-    </w:p>
-    <w:p>
-      <w:pPr>
-        <w:pStyle w:val="Normal"/>
-        <w:jc w:val="right"/>
-        <w:rPr>
-          <w:rFonts w:hint="eastAsia"/>
-          <w:sz w:val="24"/>
-        </w:rPr>
-      </w:pPr>
-      <w:r>
-        <w:rPr>
-          <w:rFonts w:hint="eastAsia"/>
-          <w:sz w:val="24"/>
-        </w:rPr>
-        <w:t>氏名　　　　　　　　　　　</w:t>
-      </w:r>
-    </w:p>
-    <w:p>
-      <w:pPr>
-        <w:pStyle w:val="Normal"/>
-        <w:jc w:val="right"/>
-        <w:rPr>
-          <w:rFonts w:hint="eastAsia"/>
-          <w:sz w:val="24"/>
-        </w:rPr>
-      </w:pPr>
-      <w:r>
-        <w:rPr>
-          <w:rFonts w:hint="eastAsia"/>
-          <w:sz w:val="24"/>
-        </w:rPr>
-      </w:r>
-    </w:p>
-    <w:p>
-      <w:pPr>
-        <w:pStyle w:val="Normal"/>
-        <w:ind w:right="960"/>
-        <w:rPr>
-          <w:rFonts w:hint="eastAsia"/>
-          <w:sz w:val="24"/>
-        </w:rPr>
-      </w:pPr>
-      <w:r>
-        <w:rPr>
-          <w:rFonts w:hint="eastAsia"/>
-          <w:sz w:val="24"/>
-        </w:rPr>
-      </w:r>
-    </w:p>
-    <w:p>
-      <w:pPr>
-        <w:pStyle w:val="Normal"/>
-        <w:rPr>
-          <w:rFonts w:hint="eastAsia"/>
-          <w:sz w:val="24"/>
-        </w:rPr>
-      </w:pPr>
-      <w:r>
-        <w:rPr>
-          <w:rFonts w:hint="eastAsia"/>
-          <w:sz w:val="24"/>
-        </w:rPr>
-      </w:r>
-    </w:p>
-    <w:p>
-      <w:pPr>
-        <w:pStyle w:val="Normal"/>
-        <w:rPr>
-          <w:rFonts w:hint="eastAsia"/>
-          <w:sz w:val="24"/>
-        </w:rPr>
-      </w:pPr>
-      <w:r>
-        <w:rPr>
-          <w:rFonts w:hint="eastAsia"/>
-          <w:sz w:val="24"/>
-        </w:rPr>
-        <w:t>　この度私は、下記の制服を借用するにあたり、制服貸与規定を遵守し、これに違反した場合は、規定の定めによって、如何なる処分を受けても異議を申したてません。</w:t>
-      </w:r>
-    </w:p>
-    <w:p>
-      <w:pPr>
-        <w:pStyle w:val="Normal"/>
-        <w:rPr>
-          <w:rFonts w:hint="eastAsia"/>
-          <w:sz w:val="24"/>
-        </w:rPr>
-      </w:pPr>
-      <w:r>
-        <w:rPr>
-          <w:rFonts w:hint="eastAsia"/>
-          <w:sz w:val="24"/>
-        </w:rPr>
-      </w:r>
-    </w:p>
-    <w:p>
-      <w:pPr>
-        <w:pStyle w:val="Normal"/>
-        <w:jc w:val="center"/>
-        <w:rPr>
-          <w:rFonts w:hint="eastAsia"/>
-          <w:sz w:val="24"/>
-        </w:rPr>
-      </w:pPr>
-      <w:r>
-        <w:rPr>
-          <w:rFonts w:hint="eastAsia"/>
-          <w:sz w:val="24"/>
-        </w:rPr>
-        <w:t>記</w:t>
-      </w:r>
-    </w:p>
-    <w:p>
-      <w:pPr>
-        <w:pStyle w:val="Normal"/>
-        <w:rPr>
-          <w:rFonts w:hint="eastAsia"/>
-          <w:sz w:val="24"/>
-        </w:rPr>
-      </w:pPr>
-      <w:r>
-        <w:rPr>
-          <w:rFonts w:hint="eastAsia"/>
-          <w:sz w:val="24"/>
-        </w:rPr>
-      </w:r>
-    </w:p>
-    <w:p>
-      <w:pPr>
-        <w:pStyle w:val="Style17"/>
-        <w:ind w:right="960"/>
-        <w:jc w:val="both"/>
-        <w:rPr>
-          <w:rFonts w:hint="eastAsia"/>
-          <w:sz w:val="24"/>
-        </w:rPr>
-      </w:pPr>
-      <w:r>
-        <w:rPr>
-          <w:rFonts w:hint="eastAsia"/>
-          <w:sz w:val="24"/>
-        </w:rPr>
-      </w:r>
-    </w:p>
-    <w:p>
-      <w:pPr>
-        <w:pStyle w:val="Style17"/>
-        <w:ind w:right="960"/>
-        <w:jc w:val="both"/>
-        <w:rPr>
-          <w:rFonts w:hint="eastAsia"/>
-        </w:rPr>
-      </w:pPr>
-      <w:r>
-        <w:rPr>
-          <w:rFonts w:hint="eastAsia"/>
-        </w:rPr>
-        <w:t>１．　シャツ（２枚）　　　　　　　　　　　サイズ（男性）　　　　枚　</w:t>
-      </w:r>
-    </w:p>
-    <w:p>
-      <w:pPr>
-        <w:pStyle w:val="Style17"/>
-        <w:ind w:right="960"/>
-        <w:jc w:val="both"/>
-        <w:rPr>
-          <w:rFonts w:hint="eastAsia"/>
-        </w:rPr>
-      </w:pPr>
-      <w:r>
-        <w:rPr>
-          <w:rFonts w:hint="eastAsia"/>
-        </w:rPr>
-      </w:r>
-    </w:p>
-    <w:p>
-      <w:pPr>
-        <w:pStyle w:val="Style17"/>
-        <w:ind w:right="960"/>
-        <w:jc w:val="both"/>
-        <w:rPr>
-          <w:rFonts w:hint="eastAsia"/>
-        </w:rPr>
-      </w:pPr>
-      <w:r>
-        <w:rPr>
-          <w:rFonts w:hint="eastAsia"/>
-        </w:rPr>
-      </w:r>
-    </w:p>
-    <w:p>
-      <w:pPr>
-        <w:pStyle w:val="Style17"/>
-        <w:ind w:right="960"/>
-        <w:jc w:val="both"/>
-        <w:rPr>
-          <w:rFonts w:hint="eastAsia"/>
-        </w:rPr>
-      </w:pPr>
-      <w:r>
-        <w:rPr>
-          <w:rFonts w:hint="eastAsia"/>
-        </w:rPr>
-        <w:t>２．　ブラウス（２枚）　　　　　　　　　　号（女性）　　　　　　枚</w:t>
-      </w:r>
-    </w:p>
-    <w:p>
-      <w:pPr>
-        <w:pStyle w:val="Style17"/>
-        <w:ind w:right="960"/>
-        <w:jc w:val="both"/>
-        <w:rPr>
-          <w:rFonts w:hint="eastAsia"/>
-        </w:rPr>
-      </w:pPr>
-      <w:r>
-        <w:rPr>
-          <w:rFonts w:hint="eastAsia"/>
-        </w:rPr>
-      </w:r>
-    </w:p>
-    <w:p>
-      <w:pPr>
-        <w:pStyle w:val="Style17"/>
-        <w:ind w:right="960"/>
-        <w:jc w:val="both"/>
-        <w:rPr>
-          <w:rFonts w:hint="eastAsia"/>
-        </w:rPr>
-      </w:pPr>
-      <w:r>
-        <w:rPr>
-          <w:rFonts w:hint="eastAsia"/>
-        </w:rPr>
-      </w:r>
-    </w:p>
-    <w:p>
-      <w:pPr>
-        <w:pStyle w:val="Style17"/>
-        <w:ind w:right="960"/>
-        <w:jc w:val="both"/>
-        <w:rPr>
-          <w:rFonts w:hint="eastAsia"/>
-        </w:rPr>
-      </w:pPr>
-      <w:r>
-        <w:rPr>
-          <w:rFonts w:hint="eastAsia"/>
-        </w:rPr>
-        <w:t>３．　ベスト（１枚）　　　　　　　　　　サイズ（男性）　　　　枚</w:t>
-      </w:r>
-    </w:p>
-    <w:p>
-      <w:pPr>
-        <w:pStyle w:val="Style17"/>
-        <w:ind w:right="960"/>
-        <w:jc w:val="both"/>
-        <w:rPr>
-          <w:rFonts w:hint="eastAsia"/>
-        </w:rPr>
-      </w:pPr>
-      <w:r>
-        <w:rPr>
-          <w:rFonts w:hint="eastAsia"/>
-        </w:rPr>
-      </w:r>
-    </w:p>
-    <w:p>
-      <w:pPr>
-        <w:pStyle w:val="Style17"/>
-        <w:ind w:right="960"/>
-        <w:jc w:val="both"/>
-        <w:rPr>
-          <w:rFonts w:hint="eastAsia"/>
-        </w:rPr>
-      </w:pPr>
-      <w:r>
-        <w:rPr>
-          <w:rFonts w:hint="eastAsia"/>
-        </w:rPr>
-      </w:r>
-    </w:p>
-    <w:p>
-      <w:pPr>
-        <w:pStyle w:val="Style17"/>
-        <w:ind w:right="960"/>
-        <w:jc w:val="both"/>
-        <w:rPr>
-          <w:rFonts w:hint="eastAsia"/>
-        </w:rPr>
-      </w:pPr>
-      <w:r>
-        <w:rPr>
-          <w:rFonts w:hint="eastAsia"/>
-        </w:rPr>
-        <w:t>　　　　　　　　　　　　　　　　　　　　号（女性）　　　　　　枚</w:t>
-      </w:r>
-    </w:p>
-    <w:p>
-      <w:pPr>
-        <w:pStyle w:val="Style17"/>
-        <w:ind w:right="960"/>
-        <w:jc w:val="both"/>
-        <w:rPr>
-          <w:rFonts w:hint="eastAsia"/>
-        </w:rPr>
-      </w:pPr>
-      <w:r>
-        <w:rPr>
-          <w:rFonts w:hint="eastAsia"/>
-        </w:rPr>
-      </w:r>
-    </w:p>
-    <w:p>
-      <w:pPr>
-        <w:pStyle w:val="Style17"/>
-        <w:ind w:right="960"/>
-        <w:jc w:val="both"/>
-        <w:rPr>
-          <w:rFonts w:hint="eastAsia"/>
-        </w:rPr>
-      </w:pPr>
-      <w:r>
-        <w:rPr>
-          <w:rFonts w:hint="eastAsia"/>
-        </w:rPr>
-      </w:r>
-    </w:p>
-    <w:p>
-      <w:pPr>
-        <w:pStyle w:val="Style17"/>
-        <w:ind w:right="960"/>
-        <w:jc w:val="both"/>
-        <w:rPr>
-          <w:rFonts w:hint="eastAsia"/>
-        </w:rPr>
-      </w:pPr>
-      <w:r>
-        <w:rPr>
-          <w:rFonts w:hint="eastAsia"/>
-        </w:rPr>
-      </w:r>
-    </w:p>
-    <w:p>
-      <w:pPr>
-        <w:pStyle w:val="Style17"/>
-        <w:rPr>
-          <w:rFonts w:hint="eastAsia"/>
-        </w:rPr>
-      </w:pPr>
-      <w:r>
-        <w:rPr>
-          <w:rFonts w:hint="eastAsia"/>
-        </w:rPr>
-        <w:t>　以上</w:t>
-      </w:r>
-    </w:p>
-    <w:p>
-      <w:r>
-        <w:br w:type="page"/>
-      </w:r>
-    </w:p>
-    <w:p>
-      <w:pPr>
-        <w:pStyle w:val="Normal"/>
-        <w:jc w:val="center"/>
-        <w:rPr>
-          <w:rFonts w:hint="eastAsia"/>
-          <w:b/>
-          <w:sz w:val="36"/>
-          <w:szCs w:val="36"/>
-        </w:rPr>
-      </w:pPr>
-      <w:r>
-        <w:rPr>
-          <w:rFonts w:hint="eastAsia"/>
-          <w:b/>
-          <w:sz w:val="36"/>
-          <w:szCs w:val="36"/>
-        </w:rPr>
-        <w:t>制　服　借　用　書（夏服衣替え時）</w:t>
-      </w:r>
-    </w:p>
-    <w:p>
-      <w:pPr>
-        <w:pStyle w:val="Normal"/>
-        <w:ind w:right="960"/>
-        <w:rPr>
-          <w:rFonts w:hint="eastAsia"/>
-          <w:b/>
-          <w:sz w:val="24"/>
-          <w:szCs w:val="36"/>
-        </w:rPr>
-      </w:pPr>
-      <w:r>
-        <w:rPr>
-          <w:rFonts w:hint="eastAsia"/>
-          <w:b/>
-          <w:sz w:val="24"/>
-          <w:szCs w:val="36"/>
-        </w:rPr>
-      </w:r>
-    </w:p>
-    <w:p>
-      <w:pPr>
-        <w:pStyle w:val="Normal"/>
-        <w:jc w:val="right"/>
-        <w:rPr>
-          <w:rFonts w:hint="eastAsia"/>
-          <w:sz w:val="24"/>
-        </w:rPr>
-      </w:pPr>
-      <w:r>
-        <w:rPr>
-          <w:rFonts w:hint="eastAsia"/>
-          <w:sz w:val="24"/>
-        </w:rPr>
-        <w:t>令和　　年　　月　　日</w:t>
-      </w:r>
-    </w:p>
-    <w:p>
-      <w:pPr>
-        <w:pStyle w:val="Normal"/>
-        <w:rPr>
-          <w:rFonts w:hint="eastAsia"/>
-          <w:sz w:val="24"/>
-        </w:rPr>
-      </w:pPr>
-      <w:r>
-        <w:rPr>
-          <w:rFonts w:hint="eastAsia"/>
-          <w:sz w:val="24"/>
-        </w:rPr>
-      </w:r>
-    </w:p>
-    <w:p>
-      <w:pPr>
-        <w:pStyle w:val="Normal"/>
-        <w:rPr>
-          <w:rFonts w:hint="eastAsia"/>
-          <w:sz w:val="24"/>
-        </w:rPr>
-      </w:pPr>
-      <w:r>
-        <w:rPr>
-          <w:rFonts w:hint="eastAsia"/>
-          <w:sz w:val="24"/>
-        </w:rPr>
-        <w:t>大日産業株式会社</w:t>
-      </w:r>
-    </w:p>
-    <w:p>
-      <w:pPr>
-        <w:pStyle w:val="Normal"/>
-        <w:rPr>
-          <w:rFonts w:hint="eastAsia"/>
-          <w:sz w:val="24"/>
-          <w:lang w:eastAsia="zh-TW"/>
-        </w:rPr>
-      </w:pPr>
-      <w:r>
-        <w:rPr>
-          <w:rFonts w:hint="eastAsia"/>
-          <w:sz w:val="24"/>
-          <w:lang w:eastAsia="zh-TW"/>
-        </w:rPr>
-        <w:t>代表取締役　林　</w:t>
-      </w:r>
-      <w:r>
-        <w:rPr>
-          <w:rFonts w:hint="eastAsia"/>
-          <w:sz w:val="24"/>
-        </w:rPr>
-        <w:t>幹根様</w:t>
-      </w:r>
-    </w:p>
-    <w:p>
-      <w:pPr>
-        <w:pStyle w:val="Normal"/>
-        <w:jc w:val="right"/>
-        <w:rPr>
-          <w:rFonts w:hint="eastAsia"/>
-          <w:sz w:val="24"/>
-          <w:lang w:eastAsia="zh-TW"/>
-        </w:rPr>
-      </w:pPr>
-      <w:r>
-        <w:rPr>
-          <w:rFonts w:hint="eastAsia"/>
-          <w:sz w:val="24"/>
-          <w:lang w:eastAsia="zh-TW"/>
-        </w:rPr>
-      </w:r>
-    </w:p>
-    <w:p>
-      <w:pPr>
-        <w:pStyle w:val="Normal"/>
-        <w:jc w:val="right"/>
-        <w:rPr>
-          <w:rFonts w:hint="eastAsia"/>
-          <w:sz w:val="24"/>
-          <w:lang w:eastAsia="zh-TW"/>
-        </w:rPr>
-      </w:pPr>
-      <w:r>
-        <w:rPr>
-          <w:rFonts w:hint="eastAsia"/>
-          <w:sz w:val="24"/>
-          <w:lang w:eastAsia="zh-TW"/>
-        </w:rPr>
-      </w:r>
-    </w:p>
-    <w:p>
-      <w:pPr>
-        <w:pStyle w:val="Normal"/>
-        <w:jc w:val="right"/>
-        <w:rPr>
-          <w:rFonts w:hint="eastAsia"/>
-          <w:sz w:val="24"/>
-        </w:rPr>
-      </w:pPr>
-      <w:r>
-        <w:rPr>
-          <w:rFonts w:hint="eastAsia"/>
-          <w:sz w:val="24"/>
-        </w:rPr>
-        <w:t>店舗　　　　　　　　　　　</w:t>
-      </w:r>
-    </w:p>
-    <w:p>
-      <w:pPr>
-        <w:pStyle w:val="Normal"/>
-        <w:jc w:val="right"/>
-        <w:rPr>
-          <w:rFonts w:hint="eastAsia"/>
-          <w:sz w:val="24"/>
-        </w:rPr>
-      </w:pPr>
-      <w:r>
-        <w:rPr>
-          <w:rFonts w:hint="eastAsia"/>
-          <w:sz w:val="24"/>
-        </w:rPr>
-        <w:t>氏名　　　　　　　　　　　</w:t>
-      </w:r>
-    </w:p>
-    <w:p>
-      <w:pPr>
-        <w:pStyle w:val="Normal"/>
-        <w:jc w:val="right"/>
-        <w:rPr>
-          <w:rFonts w:hint="eastAsia"/>
-          <w:sz w:val="24"/>
-        </w:rPr>
-      </w:pPr>
-      <w:r>
-        <w:rPr>
-          <w:rFonts w:hint="eastAsia"/>
-          <w:sz w:val="24"/>
-        </w:rPr>
-      </w:r>
-    </w:p>
-    <w:p>
-      <w:pPr>
-        <w:pStyle w:val="Normal"/>
-        <w:ind w:right="960"/>
-        <w:rPr>
-          <w:rFonts w:hint="eastAsia"/>
-          <w:sz w:val="24"/>
-        </w:rPr>
-      </w:pPr>
-      <w:r>
-        <w:rPr>
-          <w:rFonts w:hint="eastAsia"/>
-          <w:sz w:val="24"/>
-        </w:rPr>
-      </w:r>
-    </w:p>
-    <w:p>
-      <w:pPr>
-        <w:pStyle w:val="Normal"/>
-        <w:rPr>
-          <w:rFonts w:hint="eastAsia"/>
-          <w:sz w:val="24"/>
-        </w:rPr>
-      </w:pPr>
-      <w:r>
-        <w:rPr>
-          <w:rFonts w:hint="eastAsia"/>
-          <w:sz w:val="24"/>
-        </w:rPr>
-      </w:r>
-    </w:p>
-    <w:p>
-      <w:pPr>
-        <w:pStyle w:val="Normal"/>
-        <w:rPr>
-          <w:rFonts w:hint="eastAsia"/>
-          <w:sz w:val="24"/>
-        </w:rPr>
-      </w:pPr>
-      <w:r>
-        <w:rPr>
-          <w:rFonts w:hint="eastAsia"/>
-          <w:sz w:val="24"/>
-        </w:rPr>
-        <w:t>　この度私は、下記の制服を借用するにあたり、制服貸与規定を遵守し、これに違反した場合は、規定の定めによって、如何なる処分を受けても異議を申したてません。</w:t>
-      </w:r>
-    </w:p>
-    <w:p>
-      <w:pPr>
-        <w:pStyle w:val="Normal"/>
-        <w:rPr>
-          <w:rFonts w:hint="eastAsia"/>
-          <w:sz w:val="24"/>
-        </w:rPr>
-      </w:pPr>
-      <w:r>
-        <w:rPr>
-          <w:rFonts w:hint="eastAsia"/>
-          <w:sz w:val="24"/>
-        </w:rPr>
-      </w:r>
-    </w:p>
-    <w:p>
-      <w:pPr>
-        <w:pStyle w:val="Normal"/>
-        <w:jc w:val="center"/>
-        <w:rPr>
-          <w:rFonts w:hint="eastAsia"/>
-          <w:sz w:val="24"/>
-        </w:rPr>
-      </w:pPr>
-      <w:r>
-        <w:rPr>
-          <w:rFonts w:hint="eastAsia"/>
-          <w:sz w:val="24"/>
-        </w:rPr>
-        <w:t>記</w:t>
-      </w:r>
-    </w:p>
-    <w:p>
-      <w:pPr>
-        <w:pStyle w:val="Normal"/>
-        <w:rPr>
-          <w:rFonts w:hint="eastAsia"/>
-          <w:sz w:val="24"/>
-        </w:rPr>
-      </w:pPr>
-      <w:r>
-        <w:rPr>
-          <w:rFonts w:hint="eastAsia"/>
-          <w:sz w:val="24"/>
-        </w:rPr>
-      </w:r>
-    </w:p>
-    <w:p>
-      <w:pPr>
-        <w:pStyle w:val="Normal"/>
-        <w:spacing w:lineRule="auto" w:line="720"/>
-        <w:ind w:left="420" w:right="0"/>
-        <w:jc w:val="left"/>
-        <w:rPr>
-          <w:rFonts w:hint="eastAsia"/>
-          <w:sz w:val="24"/>
-        </w:rPr>
-      </w:pPr>
-      <w:r>
-        <w:rPr>
-          <w:rFonts w:hint="eastAsia"/>
-          <w:sz w:val="24"/>
-        </w:rPr>
-        <w:t>１．半袖シャツ（男女・２枚）　　　　　　　　サイズ　　　　　　　枚</w:t>
-      </w:r>
-    </w:p>
-    <w:p>
-      <w:pPr>
-        <w:pStyle w:val="Normal"/>
-        <w:spacing w:lineRule="auto" w:line="720"/>
-        <w:ind w:left="420" w:right="0"/>
-        <w:jc w:val="left"/>
-        <w:rPr>
-          <w:sz w:val="24"/>
-        </w:rPr>
-      </w:pPr>
-      <w:r>
-        <w:rPr>
-          <w:rFonts w:hint="eastAsia"/>
-          <w:sz w:val="24"/>
-        </w:rPr>
-        <w:t>２．ネクタイ（男性・１本）　　　　　　　　　　　　　　　　　　　本</w:t>
-      </w:r>
-    </w:p>
-    <w:p>
-      <w:pPr>
-        <w:pStyle w:val="Style17"/>
-        <w:rPr>
-          <w:rFonts w:hint="eastAsia"/>
-          <w:sz w:val="24"/>
-        </w:rPr>
-      </w:pPr>
-      <w:r>
-        <w:rPr>
-          <w:rFonts w:hint="eastAsia"/>
-          <w:sz w:val="24"/>
-        </w:rPr>
-      </w:r>
-    </w:p>
-    <w:p>
-      <w:pPr>
-        <w:pStyle w:val="Style17"/>
-        <w:rPr>
-          <w:rFonts w:hint="eastAsia"/>
-        </w:rPr>
-      </w:pPr>
-      <w:r>
-        <w:rPr>
-          <w:rFonts w:hint="eastAsia"/>
-        </w:rPr>
-      </w:r>
-    </w:p>
-    <w:p>
-      <w:pPr>
-        <w:pStyle w:val="Style17"/>
-        <w:rPr>
-          <w:rFonts w:hint="eastAsia"/>
-        </w:rPr>
-      </w:pPr>
-      <w:r>
-        <w:rPr>
-          <w:rFonts w:hint="eastAsia"/>
-        </w:rPr>
-        <w:t>以上</w:t>
-      </w:r>
-    </w:p>
-    <w:p>
-      <w:r>
-        <w:br w:type="page"/>
-      </w:r>
-    </w:p>
-    <w:p>
-      <w:pPr>
-        <w:pStyle w:val="Normal"/>
-        <w:jc w:val="center"/>
-        <w:rPr>
-          <w:rFonts w:hint="eastAsia"/>
-          <w:b/>
-          <w:sz w:val="36"/>
-          <w:szCs w:val="36"/>
-        </w:rPr>
-      </w:pPr>
-      <w:r>
-        <w:rPr>
-          <w:rFonts w:hint="eastAsia"/>
-          <w:b/>
-          <w:sz w:val="36"/>
-          <w:szCs w:val="36"/>
-        </w:rPr>
-        <w:t>制　服　借　用　書（入社時）</w:t>
-      </w:r>
-    </w:p>
-    <w:p>
-      <w:pPr>
-        <w:pStyle w:val="Normal"/>
-        <w:ind w:right="960"/>
-        <w:rPr>
-          <w:rFonts w:hint="eastAsia"/>
-          <w:b/>
-          <w:sz w:val="24"/>
-          <w:szCs w:val="36"/>
-        </w:rPr>
-      </w:pPr>
-      <w:r>
-        <w:rPr>
-          <w:rFonts w:hint="eastAsia"/>
-          <w:b/>
-          <w:sz w:val="24"/>
-          <w:szCs w:val="36"/>
-        </w:rPr>
-      </w:r>
-    </w:p>
-    <w:p>
-      <w:pPr>
-        <w:pStyle w:val="Normal"/>
-        <w:jc w:val="right"/>
-        <w:rPr/>
-      </w:pPr>
-      <w:r>
-        <w:rPr>
-          <w:rFonts w:hint="eastAsia"/>
-          <w:sz w:val="24"/>
-        </w:rPr>
-        <w:t>令和　　年　　月　　日</w:t>
-      </w:r>
-    </w:p>
-    <w:p>
-      <w:pPr>
-        <w:pStyle w:val="Normal"/>
-        <w:jc w:val="right"/>
-        <w:rPr>
-          <w:rFonts w:hint="eastAsia"/>
-          <w:sz w:val="24"/>
-        </w:rPr>
-      </w:pPr>
-      <w:r>
-        <w:rPr>
-          <w:rFonts w:hint="eastAsia"/>
-          <w:sz w:val="24"/>
-        </w:rPr>
-      </w:r>
-    </w:p>
-    <w:p>
-      <w:pPr>
-        <w:pStyle w:val="Normal"/>
-        <w:rPr>
-          <w:rFonts w:hint="eastAsia"/>
-          <w:sz w:val="24"/>
-        </w:rPr>
-      </w:pPr>
-      <w:r>
-        <w:rPr>
-          <w:rFonts w:hint="eastAsia"/>
-          <w:sz w:val="24"/>
-        </w:rPr>
-        <w:t>大日産業株式会社</w:t>
-      </w:r>
-    </w:p>
-    <w:p>
-      <w:pPr>
-        <w:pStyle w:val="Normal"/>
-        <w:rPr>
-          <w:rFonts w:hint="eastAsia"/>
-          <w:sz w:val="24"/>
-          <w:lang w:eastAsia="zh-TW"/>
-        </w:rPr>
-      </w:pPr>
-      <w:r>
-        <w:rPr>
-          <w:rFonts w:hint="eastAsia"/>
-          <w:sz w:val="24"/>
-          <w:lang w:eastAsia="zh-TW"/>
-        </w:rPr>
-        <w:t>代表取締役　林　</w:t>
-      </w:r>
-      <w:r>
-        <w:rPr>
-          <w:rFonts w:hint="eastAsia"/>
-          <w:sz w:val="24"/>
-        </w:rPr>
-        <w:t>幹根様</w:t>
-      </w:r>
-    </w:p>
-    <w:p>
-      <w:pPr>
-        <w:pStyle w:val="Normal"/>
-        <w:ind w:right="960"/>
-        <w:rPr>
-          <w:rFonts w:hint="eastAsia"/>
-          <w:sz w:val="24"/>
-          <w:lang w:eastAsia="zh-TW"/>
-        </w:rPr>
-      </w:pPr>
-      <w:r>
-        <w:rPr>
-          <w:rFonts w:hint="eastAsia"/>
-          <w:sz w:val="24"/>
-          <w:lang w:eastAsia="zh-TW"/>
-        </w:rPr>
-      </w:r>
-    </w:p>
-    <w:p>
-      <w:pPr>
-        <w:pStyle w:val="Normal"/>
-        <w:jc w:val="right"/>
-        <w:rPr>
-          <w:rFonts w:hint="eastAsia"/>
-          <w:sz w:val="24"/>
-        </w:rPr>
-      </w:pPr>
-      <w:r>
-        <w:rPr>
-          <w:rFonts w:hint="eastAsia"/>
-          <w:sz w:val="24"/>
-        </w:rPr>
-        <w:t>店舗　　　　　　　　　　　</w:t>
-      </w:r>
-    </w:p>
-    <w:p>
-      <w:pPr>
-        <w:pStyle w:val="Normal"/>
-        <w:jc w:val="right"/>
-        <w:rPr>
-          <w:rFonts w:hint="eastAsia"/>
-          <w:sz w:val="24"/>
-        </w:rPr>
-      </w:pPr>
-      <w:r>
-        <w:rPr>
-          <w:rFonts w:hint="eastAsia"/>
-          <w:sz w:val="24"/>
-        </w:rPr>
-        <w:t>氏名　　　　　　　　　　　</w:t>
-      </w:r>
-    </w:p>
-    <w:p>
-      <w:pPr>
-        <w:pStyle w:val="Normal"/>
-        <w:rPr>
-          <w:rFonts w:hint="eastAsia"/>
-          <w:sz w:val="24"/>
-        </w:rPr>
-      </w:pPr>
-      <w:r>
-        <w:rPr>
-          <w:rFonts w:hint="eastAsia"/>
-          <w:sz w:val="24"/>
-        </w:rPr>
-      </w:r>
-    </w:p>
-    <w:p>
-      <w:pPr>
-        <w:pStyle w:val="Normal"/>
-        <w:rPr>
-          <w:rFonts w:hint="eastAsia"/>
-          <w:sz w:val="24"/>
-        </w:rPr>
-      </w:pPr>
-      <w:r>
-        <w:rPr>
-          <w:rFonts w:hint="eastAsia"/>
-          <w:sz w:val="24"/>
-        </w:rPr>
-        <w:t>　この度私は、下記の制服を借用するにあたり、制服貸与規定を遵守し、これに違反した場合は、規定の定めによって、如何なる処分を受けても異議を申したてません。</w:t>
-      </w:r>
-    </w:p>
-    <w:p>
-      <w:pPr>
-        <w:pStyle w:val="Normal"/>
-        <w:jc w:val="center"/>
-        <w:rPr>
-          <w:rFonts w:hint="eastAsia"/>
-          <w:sz w:val="24"/>
-        </w:rPr>
-      </w:pPr>
-      <w:r>
-        <w:rPr>
-          <w:rFonts w:hint="eastAsia"/>
-          <w:sz w:val="24"/>
-        </w:rPr>
-        <w:t>記</w:t>
-      </w:r>
-    </w:p>
-    <w:p>
-      <w:pPr>
-        <w:pStyle w:val="Normal"/>
-        <w:rPr>
-          <w:rFonts w:hint="eastAsia"/>
-          <w:sz w:val="22"/>
-          <w:szCs w:val="22"/>
-        </w:rPr>
-      </w:pPr>
-      <w:r>
-        <w:rPr>
-          <w:rFonts w:hint="eastAsia"/>
-          <w:sz w:val="22"/>
-          <w:szCs w:val="22"/>
-        </w:rPr>
-      </w:r>
-    </w:p>
-    <w:p>
-      <w:pPr>
-        <w:pStyle w:val="Normal"/>
-        <w:rPr>
-          <w:rFonts w:hint="eastAsia"/>
-          <w:sz w:val="22"/>
-          <w:szCs w:val="22"/>
-        </w:rPr>
-      </w:pPr>
-      <w:r>
-        <w:rPr>
-          <w:rFonts w:hint="eastAsia"/>
-          <w:sz w:val="22"/>
-          <w:szCs w:val="22"/>
-        </w:rPr>
-      </w:r>
-    </w:p>
-    <w:p>
-      <w:pPr>
-        <w:pStyle w:val="Normal"/>
-        <w:rPr>
-          <w:rFonts w:hint="eastAsia"/>
-          <w:sz w:val="24"/>
-        </w:rPr>
-      </w:pPr>
-      <w:r>
-        <w:rPr>
-          <w:rFonts w:hint="eastAsia"/>
-          <w:sz w:val="24"/>
-        </w:rPr>
-        <w:t>１．シャツ（冬用・２枚）　　　　　　　　　　　　サイズ（男性）　　　　枚</w:t>
-      </w:r>
-    </w:p>
-    <w:p>
-      <w:pPr>
-        <w:pStyle w:val="Normal"/>
-        <w:rPr>
-          <w:rFonts w:hint="eastAsia"/>
-          <w:sz w:val="24"/>
-        </w:rPr>
-      </w:pPr>
-      <w:r>
-        <w:rPr>
-          <w:rFonts w:hint="eastAsia"/>
-          <w:sz w:val="24"/>
-        </w:rPr>
-      </w:r>
-    </w:p>
-    <w:p>
-      <w:pPr>
-        <w:pStyle w:val="Normal"/>
-        <w:rPr>
-          <w:rFonts w:hint="eastAsia"/>
-          <w:sz w:val="24"/>
-        </w:rPr>
-      </w:pPr>
-      <w:r>
-        <w:rPr>
-          <w:rFonts w:hint="eastAsia"/>
-          <w:sz w:val="24"/>
-        </w:rPr>
-        <w:t>２．ブラウス（冬用・２枚）　　　　　　　　　　　号（女性）　　　　　　枚</w:t>
-      </w:r>
-    </w:p>
-    <w:p>
-      <w:pPr>
-        <w:pStyle w:val="Normal"/>
-        <w:rPr>
-          <w:rFonts w:hint="eastAsia"/>
-          <w:sz w:val="24"/>
-        </w:rPr>
-      </w:pPr>
-      <w:r>
-        <w:rPr>
-          <w:rFonts w:hint="eastAsia"/>
-          <w:sz w:val="24"/>
-        </w:rPr>
-      </w:r>
-    </w:p>
-    <w:p>
-      <w:pPr>
-        <w:pStyle w:val="Normal"/>
-        <w:rPr>
-          <w:rFonts w:hint="eastAsia"/>
-          <w:sz w:val="24"/>
-        </w:rPr>
-      </w:pPr>
-      <w:r>
-        <w:rPr>
-          <w:rFonts w:hint="eastAsia"/>
-          <w:sz w:val="24"/>
-        </w:rPr>
-        <w:t>３．ベスト（冬用・１枚）　　　　　　　　　　　　サイズ（男性）　　　　枚</w:t>
-      </w:r>
-    </w:p>
-    <w:p>
-      <w:pPr>
-        <w:pStyle w:val="Normal"/>
-        <w:rPr>
-          <w:rFonts w:hint="eastAsia"/>
-          <w:sz w:val="24"/>
-        </w:rPr>
-      </w:pPr>
-      <w:r>
-        <w:rPr>
-          <w:rFonts w:hint="eastAsia"/>
-          <w:sz w:val="24"/>
-        </w:rPr>
-      </w:r>
-    </w:p>
-    <w:p>
-      <w:pPr>
-        <w:pStyle w:val="Normal"/>
-        <w:rPr>
-          <w:rFonts w:hint="eastAsia"/>
-          <w:sz w:val="24"/>
-        </w:rPr>
-      </w:pPr>
-      <w:r>
-        <w:rPr>
-          <w:rFonts w:hint="eastAsia"/>
-          <w:sz w:val="24"/>
-        </w:rPr>
-        <w:t>　　　　　　　　　　　　　　　　　　　　　　　 号（女性）　　　　　　枚</w:t>
-      </w:r>
-    </w:p>
-    <w:p>
-      <w:pPr>
-        <w:pStyle w:val="Normal"/>
-        <w:rPr>
-          <w:rFonts w:hint="eastAsia"/>
-          <w:sz w:val="24"/>
-        </w:rPr>
-      </w:pPr>
-      <w:r>
-        <w:rPr>
-          <w:rFonts w:hint="eastAsia"/>
-          <w:sz w:val="24"/>
-        </w:rPr>
-        <w:t>　</w:t>
-      </w:r>
-    </w:p>
-    <w:p>
-      <w:pPr>
-        <w:pStyle w:val="Normal"/>
-        <w:rPr>
-          <w:rFonts w:hint="eastAsia"/>
-          <w:sz w:val="24"/>
-        </w:rPr>
-      </w:pPr>
-      <w:r>
-        <w:rPr>
-          <w:rFonts w:hint="eastAsia"/>
-          <w:sz w:val="24"/>
-        </w:rPr>
-        <w:t>４．キュロット（女性・ｵｰﾙｼｰｽﾞﾝ・１枚）　　　　　 サイズ　　　　　　　　枚</w:t>
-      </w:r>
-    </w:p>
-    <w:p>
-      <w:pPr>
-        <w:pStyle w:val="Normal"/>
-        <w:rPr>
-          <w:rFonts w:hint="eastAsia"/>
-          <w:sz w:val="24"/>
-        </w:rPr>
-      </w:pPr>
-      <w:r>
-        <w:rPr>
-          <w:rFonts w:hint="eastAsia"/>
-          <w:sz w:val="24"/>
-        </w:rPr>
-      </w:r>
-    </w:p>
-    <w:p>
-      <w:pPr>
-        <w:pStyle w:val="Normal"/>
-        <w:rPr>
-          <w:rFonts w:hint="eastAsia"/>
-          <w:sz w:val="24"/>
-        </w:rPr>
-      </w:pPr>
-      <w:r>
-        <w:rPr>
-          <w:rFonts w:hint="eastAsia"/>
-          <w:sz w:val="24"/>
-        </w:rPr>
-        <w:t>５．スカーフ（女性・ｵｰﾙｼｰｽﾞﾝ・２枚）　　　　　　　　　　　　　　　　　枚</w:t>
-      </w:r>
-    </w:p>
-    <w:p>
-      <w:pPr>
-        <w:pStyle w:val="Normal"/>
-        <w:rPr>
-          <w:rFonts w:hint="eastAsia"/>
-          <w:sz w:val="24"/>
-        </w:rPr>
-      </w:pPr>
-      <w:r>
-        <w:rPr>
-          <w:rFonts w:hint="eastAsia"/>
-          <w:sz w:val="24"/>
-        </w:rPr>
-        <w:t>　</w:t>
-      </w:r>
-    </w:p>
-    <w:p>
-      <w:pPr>
-        <w:pStyle w:val="Normal"/>
-        <w:rPr>
-          <w:rFonts w:hint="eastAsia"/>
-          <w:sz w:val="24"/>
-        </w:rPr>
-      </w:pPr>
-      <w:r>
-        <w:rPr>
-          <w:rFonts w:hint="eastAsia"/>
-          <w:sz w:val="24"/>
-        </w:rPr>
-        <w:t>６．ネクタイ（男性・夏のみ・１本）　　　　　　　　　　　　　　　　　　本</w:t>
-      </w:r>
-    </w:p>
-    <w:p>
-      <w:pPr>
-        <w:pStyle w:val="Normal"/>
-        <w:rPr>
-          <w:rFonts w:hint="eastAsia"/>
-          <w:sz w:val="24"/>
-        </w:rPr>
-      </w:pPr>
-      <w:r>
-        <w:rPr>
-          <w:rFonts w:hint="eastAsia"/>
-          <w:sz w:val="24"/>
-        </w:rPr>
-      </w:r>
-    </w:p>
-    <w:p>
-      <w:pPr>
-        <w:pStyle w:val="Normal"/>
-        <w:rPr>
-          <w:rFonts w:hint="eastAsia"/>
-          <w:sz w:val="24"/>
-        </w:rPr>
-      </w:pPr>
-      <w:bookmarkStart w:id="3" w:name="_Hlk175214830"/>
-      <w:r>
-        <w:rPr>
-          <w:rFonts w:hint="eastAsia"/>
-          <w:sz w:val="24"/>
-        </w:rPr>
-        <w:t>７．半袖シャツ（男女・夏用・２枚）　　　　　　　 サイズ　　　　　　　　枚</w:t>
-      </w:r>
-    </w:p>
-    <w:p>
-      <w:pPr>
-        <w:pStyle w:val="Normal"/>
-        <w:rPr>
-          <w:rFonts w:hint="eastAsia"/>
-          <w:sz w:val="22"/>
-          <w:szCs w:val="22"/>
-        </w:rPr>
-      </w:pPr>
-      <w:r>
-        <w:rPr>
-          <w:rFonts w:hint="eastAsia"/>
-          <w:sz w:val="22"/>
-          <w:szCs w:val="22"/>
-        </w:rPr>
-      </w:r>
-      <w:bookmarkEnd w:id="3"/>
-    </w:p>
-    <w:p>
-      <w:pPr>
-        <w:pStyle w:val="Normal"/>
-        <w:rPr/>
-      </w:pPr>
-      <w:r>
-        <w:rPr>
-          <w:rFonts w:hint="eastAsia"/>
-          <w:sz w:val="24"/>
-        </w:rPr>
-        <w:t>８．半袖ブラウス（女性・夏用・２枚）　　　　　　　 サイズ　　　　　　　　枚</w:t>
-      </w:r>
-    </w:p>
-    <w:p>
-      <w:pPr>
-        <w:pStyle w:val="Normal"/>
-        <w:rPr>
-          <w:rFonts w:hint="eastAsia"/>
-          <w:sz w:val="22"/>
-          <w:szCs w:val="22"/>
-        </w:rPr>
-      </w:pPr>
-      <w:r>
-        <w:rPr>
-          <w:rFonts w:hint="eastAsia"/>
-          <w:sz w:val="22"/>
-          <w:szCs w:val="22"/>
-        </w:rPr>
-      </w:r>
-    </w:p>
-    <w:p>
-      <w:pPr>
-        <w:pStyle w:val="Normal"/>
-        <w:spacing w:lineRule="auto" w:line="720"/>
-        <w:ind w:firstLineChars="3300" w:leftChars="0" w:left="0" w:rightChars="0" w:right="0"/>
-        <w:jc w:val="left"/>
-        <w:rPr>
-          <w:rFonts w:hint="eastAsia"/>
-          <w:sz w:val="24"/>
-        </w:rPr>
-      </w:pPr>
-      <w:r>
-        <w:rPr>
-          <w:rFonts w:hint="eastAsia"/>
-          <w:sz w:val="24"/>
-        </w:rPr>
-        <w:t>以上</w:t>
-      </w:r>
-    </w:p>
     <w:sectPr>
       <w:type w:val="nextPage"/>
       <w:pgSz w:w="11906" w:h="16838"/>
@@ -6731,7 +5270,7 @@
     </w:lvl>
   </w:abstractNum>
   <w:abstractNum w:abstractNumId="6">
-    <w:nsid w:val="04F5CC40"/>
+    <w:nsid w:val="05B6327D"/>
     <w:multiLevelType w:val="singleLevel"/>
     <w:tmpl w:val="5C99B540"/>
     <w:lvl w:ilvl="0" w:tentative="1">

--- a/forms/nyusha/dainichi_pa/00_入社書類一括.docx
+++ b/forms/nyusha/dainichi_pa/00_入社書類一括.docx
@@ -4614,6 +4614,1467 @@
         <w:t>印</w:t>
       </w:r>
     </w:p>
+    <w:p>
+      <w:r>
+        <w:br w:type="page"/>
+      </w:r>
+    </w:p>
+    <w:p>
+      <w:pPr>
+        <w:pStyle w:val="Normal"/>
+        <w:jc w:val="center"/>
+        <w:rPr>
+          <w:rFonts w:hint="eastAsia"/>
+          <w:b/>
+          <w:sz w:val="36"/>
+          <w:szCs w:val="36"/>
+        </w:rPr>
+      </w:pPr>
+      <w:r>
+        <w:rPr>
+          <w:rFonts w:hint="eastAsia"/>
+          <w:b/>
+          <w:sz w:val="36"/>
+          <w:szCs w:val="36"/>
+        </w:rPr>
+        <w:t>制　服　借　用　書（冬服衣替え時）</w:t>
+      </w:r>
+    </w:p>
+    <w:p>
+      <w:pPr>
+        <w:pStyle w:val="Normal"/>
+        <w:ind w:right="960"/>
+        <w:rPr>
+          <w:rFonts w:hint="eastAsia"/>
+          <w:b/>
+          <w:sz w:val="24"/>
+          <w:szCs w:val="36"/>
+        </w:rPr>
+      </w:pPr>
+      <w:r>
+        <w:rPr>
+          <w:rFonts w:hint="eastAsia"/>
+          <w:b/>
+          <w:sz w:val="24"/>
+          <w:szCs w:val="36"/>
+        </w:rPr>
+      </w:r>
+    </w:p>
+    <w:p>
+      <w:pPr>
+        <w:pStyle w:val="Normal"/>
+        <w:jc w:val="right"/>
+        <w:rPr>
+          <w:rFonts w:hint="eastAsia"/>
+          <w:sz w:val="24"/>
+        </w:rPr>
+      </w:pPr>
+      <w:r>
+        <w:rPr>
+          <w:rFonts w:hint="eastAsia"/>
+          <w:sz w:val="24"/>
+        </w:rPr>
+        <w:t>令和　　年　　月　　日</w:t>
+      </w:r>
+    </w:p>
+    <w:p>
+      <w:pPr>
+        <w:pStyle w:val="Normal"/>
+        <w:rPr>
+          <w:rFonts w:hint="eastAsia"/>
+          <w:sz w:val="24"/>
+        </w:rPr>
+      </w:pPr>
+      <w:r>
+        <w:rPr>
+          <w:rFonts w:hint="eastAsia"/>
+          <w:sz w:val="24"/>
+        </w:rPr>
+      </w:r>
+    </w:p>
+    <w:p>
+      <w:pPr>
+        <w:pStyle w:val="Normal"/>
+        <w:rPr>
+          <w:rFonts w:hint="eastAsia"/>
+          <w:sz w:val="24"/>
+        </w:rPr>
+      </w:pPr>
+      <w:r>
+        <w:rPr>
+          <w:rFonts w:hint="eastAsia"/>
+          <w:sz w:val="24"/>
+        </w:rPr>
+        <w:t>大日産業株式会社</w:t>
+      </w:r>
+    </w:p>
+    <w:p>
+      <w:pPr>
+        <w:pStyle w:val="Normal"/>
+        <w:rPr>
+          <w:rFonts w:hint="eastAsia"/>
+          <w:sz w:val="24"/>
+          <w:lang w:eastAsia="zh-TW"/>
+        </w:rPr>
+      </w:pPr>
+      <w:r>
+        <w:rPr>
+          <w:rFonts w:hint="eastAsia"/>
+          <w:sz w:val="24"/>
+          <w:lang w:eastAsia="zh-TW"/>
+        </w:rPr>
+        <w:t>代表取締役　林　</w:t>
+      </w:r>
+      <w:r>
+        <w:rPr>
+          <w:rFonts w:hint="eastAsia"/>
+          <w:sz w:val="24"/>
+        </w:rPr>
+        <w:t>幹根様</w:t>
+      </w:r>
+    </w:p>
+    <w:p>
+      <w:pPr>
+        <w:pStyle w:val="Normal"/>
+        <w:jc w:val="right"/>
+        <w:rPr>
+          <w:rFonts w:hint="eastAsia"/>
+          <w:sz w:val="24"/>
+          <w:lang w:eastAsia="zh-TW"/>
+        </w:rPr>
+      </w:pPr>
+      <w:r>
+        <w:rPr>
+          <w:rFonts w:hint="eastAsia"/>
+          <w:sz w:val="24"/>
+          <w:lang w:eastAsia="zh-TW"/>
+        </w:rPr>
+      </w:r>
+    </w:p>
+    <w:p>
+      <w:pPr>
+        <w:pStyle w:val="Normal"/>
+        <w:jc w:val="right"/>
+        <w:rPr>
+          <w:rFonts w:hint="eastAsia"/>
+          <w:sz w:val="24"/>
+          <w:lang w:eastAsia="zh-TW"/>
+        </w:rPr>
+      </w:pPr>
+      <w:r>
+        <w:rPr>
+          <w:rFonts w:hint="eastAsia"/>
+          <w:sz w:val="24"/>
+          <w:lang w:eastAsia="zh-TW"/>
+        </w:rPr>
+      </w:r>
+    </w:p>
+    <w:p>
+      <w:pPr>
+        <w:pStyle w:val="Normal"/>
+        <w:jc w:val="right"/>
+        <w:rPr>
+          <w:rFonts w:hint="eastAsia"/>
+          <w:sz w:val="24"/>
+        </w:rPr>
+      </w:pPr>
+      <w:r>
+        <w:rPr>
+          <w:rFonts w:hint="eastAsia"/>
+          <w:sz w:val="24"/>
+        </w:rPr>
+        <w:t>店舗　　　　　　　　　　　</w:t>
+      </w:r>
+    </w:p>
+    <w:p>
+      <w:pPr>
+        <w:pStyle w:val="Normal"/>
+        <w:jc w:val="right"/>
+        <w:rPr>
+          <w:rFonts w:hint="eastAsia"/>
+          <w:sz w:val="24"/>
+        </w:rPr>
+      </w:pPr>
+      <w:r>
+        <w:rPr>
+          <w:rFonts w:hint="eastAsia"/>
+          <w:sz w:val="24"/>
+        </w:rPr>
+        <w:t>氏名　　　　　　　　　　　</w:t>
+      </w:r>
+    </w:p>
+    <w:p>
+      <w:pPr>
+        <w:pStyle w:val="Normal"/>
+        <w:jc w:val="right"/>
+        <w:rPr>
+          <w:rFonts w:hint="eastAsia"/>
+          <w:sz w:val="24"/>
+        </w:rPr>
+      </w:pPr>
+      <w:r>
+        <w:rPr>
+          <w:rFonts w:hint="eastAsia"/>
+          <w:sz w:val="24"/>
+        </w:rPr>
+      </w:r>
+    </w:p>
+    <w:p>
+      <w:pPr>
+        <w:pStyle w:val="Normal"/>
+        <w:ind w:right="960"/>
+        <w:rPr>
+          <w:rFonts w:hint="eastAsia"/>
+          <w:sz w:val="24"/>
+        </w:rPr>
+      </w:pPr>
+      <w:r>
+        <w:rPr>
+          <w:rFonts w:hint="eastAsia"/>
+          <w:sz w:val="24"/>
+        </w:rPr>
+      </w:r>
+    </w:p>
+    <w:p>
+      <w:pPr>
+        <w:pStyle w:val="Normal"/>
+        <w:rPr>
+          <w:rFonts w:hint="eastAsia"/>
+          <w:sz w:val="24"/>
+        </w:rPr>
+      </w:pPr>
+      <w:r>
+        <w:rPr>
+          <w:rFonts w:hint="eastAsia"/>
+          <w:sz w:val="24"/>
+        </w:rPr>
+      </w:r>
+    </w:p>
+    <w:p>
+      <w:pPr>
+        <w:pStyle w:val="Normal"/>
+        <w:rPr>
+          <w:rFonts w:hint="eastAsia"/>
+          <w:sz w:val="24"/>
+        </w:rPr>
+      </w:pPr>
+      <w:r>
+        <w:rPr>
+          <w:rFonts w:hint="eastAsia"/>
+          <w:sz w:val="24"/>
+        </w:rPr>
+        <w:t>　この度私は、下記の制服を借用するにあたり、制服貸与規定を遵守し、これに違反した場合は、規定の定めによって、如何なる処分を受けても異議を申したてません。</w:t>
+      </w:r>
+    </w:p>
+    <w:p>
+      <w:pPr>
+        <w:pStyle w:val="Normal"/>
+        <w:rPr>
+          <w:rFonts w:hint="eastAsia"/>
+          <w:sz w:val="24"/>
+        </w:rPr>
+      </w:pPr>
+      <w:r>
+        <w:rPr>
+          <w:rFonts w:hint="eastAsia"/>
+          <w:sz w:val="24"/>
+        </w:rPr>
+      </w:r>
+    </w:p>
+    <w:p>
+      <w:pPr>
+        <w:pStyle w:val="Normal"/>
+        <w:jc w:val="center"/>
+        <w:rPr>
+          <w:rFonts w:hint="eastAsia"/>
+          <w:sz w:val="24"/>
+        </w:rPr>
+      </w:pPr>
+      <w:r>
+        <w:rPr>
+          <w:rFonts w:hint="eastAsia"/>
+          <w:sz w:val="24"/>
+        </w:rPr>
+        <w:t>記</w:t>
+      </w:r>
+    </w:p>
+    <w:p>
+      <w:pPr>
+        <w:pStyle w:val="Normal"/>
+        <w:rPr>
+          <w:rFonts w:hint="eastAsia"/>
+          <w:sz w:val="24"/>
+        </w:rPr>
+      </w:pPr>
+      <w:r>
+        <w:rPr>
+          <w:rFonts w:hint="eastAsia"/>
+          <w:sz w:val="24"/>
+        </w:rPr>
+      </w:r>
+    </w:p>
+    <w:p>
+      <w:pPr>
+        <w:pStyle w:val="Style17"/>
+        <w:ind w:right="960"/>
+        <w:jc w:val="both"/>
+        <w:rPr>
+          <w:rFonts w:hint="eastAsia"/>
+          <w:sz w:val="24"/>
+        </w:rPr>
+      </w:pPr>
+      <w:r>
+        <w:rPr>
+          <w:rFonts w:hint="eastAsia"/>
+          <w:sz w:val="24"/>
+        </w:rPr>
+      </w:r>
+    </w:p>
+    <w:p>
+      <w:pPr>
+        <w:pStyle w:val="Style17"/>
+        <w:ind w:right="960"/>
+        <w:jc w:val="both"/>
+        <w:rPr>
+          <w:rFonts w:hint="eastAsia"/>
+        </w:rPr>
+      </w:pPr>
+      <w:r>
+        <w:rPr>
+          <w:rFonts w:hint="eastAsia"/>
+        </w:rPr>
+        <w:t>１．　シャツ（２枚）　　　　　　　　　　　サイズ（男性）　　　　枚　</w:t>
+      </w:r>
+    </w:p>
+    <w:p>
+      <w:pPr>
+        <w:pStyle w:val="Style17"/>
+        <w:ind w:right="960"/>
+        <w:jc w:val="both"/>
+        <w:rPr>
+          <w:rFonts w:hint="eastAsia"/>
+        </w:rPr>
+      </w:pPr>
+      <w:r>
+        <w:rPr>
+          <w:rFonts w:hint="eastAsia"/>
+        </w:rPr>
+      </w:r>
+    </w:p>
+    <w:p>
+      <w:pPr>
+        <w:pStyle w:val="Style17"/>
+        <w:ind w:right="960"/>
+        <w:jc w:val="both"/>
+        <w:rPr>
+          <w:rFonts w:hint="eastAsia"/>
+        </w:rPr>
+      </w:pPr>
+      <w:r>
+        <w:rPr>
+          <w:rFonts w:hint="eastAsia"/>
+        </w:rPr>
+      </w:r>
+    </w:p>
+    <w:p>
+      <w:pPr>
+        <w:pStyle w:val="Style17"/>
+        <w:ind w:right="960"/>
+        <w:jc w:val="both"/>
+        <w:rPr>
+          <w:rFonts w:hint="eastAsia"/>
+        </w:rPr>
+      </w:pPr>
+      <w:r>
+        <w:rPr>
+          <w:rFonts w:hint="eastAsia"/>
+        </w:rPr>
+        <w:t>２．　ブラウス（２枚）　　　　　　　　　　号（女性）　　　　　　枚</w:t>
+      </w:r>
+    </w:p>
+    <w:p>
+      <w:pPr>
+        <w:pStyle w:val="Style17"/>
+        <w:ind w:right="960"/>
+        <w:jc w:val="both"/>
+        <w:rPr>
+          <w:rFonts w:hint="eastAsia"/>
+        </w:rPr>
+      </w:pPr>
+      <w:r>
+        <w:rPr>
+          <w:rFonts w:hint="eastAsia"/>
+        </w:rPr>
+      </w:r>
+    </w:p>
+    <w:p>
+      <w:pPr>
+        <w:pStyle w:val="Style17"/>
+        <w:ind w:right="960"/>
+        <w:jc w:val="both"/>
+        <w:rPr>
+          <w:rFonts w:hint="eastAsia"/>
+        </w:rPr>
+      </w:pPr>
+      <w:r>
+        <w:rPr>
+          <w:rFonts w:hint="eastAsia"/>
+        </w:rPr>
+      </w:r>
+    </w:p>
+    <w:p>
+      <w:pPr>
+        <w:pStyle w:val="Style17"/>
+        <w:ind w:right="960"/>
+        <w:jc w:val="both"/>
+        <w:rPr>
+          <w:rFonts w:hint="eastAsia"/>
+        </w:rPr>
+      </w:pPr>
+      <w:r>
+        <w:rPr>
+          <w:rFonts w:hint="eastAsia"/>
+        </w:rPr>
+        <w:t>３．　ベスト（１枚）　　　　　　　　　　サイズ（男性）　　　　枚</w:t>
+      </w:r>
+    </w:p>
+    <w:p>
+      <w:pPr>
+        <w:pStyle w:val="Style17"/>
+        <w:ind w:right="960"/>
+        <w:jc w:val="both"/>
+        <w:rPr>
+          <w:rFonts w:hint="eastAsia"/>
+        </w:rPr>
+      </w:pPr>
+      <w:r>
+        <w:rPr>
+          <w:rFonts w:hint="eastAsia"/>
+        </w:rPr>
+      </w:r>
+    </w:p>
+    <w:p>
+      <w:pPr>
+        <w:pStyle w:val="Style17"/>
+        <w:ind w:right="960"/>
+        <w:jc w:val="both"/>
+        <w:rPr>
+          <w:rFonts w:hint="eastAsia"/>
+        </w:rPr>
+      </w:pPr>
+      <w:r>
+        <w:rPr>
+          <w:rFonts w:hint="eastAsia"/>
+        </w:rPr>
+      </w:r>
+    </w:p>
+    <w:p>
+      <w:pPr>
+        <w:pStyle w:val="Style17"/>
+        <w:ind w:right="960"/>
+        <w:jc w:val="both"/>
+        <w:rPr>
+          <w:rFonts w:hint="eastAsia"/>
+        </w:rPr>
+      </w:pPr>
+      <w:r>
+        <w:rPr>
+          <w:rFonts w:hint="eastAsia"/>
+        </w:rPr>
+        <w:t>　　　　　　　　　　　　　　　　　　　　号（女性）　　　　　　枚</w:t>
+      </w:r>
+    </w:p>
+    <w:p>
+      <w:pPr>
+        <w:pStyle w:val="Style17"/>
+        <w:ind w:right="960"/>
+        <w:jc w:val="both"/>
+        <w:rPr>
+          <w:rFonts w:hint="eastAsia"/>
+        </w:rPr>
+      </w:pPr>
+      <w:r>
+        <w:rPr>
+          <w:rFonts w:hint="eastAsia"/>
+        </w:rPr>
+      </w:r>
+    </w:p>
+    <w:p>
+      <w:pPr>
+        <w:pStyle w:val="Style17"/>
+        <w:ind w:right="960"/>
+        <w:jc w:val="both"/>
+        <w:rPr>
+          <w:rFonts w:hint="eastAsia"/>
+        </w:rPr>
+      </w:pPr>
+      <w:r>
+        <w:rPr>
+          <w:rFonts w:hint="eastAsia"/>
+        </w:rPr>
+      </w:r>
+    </w:p>
+    <w:p>
+      <w:pPr>
+        <w:pStyle w:val="Style17"/>
+        <w:ind w:right="960"/>
+        <w:jc w:val="both"/>
+        <w:rPr>
+          <w:rFonts w:hint="eastAsia"/>
+        </w:rPr>
+      </w:pPr>
+      <w:r>
+        <w:rPr>
+          <w:rFonts w:hint="eastAsia"/>
+        </w:rPr>
+      </w:r>
+    </w:p>
+    <w:p>
+      <w:pPr>
+        <w:pStyle w:val="Style17"/>
+        <w:rPr>
+          <w:rFonts w:hint="eastAsia"/>
+        </w:rPr>
+      </w:pPr>
+      <w:r>
+        <w:rPr>
+          <w:rFonts w:hint="eastAsia"/>
+        </w:rPr>
+        <w:t>　以上</w:t>
+      </w:r>
+    </w:p>
+    <w:p>
+      <w:r>
+        <w:br w:type="page"/>
+      </w:r>
+    </w:p>
+    <w:p>
+      <w:pPr>
+        <w:pStyle w:val="Normal"/>
+        <w:jc w:val="center"/>
+        <w:rPr>
+          <w:rFonts w:hint="eastAsia"/>
+          <w:b/>
+          <w:sz w:val="36"/>
+          <w:szCs w:val="36"/>
+        </w:rPr>
+      </w:pPr>
+      <w:r>
+        <w:rPr>
+          <w:rFonts w:hint="eastAsia"/>
+          <w:b/>
+          <w:sz w:val="36"/>
+          <w:szCs w:val="36"/>
+        </w:rPr>
+        <w:t>制　服　借　用　書（夏服衣替え時）</w:t>
+      </w:r>
+    </w:p>
+    <w:p>
+      <w:pPr>
+        <w:pStyle w:val="Normal"/>
+        <w:ind w:right="960"/>
+        <w:rPr>
+          <w:rFonts w:hint="eastAsia"/>
+          <w:b/>
+          <w:sz w:val="24"/>
+          <w:szCs w:val="36"/>
+        </w:rPr>
+      </w:pPr>
+      <w:r>
+        <w:rPr>
+          <w:rFonts w:hint="eastAsia"/>
+          <w:b/>
+          <w:sz w:val="24"/>
+          <w:szCs w:val="36"/>
+        </w:rPr>
+      </w:r>
+    </w:p>
+    <w:p>
+      <w:pPr>
+        <w:pStyle w:val="Normal"/>
+        <w:jc w:val="right"/>
+        <w:rPr>
+          <w:rFonts w:hint="eastAsia"/>
+          <w:sz w:val="24"/>
+        </w:rPr>
+      </w:pPr>
+      <w:r>
+        <w:rPr>
+          <w:rFonts w:hint="eastAsia"/>
+          <w:sz w:val="24"/>
+        </w:rPr>
+        <w:t>令和　　年　　月　　日</w:t>
+      </w:r>
+    </w:p>
+    <w:p>
+      <w:pPr>
+        <w:pStyle w:val="Normal"/>
+        <w:rPr>
+          <w:rFonts w:hint="eastAsia"/>
+          <w:sz w:val="24"/>
+        </w:rPr>
+      </w:pPr>
+      <w:r>
+        <w:rPr>
+          <w:rFonts w:hint="eastAsia"/>
+          <w:sz w:val="24"/>
+        </w:rPr>
+      </w:r>
+    </w:p>
+    <w:p>
+      <w:pPr>
+        <w:pStyle w:val="Normal"/>
+        <w:rPr>
+          <w:rFonts w:hint="eastAsia"/>
+          <w:sz w:val="24"/>
+        </w:rPr>
+      </w:pPr>
+      <w:r>
+        <w:rPr>
+          <w:rFonts w:hint="eastAsia"/>
+          <w:sz w:val="24"/>
+        </w:rPr>
+        <w:t>大日産業株式会社</w:t>
+      </w:r>
+    </w:p>
+    <w:p>
+      <w:pPr>
+        <w:pStyle w:val="Normal"/>
+        <w:rPr>
+          <w:rFonts w:hint="eastAsia"/>
+          <w:sz w:val="24"/>
+          <w:lang w:eastAsia="zh-TW"/>
+        </w:rPr>
+      </w:pPr>
+      <w:r>
+        <w:rPr>
+          <w:rFonts w:hint="eastAsia"/>
+          <w:sz w:val="24"/>
+          <w:lang w:eastAsia="zh-TW"/>
+        </w:rPr>
+        <w:t>代表取締役　林　</w:t>
+      </w:r>
+      <w:r>
+        <w:rPr>
+          <w:rFonts w:hint="eastAsia"/>
+          <w:sz w:val="24"/>
+        </w:rPr>
+        <w:t>幹根様</w:t>
+      </w:r>
+    </w:p>
+    <w:p>
+      <w:pPr>
+        <w:pStyle w:val="Normal"/>
+        <w:jc w:val="right"/>
+        <w:rPr>
+          <w:rFonts w:hint="eastAsia"/>
+          <w:sz w:val="24"/>
+          <w:lang w:eastAsia="zh-TW"/>
+        </w:rPr>
+      </w:pPr>
+      <w:r>
+        <w:rPr>
+          <w:rFonts w:hint="eastAsia"/>
+          <w:sz w:val="24"/>
+          <w:lang w:eastAsia="zh-TW"/>
+        </w:rPr>
+      </w:r>
+    </w:p>
+    <w:p>
+      <w:pPr>
+        <w:pStyle w:val="Normal"/>
+        <w:jc w:val="right"/>
+        <w:rPr>
+          <w:rFonts w:hint="eastAsia"/>
+          <w:sz w:val="24"/>
+          <w:lang w:eastAsia="zh-TW"/>
+        </w:rPr>
+      </w:pPr>
+      <w:r>
+        <w:rPr>
+          <w:rFonts w:hint="eastAsia"/>
+          <w:sz w:val="24"/>
+          <w:lang w:eastAsia="zh-TW"/>
+        </w:rPr>
+      </w:r>
+    </w:p>
+    <w:p>
+      <w:pPr>
+        <w:pStyle w:val="Normal"/>
+        <w:jc w:val="right"/>
+        <w:rPr>
+          <w:rFonts w:hint="eastAsia"/>
+          <w:sz w:val="24"/>
+        </w:rPr>
+      </w:pPr>
+      <w:r>
+        <w:rPr>
+          <w:rFonts w:hint="eastAsia"/>
+          <w:sz w:val="24"/>
+        </w:rPr>
+        <w:t>店舗　　　　　　　　　　　</w:t>
+      </w:r>
+    </w:p>
+    <w:p>
+      <w:pPr>
+        <w:pStyle w:val="Normal"/>
+        <w:jc w:val="right"/>
+        <w:rPr>
+          <w:rFonts w:hint="eastAsia"/>
+          <w:sz w:val="24"/>
+        </w:rPr>
+      </w:pPr>
+      <w:r>
+        <w:rPr>
+          <w:rFonts w:hint="eastAsia"/>
+          <w:sz w:val="24"/>
+        </w:rPr>
+        <w:t>氏名　　　　　　　　　　　</w:t>
+      </w:r>
+    </w:p>
+    <w:p>
+      <w:pPr>
+        <w:pStyle w:val="Normal"/>
+        <w:jc w:val="right"/>
+        <w:rPr>
+          <w:rFonts w:hint="eastAsia"/>
+          <w:sz w:val="24"/>
+        </w:rPr>
+      </w:pPr>
+      <w:r>
+        <w:rPr>
+          <w:rFonts w:hint="eastAsia"/>
+          <w:sz w:val="24"/>
+        </w:rPr>
+      </w:r>
+    </w:p>
+    <w:p>
+      <w:pPr>
+        <w:pStyle w:val="Normal"/>
+        <w:ind w:right="960"/>
+        <w:rPr>
+          <w:rFonts w:hint="eastAsia"/>
+          <w:sz w:val="24"/>
+        </w:rPr>
+      </w:pPr>
+      <w:r>
+        <w:rPr>
+          <w:rFonts w:hint="eastAsia"/>
+          <w:sz w:val="24"/>
+        </w:rPr>
+      </w:r>
+    </w:p>
+    <w:p>
+      <w:pPr>
+        <w:pStyle w:val="Normal"/>
+        <w:rPr>
+          <w:rFonts w:hint="eastAsia"/>
+          <w:sz w:val="24"/>
+        </w:rPr>
+      </w:pPr>
+      <w:r>
+        <w:rPr>
+          <w:rFonts w:hint="eastAsia"/>
+          <w:sz w:val="24"/>
+        </w:rPr>
+      </w:r>
+    </w:p>
+    <w:p>
+      <w:pPr>
+        <w:pStyle w:val="Normal"/>
+        <w:rPr>
+          <w:rFonts w:hint="eastAsia"/>
+          <w:sz w:val="24"/>
+        </w:rPr>
+      </w:pPr>
+      <w:r>
+        <w:rPr>
+          <w:rFonts w:hint="eastAsia"/>
+          <w:sz w:val="24"/>
+        </w:rPr>
+        <w:t>　この度私は、下記の制服を借用するにあたり、制服貸与規定を遵守し、これに違反した場合は、規定の定めによって、如何なる処分を受けても異議を申したてません。</w:t>
+      </w:r>
+    </w:p>
+    <w:p>
+      <w:pPr>
+        <w:pStyle w:val="Normal"/>
+        <w:rPr>
+          <w:rFonts w:hint="eastAsia"/>
+          <w:sz w:val="24"/>
+        </w:rPr>
+      </w:pPr>
+      <w:r>
+        <w:rPr>
+          <w:rFonts w:hint="eastAsia"/>
+          <w:sz w:val="24"/>
+        </w:rPr>
+      </w:r>
+    </w:p>
+    <w:p>
+      <w:pPr>
+        <w:pStyle w:val="Normal"/>
+        <w:jc w:val="center"/>
+        <w:rPr>
+          <w:rFonts w:hint="eastAsia"/>
+          <w:sz w:val="24"/>
+        </w:rPr>
+      </w:pPr>
+      <w:r>
+        <w:rPr>
+          <w:rFonts w:hint="eastAsia"/>
+          <w:sz w:val="24"/>
+        </w:rPr>
+        <w:t>記</w:t>
+      </w:r>
+    </w:p>
+    <w:p>
+      <w:pPr>
+        <w:pStyle w:val="Normal"/>
+        <w:rPr>
+          <w:rFonts w:hint="eastAsia"/>
+          <w:sz w:val="24"/>
+        </w:rPr>
+      </w:pPr>
+      <w:r>
+        <w:rPr>
+          <w:rFonts w:hint="eastAsia"/>
+          <w:sz w:val="24"/>
+        </w:rPr>
+      </w:r>
+    </w:p>
+    <w:p>
+      <w:pPr>
+        <w:pStyle w:val="Normal"/>
+        <w:spacing w:lineRule="auto" w:line="720"/>
+        <w:ind w:left="420" w:right="0"/>
+        <w:jc w:val="left"/>
+        <w:rPr>
+          <w:rFonts w:hint="eastAsia"/>
+          <w:sz w:val="24"/>
+        </w:rPr>
+      </w:pPr>
+      <w:r>
+        <w:rPr>
+          <w:rFonts w:hint="eastAsia"/>
+          <w:sz w:val="24"/>
+        </w:rPr>
+        <w:t>１．半袖シャツ（男女・２枚）　　　　　　　　サイズ　　　　　　　枚</w:t>
+      </w:r>
+    </w:p>
+    <w:p>
+      <w:pPr>
+        <w:pStyle w:val="Normal"/>
+        <w:spacing w:lineRule="auto" w:line="720"/>
+        <w:ind w:left="420" w:right="0"/>
+        <w:jc w:val="left"/>
+        <w:rPr>
+          <w:sz w:val="24"/>
+        </w:rPr>
+      </w:pPr>
+      <w:r>
+        <w:rPr>
+          <w:rFonts w:hint="eastAsia"/>
+          <w:sz w:val="24"/>
+        </w:rPr>
+        <w:t>２．ネクタイ（男性・１本）　　　　　　　　　　　　　　　　　　　本</w:t>
+      </w:r>
+    </w:p>
+    <w:p>
+      <w:pPr>
+        <w:pStyle w:val="Style17"/>
+        <w:rPr>
+          <w:rFonts w:hint="eastAsia"/>
+          <w:sz w:val="24"/>
+        </w:rPr>
+      </w:pPr>
+      <w:r>
+        <w:rPr>
+          <w:rFonts w:hint="eastAsia"/>
+          <w:sz w:val="24"/>
+        </w:rPr>
+      </w:r>
+    </w:p>
+    <w:p>
+      <w:pPr>
+        <w:pStyle w:val="Style17"/>
+        <w:rPr>
+          <w:rFonts w:hint="eastAsia"/>
+        </w:rPr>
+      </w:pPr>
+      <w:r>
+        <w:rPr>
+          <w:rFonts w:hint="eastAsia"/>
+        </w:rPr>
+      </w:r>
+    </w:p>
+    <w:p>
+      <w:pPr>
+        <w:pStyle w:val="Style17"/>
+        <w:rPr>
+          <w:rFonts w:hint="eastAsia"/>
+        </w:rPr>
+      </w:pPr>
+      <w:r>
+        <w:rPr>
+          <w:rFonts w:hint="eastAsia"/>
+        </w:rPr>
+        <w:t>以上</w:t>
+      </w:r>
+    </w:p>
+    <w:p>
+      <w:r>
+        <w:br w:type="page"/>
+      </w:r>
+    </w:p>
+    <w:p>
+      <w:pPr>
+        <w:pStyle w:val="Normal"/>
+        <w:jc w:val="center"/>
+        <w:rPr>
+          <w:rFonts w:hint="eastAsia"/>
+          <w:b/>
+          <w:sz w:val="36"/>
+          <w:szCs w:val="36"/>
+        </w:rPr>
+      </w:pPr>
+      <w:r>
+        <w:rPr>
+          <w:rFonts w:hint="eastAsia"/>
+          <w:b/>
+          <w:sz w:val="36"/>
+          <w:szCs w:val="36"/>
+        </w:rPr>
+        <w:t>制　服　借　用　書（入社時）</w:t>
+      </w:r>
+    </w:p>
+    <w:p>
+      <w:pPr>
+        <w:pStyle w:val="Normal"/>
+        <w:ind w:right="960"/>
+        <w:rPr>
+          <w:rFonts w:hint="eastAsia"/>
+          <w:b/>
+          <w:sz w:val="24"/>
+          <w:szCs w:val="36"/>
+        </w:rPr>
+      </w:pPr>
+      <w:r>
+        <w:rPr>
+          <w:rFonts w:hint="eastAsia"/>
+          <w:b/>
+          <w:sz w:val="24"/>
+          <w:szCs w:val="36"/>
+        </w:rPr>
+      </w:r>
+    </w:p>
+    <w:p>
+      <w:pPr>
+        <w:pStyle w:val="Normal"/>
+        <w:jc w:val="right"/>
+        <w:rPr/>
+      </w:pPr>
+      <w:r>
+        <w:rPr>
+          <w:rFonts w:hint="eastAsia"/>
+          <w:sz w:val="24"/>
+        </w:rPr>
+        <w:t>令和　　年　　月　　日</w:t>
+      </w:r>
+    </w:p>
+    <w:p>
+      <w:pPr>
+        <w:pStyle w:val="Normal"/>
+        <w:jc w:val="right"/>
+        <w:rPr>
+          <w:rFonts w:hint="eastAsia"/>
+          <w:sz w:val="24"/>
+        </w:rPr>
+      </w:pPr>
+      <w:r>
+        <w:rPr>
+          <w:rFonts w:hint="eastAsia"/>
+          <w:sz w:val="24"/>
+        </w:rPr>
+      </w:r>
+    </w:p>
+    <w:p>
+      <w:pPr>
+        <w:pStyle w:val="Normal"/>
+        <w:rPr>
+          <w:rFonts w:hint="eastAsia"/>
+          <w:sz w:val="24"/>
+        </w:rPr>
+      </w:pPr>
+      <w:r>
+        <w:rPr>
+          <w:rFonts w:hint="eastAsia"/>
+          <w:sz w:val="24"/>
+        </w:rPr>
+        <w:t>大日産業株式会社</w:t>
+      </w:r>
+    </w:p>
+    <w:p>
+      <w:pPr>
+        <w:pStyle w:val="Normal"/>
+        <w:rPr>
+          <w:rFonts w:hint="eastAsia"/>
+          <w:sz w:val="24"/>
+          <w:lang w:eastAsia="zh-TW"/>
+        </w:rPr>
+      </w:pPr>
+      <w:r>
+        <w:rPr>
+          <w:rFonts w:hint="eastAsia"/>
+          <w:sz w:val="24"/>
+          <w:lang w:eastAsia="zh-TW"/>
+        </w:rPr>
+        <w:t>代表取締役　林　</w:t>
+      </w:r>
+      <w:r>
+        <w:rPr>
+          <w:rFonts w:hint="eastAsia"/>
+          <w:sz w:val="24"/>
+        </w:rPr>
+        <w:t>幹根様</w:t>
+      </w:r>
+    </w:p>
+    <w:p>
+      <w:pPr>
+        <w:pStyle w:val="Normal"/>
+        <w:ind w:right="960"/>
+        <w:rPr>
+          <w:rFonts w:hint="eastAsia"/>
+          <w:sz w:val="24"/>
+          <w:lang w:eastAsia="zh-TW"/>
+        </w:rPr>
+      </w:pPr>
+      <w:r>
+        <w:rPr>
+          <w:rFonts w:hint="eastAsia"/>
+          <w:sz w:val="24"/>
+          <w:lang w:eastAsia="zh-TW"/>
+        </w:rPr>
+      </w:r>
+    </w:p>
+    <w:p>
+      <w:pPr>
+        <w:pStyle w:val="Normal"/>
+        <w:jc w:val="right"/>
+        <w:rPr>
+          <w:rFonts w:hint="eastAsia"/>
+          <w:sz w:val="24"/>
+        </w:rPr>
+      </w:pPr>
+      <w:r>
+        <w:rPr>
+          <w:rFonts w:hint="eastAsia"/>
+          <w:sz w:val="24"/>
+        </w:rPr>
+        <w:t>店舗　　　　　　　　　　　</w:t>
+      </w:r>
+    </w:p>
+    <w:p>
+      <w:pPr>
+        <w:pStyle w:val="Normal"/>
+        <w:jc w:val="right"/>
+        <w:rPr>
+          <w:rFonts w:hint="eastAsia"/>
+          <w:sz w:val="24"/>
+        </w:rPr>
+      </w:pPr>
+      <w:r>
+        <w:rPr>
+          <w:rFonts w:hint="eastAsia"/>
+          <w:sz w:val="24"/>
+        </w:rPr>
+        <w:t>氏名　　　　　　　　　　　</w:t>
+      </w:r>
+    </w:p>
+    <w:p>
+      <w:pPr>
+        <w:pStyle w:val="Normal"/>
+        <w:rPr>
+          <w:rFonts w:hint="eastAsia"/>
+          <w:sz w:val="24"/>
+        </w:rPr>
+      </w:pPr>
+      <w:r>
+        <w:rPr>
+          <w:rFonts w:hint="eastAsia"/>
+          <w:sz w:val="24"/>
+        </w:rPr>
+      </w:r>
+    </w:p>
+    <w:p>
+      <w:pPr>
+        <w:pStyle w:val="Normal"/>
+        <w:rPr>
+          <w:rFonts w:hint="eastAsia"/>
+          <w:sz w:val="24"/>
+        </w:rPr>
+      </w:pPr>
+      <w:r>
+        <w:rPr>
+          <w:rFonts w:hint="eastAsia"/>
+          <w:sz w:val="24"/>
+        </w:rPr>
+        <w:t>　この度私は、下記の制服を借用するにあたり、制服貸与規定を遵守し、これに違反した場合は、規定の定めによって、如何なる処分を受けても異議を申したてません。</w:t>
+      </w:r>
+    </w:p>
+    <w:p>
+      <w:pPr>
+        <w:pStyle w:val="Normal"/>
+        <w:jc w:val="center"/>
+        <w:rPr>
+          <w:rFonts w:hint="eastAsia"/>
+          <w:sz w:val="24"/>
+        </w:rPr>
+      </w:pPr>
+      <w:r>
+        <w:rPr>
+          <w:rFonts w:hint="eastAsia"/>
+          <w:sz w:val="24"/>
+        </w:rPr>
+        <w:t>記</w:t>
+      </w:r>
+    </w:p>
+    <w:p>
+      <w:pPr>
+        <w:pStyle w:val="Normal"/>
+        <w:rPr>
+          <w:rFonts w:hint="eastAsia"/>
+          <w:sz w:val="22"/>
+          <w:szCs w:val="22"/>
+        </w:rPr>
+      </w:pPr>
+      <w:r>
+        <w:rPr>
+          <w:rFonts w:hint="eastAsia"/>
+          <w:sz w:val="22"/>
+          <w:szCs w:val="22"/>
+        </w:rPr>
+      </w:r>
+    </w:p>
+    <w:p>
+      <w:pPr>
+        <w:pStyle w:val="Normal"/>
+        <w:rPr>
+          <w:rFonts w:hint="eastAsia"/>
+          <w:sz w:val="22"/>
+          <w:szCs w:val="22"/>
+        </w:rPr>
+      </w:pPr>
+      <w:r>
+        <w:rPr>
+          <w:rFonts w:hint="eastAsia"/>
+          <w:sz w:val="22"/>
+          <w:szCs w:val="22"/>
+        </w:rPr>
+      </w:r>
+    </w:p>
+    <w:p>
+      <w:pPr>
+        <w:pStyle w:val="Normal"/>
+        <w:rPr>
+          <w:rFonts w:hint="eastAsia"/>
+          <w:sz w:val="24"/>
+        </w:rPr>
+      </w:pPr>
+      <w:r>
+        <w:rPr>
+          <w:rFonts w:hint="eastAsia"/>
+          <w:sz w:val="24"/>
+        </w:rPr>
+        <w:t>１．シャツ（冬用・２枚）　　　　　　　　　　　　サイズ（男性）　　　　枚</w:t>
+      </w:r>
+    </w:p>
+    <w:p>
+      <w:pPr>
+        <w:pStyle w:val="Normal"/>
+        <w:rPr>
+          <w:rFonts w:hint="eastAsia"/>
+          <w:sz w:val="24"/>
+        </w:rPr>
+      </w:pPr>
+      <w:r>
+        <w:rPr>
+          <w:rFonts w:hint="eastAsia"/>
+          <w:sz w:val="24"/>
+        </w:rPr>
+      </w:r>
+    </w:p>
+    <w:p>
+      <w:pPr>
+        <w:pStyle w:val="Normal"/>
+        <w:rPr>
+          <w:rFonts w:hint="eastAsia"/>
+          <w:sz w:val="24"/>
+        </w:rPr>
+      </w:pPr>
+      <w:r>
+        <w:rPr>
+          <w:rFonts w:hint="eastAsia"/>
+          <w:sz w:val="24"/>
+        </w:rPr>
+        <w:t>２．ブラウス（冬用・２枚）　　　　　　　　　　　号（女性）　　　　　　枚</w:t>
+      </w:r>
+    </w:p>
+    <w:p>
+      <w:pPr>
+        <w:pStyle w:val="Normal"/>
+        <w:rPr>
+          <w:rFonts w:hint="eastAsia"/>
+          <w:sz w:val="24"/>
+        </w:rPr>
+      </w:pPr>
+      <w:r>
+        <w:rPr>
+          <w:rFonts w:hint="eastAsia"/>
+          <w:sz w:val="24"/>
+        </w:rPr>
+      </w:r>
+    </w:p>
+    <w:p>
+      <w:pPr>
+        <w:pStyle w:val="Normal"/>
+        <w:rPr>
+          <w:rFonts w:hint="eastAsia"/>
+          <w:sz w:val="24"/>
+        </w:rPr>
+      </w:pPr>
+      <w:r>
+        <w:rPr>
+          <w:rFonts w:hint="eastAsia"/>
+          <w:sz w:val="24"/>
+        </w:rPr>
+        <w:t>３．ベスト（冬用・１枚）　　　　　　　　　　　　サイズ（男性）　　　　枚</w:t>
+      </w:r>
+    </w:p>
+    <w:p>
+      <w:pPr>
+        <w:pStyle w:val="Normal"/>
+        <w:rPr>
+          <w:rFonts w:hint="eastAsia"/>
+          <w:sz w:val="24"/>
+        </w:rPr>
+      </w:pPr>
+      <w:r>
+        <w:rPr>
+          <w:rFonts w:hint="eastAsia"/>
+          <w:sz w:val="24"/>
+        </w:rPr>
+      </w:r>
+    </w:p>
+    <w:p>
+      <w:pPr>
+        <w:pStyle w:val="Normal"/>
+        <w:rPr>
+          <w:rFonts w:hint="eastAsia"/>
+          <w:sz w:val="24"/>
+        </w:rPr>
+      </w:pPr>
+      <w:r>
+        <w:rPr>
+          <w:rFonts w:hint="eastAsia"/>
+          <w:sz w:val="24"/>
+        </w:rPr>
+        <w:t>　　　　　　　　　　　　　　　　　　　　　　　 号（女性）　　　　　　枚</w:t>
+      </w:r>
+    </w:p>
+    <w:p>
+      <w:pPr>
+        <w:pStyle w:val="Normal"/>
+        <w:rPr>
+          <w:rFonts w:hint="eastAsia"/>
+          <w:sz w:val="24"/>
+        </w:rPr>
+      </w:pPr>
+      <w:r>
+        <w:rPr>
+          <w:rFonts w:hint="eastAsia"/>
+          <w:sz w:val="24"/>
+        </w:rPr>
+        <w:t>　</w:t>
+      </w:r>
+    </w:p>
+    <w:p>
+      <w:pPr>
+        <w:pStyle w:val="Normal"/>
+        <w:rPr>
+          <w:rFonts w:hint="eastAsia"/>
+          <w:sz w:val="24"/>
+        </w:rPr>
+      </w:pPr>
+      <w:r>
+        <w:rPr>
+          <w:rFonts w:hint="eastAsia"/>
+          <w:sz w:val="24"/>
+        </w:rPr>
+        <w:t>４．キュロット（女性・ｵｰﾙｼｰｽﾞﾝ・１枚）　　　　　 サイズ　　　　　　　　枚</w:t>
+      </w:r>
+    </w:p>
+    <w:p>
+      <w:pPr>
+        <w:pStyle w:val="Normal"/>
+        <w:rPr>
+          <w:rFonts w:hint="eastAsia"/>
+          <w:sz w:val="24"/>
+        </w:rPr>
+      </w:pPr>
+      <w:r>
+        <w:rPr>
+          <w:rFonts w:hint="eastAsia"/>
+          <w:sz w:val="24"/>
+        </w:rPr>
+      </w:r>
+    </w:p>
+    <w:p>
+      <w:pPr>
+        <w:pStyle w:val="Normal"/>
+        <w:rPr>
+          <w:rFonts w:hint="eastAsia"/>
+          <w:sz w:val="24"/>
+        </w:rPr>
+      </w:pPr>
+      <w:r>
+        <w:rPr>
+          <w:rFonts w:hint="eastAsia"/>
+          <w:sz w:val="24"/>
+        </w:rPr>
+        <w:t>５．スカーフ（女性・ｵｰﾙｼｰｽﾞﾝ・２枚）　　　　　　　　　　　　　　　　　枚</w:t>
+      </w:r>
+    </w:p>
+    <w:p>
+      <w:pPr>
+        <w:pStyle w:val="Normal"/>
+        <w:rPr>
+          <w:rFonts w:hint="eastAsia"/>
+          <w:sz w:val="24"/>
+        </w:rPr>
+      </w:pPr>
+      <w:r>
+        <w:rPr>
+          <w:rFonts w:hint="eastAsia"/>
+          <w:sz w:val="24"/>
+        </w:rPr>
+        <w:t>　</w:t>
+      </w:r>
+    </w:p>
+    <w:p>
+      <w:pPr>
+        <w:pStyle w:val="Normal"/>
+        <w:rPr>
+          <w:rFonts w:hint="eastAsia"/>
+          <w:sz w:val="24"/>
+        </w:rPr>
+      </w:pPr>
+      <w:r>
+        <w:rPr>
+          <w:rFonts w:hint="eastAsia"/>
+          <w:sz w:val="24"/>
+        </w:rPr>
+        <w:t>６．ネクタイ（男性・夏のみ・１本）　　　　　　　　　　　　　　　　　　本</w:t>
+      </w:r>
+    </w:p>
+    <w:p>
+      <w:pPr>
+        <w:pStyle w:val="Normal"/>
+        <w:rPr>
+          <w:rFonts w:hint="eastAsia"/>
+          <w:sz w:val="24"/>
+        </w:rPr>
+      </w:pPr>
+      <w:r>
+        <w:rPr>
+          <w:rFonts w:hint="eastAsia"/>
+          <w:sz w:val="24"/>
+        </w:rPr>
+      </w:r>
+    </w:p>
+    <w:p>
+      <w:pPr>
+        <w:pStyle w:val="Normal"/>
+        <w:rPr>
+          <w:rFonts w:hint="eastAsia"/>
+          <w:sz w:val="24"/>
+        </w:rPr>
+      </w:pPr>
+      <w:bookmarkStart w:id="3" w:name="_Hlk175214830"/>
+      <w:r>
+        <w:rPr>
+          <w:rFonts w:hint="eastAsia"/>
+          <w:sz w:val="24"/>
+        </w:rPr>
+        <w:t>７．半袖シャツ（男女・夏用・２枚）　　　　　　　 サイズ　　　　　　　　枚</w:t>
+      </w:r>
+    </w:p>
+    <w:p>
+      <w:pPr>
+        <w:pStyle w:val="Normal"/>
+        <w:rPr>
+          <w:rFonts w:hint="eastAsia"/>
+          <w:sz w:val="22"/>
+          <w:szCs w:val="22"/>
+        </w:rPr>
+      </w:pPr>
+      <w:r>
+        <w:rPr>
+          <w:rFonts w:hint="eastAsia"/>
+          <w:sz w:val="22"/>
+          <w:szCs w:val="22"/>
+        </w:rPr>
+      </w:r>
+      <w:bookmarkEnd w:id="3"/>
+    </w:p>
+    <w:p>
+      <w:pPr>
+        <w:pStyle w:val="Normal"/>
+        <w:rPr/>
+      </w:pPr>
+      <w:r>
+        <w:rPr>
+          <w:rFonts w:hint="eastAsia"/>
+          <w:sz w:val="24"/>
+        </w:rPr>
+        <w:t>８．半袖ブラウス（女性・夏用・２枚）　　　　　　　 サイズ　　　　　　　　枚</w:t>
+      </w:r>
+    </w:p>
+    <w:p>
+      <w:pPr>
+        <w:pStyle w:val="Normal"/>
+        <w:rPr>
+          <w:rFonts w:hint="eastAsia"/>
+          <w:sz w:val="22"/>
+          <w:szCs w:val="22"/>
+        </w:rPr>
+      </w:pPr>
+      <w:r>
+        <w:rPr>
+          <w:rFonts w:hint="eastAsia"/>
+          <w:sz w:val="22"/>
+          <w:szCs w:val="22"/>
+        </w:rPr>
+      </w:r>
+    </w:p>
+    <w:p>
+      <w:pPr>
+        <w:pStyle w:val="Normal"/>
+        <w:spacing w:lineRule="auto" w:line="720"/>
+        <w:ind w:firstLineChars="3300" w:leftChars="0" w:left="0" w:rightChars="0" w:right="0"/>
+        <w:jc w:val="left"/>
+        <w:rPr>
+          <w:rFonts w:hint="eastAsia"/>
+          <w:sz w:val="24"/>
+        </w:rPr>
+      </w:pPr>
+      <w:r>
+        <w:rPr>
+          <w:rFonts w:hint="eastAsia"/>
+          <w:sz w:val="24"/>
+        </w:rPr>
+        <w:t>以上</w:t>
+      </w:r>
+    </w:p>
     <w:sectPr>
       <w:type w:val="nextPage"/>
       <w:pgSz w:w="11906" w:h="16838"/>
@@ -5270,7 +6731,7 @@
     </w:lvl>
   </w:abstractNum>
   <w:abstractNum w:abstractNumId="6">
-    <w:nsid w:val="05B6327D"/>
+    <w:nsid w:val="00C47A19"/>
     <w:multiLevelType w:val="singleLevel"/>
     <w:tmpl w:val="5C99B540"/>
     <w:lvl w:ilvl="0" w:tentative="1">

--- a/forms/nyusha/dainichi_pa/00_入社書類一括.docx
+++ b/forms/nyusha/dainichi_pa/00_入社書類一括.docx
@@ -818,9 +818,16 @@
           <w:ilvl w:val="0"/>
           <w:numId w:val="1"/>
         </w:numPr>
-        <w:rPr>
-          <w:rFonts w:hint="eastAsia"/>
-        </w:rPr>
+        <w:rPr/>
+        <w:sectPr>
+          <w:type w:val="nextPage"/>
+          <w:pgSz w:w="11906" w:h="16838"/>
+          <w:pgMar w:left="720" w:right="720" w:gutter="0" w:header="0" w:top="720" w:footer="0" w:bottom="720"/>
+          <w:pgNumType w:fmt="decimal"/>
+          <w:formProt w:val="false"/>
+          <w:textDirection w:val="lrTb"/>
+          <w:docGrid w:type="lines" w:linePitch="360" w:charSpace="0"/>
+        </w:sectPr>
       </w:pPr>
       <w:r>
         <w:rPr>
@@ -842,15 +849,12 @@
       </w:r>
     </w:p>
     <w:p>
-      <w:r>
-        <w:br w:type="page"/>
-      </w:r>
-    </w:p>
-    <w:p>
-      <w:pPr>
-        <w:pStyle w:val="Normal"/>
-        <w:jc w:val="right"/>
-        <w:rPr/>
+      <w:pPr>
+        <w:pStyle w:val="Normal"/>
+        <w:ind w:firstLineChars="2800" w:leftChars="0" w:left="0" w:rightChars="0" w:right="0"/>
+        <w:rPr>
+          <w:rFonts w:hint="eastAsia"/>
+        </w:rPr>
       </w:pPr>
       <w:r>
         <w:rPr>
@@ -921,13 +925,17 @@
     <w:p>
       <w:pPr>
         <w:pStyle w:val="Normal"/>
-        <w:rPr/>
-      </w:pPr>
-      <w:r>
+        <w:ind w:firstLineChars="0" w:firstLine="0" w:leftChars="0" w:left="0" w:rightChars="-135"/>
         <w:rPr>
           <w:rFonts w:hint="eastAsia"/>
           <w:lang w:eastAsia="zh-TW"/>
         </w:rPr>
+      </w:pPr>
+      <w:r>
+        <w:rPr>
+          <w:rFonts w:hint="eastAsia"/>
+          <w:lang w:eastAsia="zh-TW"/>
+        </w:rPr>
         <w:t>代表取締役　林　</w:t>
       </w:r>
       <w:r>
@@ -1032,8 +1040,7 @@
     </w:p>
     <w:p>
       <w:pPr>
-        <w:pStyle w:val="Style17"/>
-        <w:jc w:val="both"/>
+        <w:pStyle w:val="Normal"/>
         <w:rPr>
           <w:rFonts w:hint="eastAsia"/>
         </w:rPr>
@@ -1047,21 +1054,21 @@
     </w:p>
     <w:p>
       <w:pPr>
-        <w:pStyle w:val="Style17"/>
-        <w:jc w:val="both"/>
-        <w:rPr>
-          <w:rFonts w:hint="eastAsia"/>
-        </w:rPr>
-      </w:pPr>
-      <w:r>
-        <w:rPr>
-          <w:rFonts w:hint="eastAsia"/>
-        </w:rPr>
-      </w:r>
-    </w:p>
-    <w:p>
-      <w:pPr>
-        <w:pStyle w:val="Style18"/>
+        <w:pStyle w:val="Normal"/>
+        <w:rPr>
+          <w:rFonts w:hint="eastAsia"/>
+        </w:rPr>
+      </w:pPr>
+      <w:r>
+        <w:rPr>
+          <w:rFonts w:hint="eastAsia"/>
+        </w:rPr>
+      </w:r>
+    </w:p>
+    <w:p>
+      <w:pPr>
+        <w:pStyle w:val="Normal"/>
+        <w:jc w:val="center"/>
         <w:rPr>
           <w:rFonts w:hint="eastAsia"/>
         </w:rPr>
@@ -1091,7 +1098,7 @@
         <w:pStyle w:val="Normal"/>
         <w:numPr>
           <w:ilvl w:val="0"/>
-          <w:numId w:val="6"/>
+          <w:numId w:val="5"/>
         </w:numPr>
         <w:rPr>
           <w:rFonts w:hint="eastAsia"/>
@@ -1122,7 +1129,7 @@
         <w:pStyle w:val="Normal"/>
         <w:numPr>
           <w:ilvl w:val="0"/>
-          <w:numId w:val="6"/>
+          <w:numId w:val="5"/>
         </w:numPr>
         <w:rPr>
           <w:rFonts w:hint="eastAsia"/>
@@ -1153,7 +1160,7 @@
         <w:pStyle w:val="Normal"/>
         <w:numPr>
           <w:ilvl w:val="0"/>
-          <w:numId w:val="6"/>
+          <w:numId w:val="5"/>
         </w:numPr>
         <w:rPr>
           <w:rFonts w:hint="eastAsia"/>
@@ -1184,7 +1191,7 @@
         <w:pStyle w:val="Normal"/>
         <w:numPr>
           <w:ilvl w:val="0"/>
-          <w:numId w:val="6"/>
+          <w:numId w:val="5"/>
         </w:numPr>
         <w:rPr>
           <w:rFonts w:hint="eastAsia"/>
@@ -1215,7 +1222,7 @@
         <w:pStyle w:val="Normal"/>
         <w:numPr>
           <w:ilvl w:val="0"/>
-          <w:numId w:val="6"/>
+          <w:numId w:val="5"/>
         </w:numPr>
         <w:rPr>
           <w:rFonts w:hint="eastAsia"/>
@@ -1256,10 +1263,20 @@
     </w:p>
     <w:p>
       <w:pPr>
-        <w:pStyle w:val="Style17"/>
-        <w:rPr>
-          <w:rFonts w:hint="eastAsia"/>
-        </w:rPr>
+        <w:pStyle w:val="Normal"/>
+        <w:ind w:firstLineChars="3800" w:leftChars="0" w:left="0" w:rightChars="0" w:right="0"/>
+        <w:rPr>
+          <w:rFonts w:hint="eastAsia"/>
+        </w:rPr>
+        <w:sectPr>
+          <w:type w:val="nextPage"/>
+          <w:pgSz w:w="11906" w:h="16838"/>
+          <w:pgMar w:left="1701" w:right="1701" w:gutter="0" w:header="0" w:top="1985" w:footer="0" w:bottom="1701"/>
+          <w:pgNumType w:fmt="decimal"/>
+          <w:formProt w:val="false"/>
+          <w:textDirection w:val="lrTb"/>
+          <w:docGrid w:type="lines" w:linePitch="360" w:charSpace="0"/>
+        </w:sectPr>
       </w:pPr>
       <w:r>
         <w:rPr>
@@ -1271,190 +1288,205 @@
     <w:p>
       <w:pPr>
         <w:pStyle w:val="Normal"/>
-        <w:rPr>
-          <w:rFonts w:hint="eastAsia"/>
-        </w:rPr>
-      </w:pPr>
-      <w:r>
-        <w:rPr>
-          <w:rFonts w:hint="eastAsia"/>
-        </w:rPr>
-      </w:r>
-    </w:p>
-    <w:p>
-      <w:r>
-        <w:br w:type="page"/>
-      </w:r>
-    </w:p>
-    <w:p>
-      <w:pPr>
-        <w:spacing w:before="20" w:after="20"/>
         <w:jc w:val="center"/>
-        <w:rPr>
-          <w:rFonts w:hint="eastAsia"/>
-          <w:lang w:val="en-US" w:eastAsia="ja-JP"/>
-        </w:rPr>
-      </w:pPr>
-      <w:r>
         <w:rPr>
           <w:rFonts w:hint="eastAsia"/>
           <w:sz w:val="28"/>
           <w:szCs w:val="28"/>
-          <w:lang w:eastAsia="ja-JP"/>
-        </w:rPr>
-        <w:t>個人番号</w:t>
-      </w:r>
+        </w:rPr>
+      </w:pPr>
       <w:r>
         <w:rPr>
           <w:rFonts w:hint="eastAsia"/>
           <w:sz w:val="28"/>
           <w:szCs w:val="28"/>
-          <w:lang w:val="en-US" w:eastAsia="ja-JP"/>
-        </w:rPr>
-        <w:t>(マイナンバー)の提供のお願い</w:t>
-      </w:r>
-    </w:p>
-    <w:p>
-      <w:pPr>
-        <w:spacing w:before="20" w:after="20"/>
-        <w:rPr>
-          <w:rFonts w:hint="eastAsia"/>
-          <w:lang w:val="en-US" w:eastAsia="ja-JP"/>
-        </w:rPr>
-      </w:pPr>
-      <w:r>
-        <w:rPr>
-          <w:rFonts w:hint="eastAsia"/>
-          <w:lang w:val="en-US" w:eastAsia="ja-JP"/>
-        </w:rPr>
-        <w:t>（代理人）</w:t>
-      </w:r>
-    </w:p>
-    <w:p>
-      <w:pPr>
-        <w:spacing w:before="20" w:after="20"/>
-        <w:rPr>
-          <w:rFonts w:hint="eastAsia"/>
-          <w:lang w:val="en-US" w:eastAsia="ja-JP"/>
-        </w:rPr>
-      </w:pPr>
-      <w:r>
-        <w:rPr>
-          <w:rFonts w:hint="eastAsia"/>
-          <w:lang w:val="en-US" w:eastAsia="ja-JP"/>
-        </w:rPr>
-        <w:t>　　　大日産業株式会社</w:t>
-      </w:r>
-    </w:p>
-    <w:p>
-      <w:pPr>
-        <w:spacing w:before="20" w:after="20"/>
-        <w:rPr>
-          <w:rFonts w:hint="eastAsia"/>
-          <w:lang w:val="en-US" w:eastAsia="ja-JP"/>
-        </w:rPr>
-      </w:pPr>
-      <w:r>
-        <w:rPr>
-          <w:rFonts w:hint="eastAsia"/>
-          <w:lang w:val="en-US" w:eastAsia="ja-JP"/>
+        </w:rPr>
+        <w:t>個人番号</w:t>
+      </w:r>
+      <w:r>
+        <w:rPr>
+          <w:rFonts w:hint="eastAsia"/>
+          <w:sz w:val="28"/>
+          <w:szCs w:val="28"/>
+        </w:rPr>
+        <w:t>(</w:t>
+      </w:r>
+      <w:r>
+        <w:rPr>
+          <w:rFonts w:hint="eastAsia"/>
+          <w:sz w:val="28"/>
+          <w:szCs w:val="28"/>
+        </w:rPr>
+        <w:t>マイナンバー</w:t>
+      </w:r>
+      <w:r>
+        <w:rPr>
+          <w:rFonts w:hint="eastAsia"/>
+          <w:sz w:val="28"/>
+          <w:szCs w:val="28"/>
+        </w:rPr>
+        <w:t>)</w:t>
+      </w:r>
+      <w:r>
+        <w:rPr>
+          <w:rFonts w:hint="eastAsia"/>
+          <w:sz w:val="28"/>
+          <w:szCs w:val="28"/>
+        </w:rPr>
+        <w:t>の提供のお願い</w:t>
+      </w:r>
+    </w:p>
+    <w:p>
+      <w:pPr>
+        <w:pStyle w:val="Normal"/>
+        <w:rPr/>
+      </w:pPr>
+      <w:r>
+        <w:rPr/>
+      </w:r>
+    </w:p>
+    <w:p>
+      <w:pPr>
+        <w:pStyle w:val="Normal"/>
+        <w:rPr/>
+      </w:pPr>
+      <w:r>
+        <w:rPr>
+          <w:rFonts w:hint="eastAsia"/>
+        </w:rPr>
+        <w:t>（代理人）大日産業株式会社</w:t>
+      </w:r>
+    </w:p>
+    <w:p>
+      <w:pPr>
+        <w:pStyle w:val="Normal"/>
+        <w:rPr>
+          <w:rFonts w:hint="eastAsia"/>
+        </w:rPr>
+      </w:pPr>
+      <w:r>
+        <w:rPr>
+          <w:rFonts w:hint="eastAsia"/>
+        </w:rPr>
+        <w:t>　　</w:t>
+      </w:r>
+    </w:p>
+    <w:p>
+      <w:pPr>
+        <w:pStyle w:val="Normal"/>
+        <w:rPr>
+          <w:rFonts w:hint="eastAsia"/>
+        </w:rPr>
+      </w:pPr>
+      <w:r>
+        <w:rPr>
+          <w:rFonts w:hint="eastAsia"/>
         </w:rPr>
         <w:t>（従業員）</w:t>
       </w:r>
     </w:p>
     <w:p>
       <w:pPr>
-        <w:spacing w:before="20" w:after="20"/>
-        <w:rPr>
-          <w:rFonts w:hint="eastAsia"/>
-          <w:lang w:val="en-US" w:eastAsia="ja-JP"/>
-        </w:rPr>
-      </w:pPr>
-      <w:r>
-        <w:rPr>
-          <w:rFonts w:hint="eastAsia"/>
-          <w:lang w:val="en-US" w:eastAsia="ja-JP"/>
+        <w:pStyle w:val="Normal"/>
+        <w:rPr>
+          <w:rFonts w:hint="eastAsia"/>
+        </w:rPr>
+      </w:pPr>
+      <w:r>
+        <w:rPr>
+          <w:rFonts w:hint="eastAsia"/>
         </w:rPr>
         <w:t>　　　　　　　　　　　　　　　様</w:t>
       </w:r>
     </w:p>
     <w:p>
       <w:pPr>
-        <w:spacing w:before="20" w:after="20"/>
-        <w:rPr>
-          <w:rFonts w:hint="eastAsia"/>
-          <w:lang w:val="en-US" w:eastAsia="ja-JP"/>
-        </w:rPr>
-      </w:pPr>
-      <w:r>
-        <w:rPr>
-          <w:rFonts w:hint="eastAsia"/>
-          <w:lang w:val="en-US" w:eastAsia="ja-JP"/>
+        <w:pStyle w:val="Normal"/>
+        <w:rPr/>
+      </w:pPr>
+      <w:r>
+        <w:rPr/>
+      </w:r>
+    </w:p>
+    <w:p>
+      <w:pPr>
+        <w:pStyle w:val="Normal"/>
+        <w:rPr>
+          <w:rFonts w:hint="eastAsia"/>
+        </w:rPr>
+      </w:pPr>
+      <w:r>
+        <w:rPr>
+          <w:rFonts w:hint="eastAsia"/>
         </w:rPr>
         <w:t>当社は、貴殿および貴殿の扶養家族の個人番号（行政手続きにおける特定の個人を識別するための番号の利用等に関する法律に定める個人番号をいいます。）を以下の目的で利用いたします。</w:t>
       </w:r>
     </w:p>
     <w:p>
       <w:pPr>
-        <w:spacing w:before="20" w:after="20"/>
-        <w:rPr>
-          <w:rFonts w:hint="eastAsia"/>
-          <w:lang w:val="en-US" w:eastAsia="ja-JP"/>
-        </w:rPr>
-      </w:pPr>
-      <w:r>
-        <w:rPr>
-          <w:rFonts w:hint="eastAsia"/>
-          <w:lang w:val="en-US" w:eastAsia="ja-JP"/>
+        <w:pStyle w:val="Normal"/>
+        <w:rPr/>
+      </w:pPr>
+      <w:r>
+        <w:rPr/>
+      </w:r>
+    </w:p>
+    <w:p>
+      <w:pPr>
+        <w:pStyle w:val="Normal"/>
+        <w:rPr>
+          <w:rFonts w:hint="eastAsia"/>
+        </w:rPr>
+      </w:pPr>
+      <w:r>
+        <w:rPr>
+          <w:rFonts w:hint="eastAsia"/>
         </w:rPr>
         <w:t>　源泉徴収事務及び社会保険関係事務</w:t>
       </w:r>
     </w:p>
     <w:p>
       <w:pPr>
-        <w:spacing w:before="20" w:after="20"/>
-        <w:rPr>
-          <w:rFonts w:hint="eastAsia"/>
-          <w:lang w:val="en-US" w:eastAsia="ja-JP"/>
-        </w:rPr>
-      </w:pPr>
-      <w:r>
-        <w:rPr>
-          <w:rFonts w:hint="eastAsia"/>
-          <w:lang w:val="en-US" w:eastAsia="ja-JP"/>
+        <w:pStyle w:val="Normal"/>
+        <w:rPr>
+          <w:rFonts w:hint="eastAsia"/>
+        </w:rPr>
+      </w:pPr>
+      <w:r>
+        <w:rPr>
+          <w:rFonts w:hint="eastAsia"/>
         </w:rPr>
         <w:t>　法定調書の作成事務</w:t>
       </w:r>
     </w:p>
     <w:p>
       <w:pPr>
-        <w:spacing w:before="20" w:after="20"/>
-        <w:rPr>
-          <w:rFonts w:hint="eastAsia"/>
-          <w:lang w:val="en-US" w:eastAsia="ja-JP"/>
-        </w:rPr>
-      </w:pPr>
-      <w:r>
-        <w:rPr>
-          <w:rFonts w:hint="eastAsia"/>
-          <w:lang w:val="en-US" w:eastAsia="ja-JP"/>
+        <w:pStyle w:val="Normal"/>
+        <w:rPr>
+          <w:rFonts w:hint="eastAsia"/>
+        </w:rPr>
+      </w:pPr>
+      <w:r>
+        <w:rPr>
+          <w:rFonts w:hint="eastAsia"/>
         </w:rPr>
         <w:t>　所得税、消費税、固定資産税（償却資産）の税務書類作成事務</w:t>
+      </w:r>
+    </w:p>
+    <w:p>
+      <w:pPr>
+        <w:pStyle w:val="Normal"/>
+        <w:rPr/>
+      </w:pPr>
+      <w:r>
+        <w:rPr/>
       </w:r>
     </w:p>
     <w:tbl>
       <w:tblPr>
-        <w:tblStyle w:val="4"/>
         <w:tblW w:w="9962" w:type="dxa"/>
+        <w:jc w:val="left"/>
         <w:tblInd w:w="0" w:type="dxa"/>
-        <w:tblBorders>
-          <w:top w:val="single" w:color="auto" w:sz="4" w:space="0"/>
-          <w:left w:val="single" w:color="auto" w:sz="4" w:space="0"/>
-          <w:bottom w:val="single" w:color="auto" w:sz="4" w:space="0"/>
-          <w:right w:val="single" w:color="auto" w:sz="4" w:space="0"/>
-          <w:insideH w:val="single" w:color="auto" w:sz="4" w:space="0"/>
-          <w:insideV w:val="single" w:color="auto" w:sz="4" w:space="0"/>
-        </w:tblBorders>
         <w:tblLayout w:type="fixed"/>
         <w:tblCellMar>
           <w:top w:w="0" w:type="dxa"/>
@@ -1481,59 +1513,52 @@
         <w:gridCol w:w="420"/>
       </w:tblGrid>
       <w:tr>
-        <w:tblPrEx>
-          <w:tblBorders>
-            <w:top w:val="single" w:color="auto" w:sz="4" w:space="0"/>
-            <w:left w:val="single" w:color="auto" w:sz="4" w:space="0"/>
-            <w:bottom w:val="single" w:color="auto" w:sz="4" w:space="0"/>
-            <w:right w:val="single" w:color="auto" w:sz="4" w:space="0"/>
-            <w:insideH w:val="single" w:color="auto" w:sz="4" w:space="0"/>
-            <w:insideV w:val="single" w:color="auto" w:sz="4" w:space="0"/>
-          </w:tblBorders>
-          <w:tblLayout w:type="fixed"/>
-          <w:tblCellMar>
-            <w:top w:w="0" w:type="dxa"/>
-            <w:left w:w="108" w:type="dxa"/>
-            <w:bottom w:w="0" w:type="dxa"/>
-            <w:right w:w="108" w:type="dxa"/>
-          </w:tblCellMar>
-        </w:tblPrEx>
         <w:trPr>
-          <w:trHeight w:val="482" w:hRule="exact"/>
+          <w:trHeight w:val="702" w:hRule="atLeast"/>
         </w:trPr>
         <w:tc>
           <w:tcPr>
             <w:tcW w:w="1164" w:type="dxa"/>
-          </w:tcPr>
-          <w:p>
-            <w:pPr>
-              <w:rPr>
-                <w:rFonts w:hint="eastAsia"/>
-                <w:vertAlign w:val="baseline"/>
-                <w:lang w:val="en-US" w:eastAsia="ja-JP"/>
-              </w:rPr>
-            </w:pPr>
+            <w:tcBorders>
+              <w:top w:val="single" w:sz="4" w:space="0" w:color="000000"/>
+              <w:left w:val="single" w:sz="4" w:space="0" w:color="000000"/>
+              <w:bottom w:val="single" w:sz="4" w:space="0" w:color="000000"/>
+              <w:right w:val="single" w:sz="4" w:space="0" w:color="000000"/>
+            </w:tcBorders>
+          </w:tcPr>
+          <w:p>
+            <w:pPr>
+              <w:pStyle w:val="Normal"/>
+              <w:snapToGrid w:val="false"/>
+              <w:rPr/>
+            </w:pPr>
+            <w:r>
+              <w:rPr/>
+            </w:r>
           </w:p>
         </w:tc>
         <w:tc>
           <w:tcPr>
             <w:tcW w:w="2655" w:type="dxa"/>
+            <w:tcBorders>
+              <w:top w:val="single" w:sz="4" w:space="0" w:color="000000"/>
+              <w:left w:val="single" w:sz="4" w:space="0" w:color="000000"/>
+              <w:bottom w:val="single" w:sz="4" w:space="0" w:color="000000"/>
+              <w:right w:val="single" w:sz="4" w:space="0" w:color="000000"/>
+            </w:tcBorders>
             <w:vAlign w:val="center"/>
           </w:tcPr>
           <w:p>
             <w:pPr>
+              <w:pStyle w:val="Normal"/>
               <w:jc w:val="center"/>
               <w:rPr>
                 <w:rFonts w:hint="eastAsia"/>
-                <w:vertAlign w:val="baseline"/>
-                <w:lang w:val="en-US" w:eastAsia="ja-JP"/>
               </w:rPr>
             </w:pPr>
             <w:r>
               <w:rPr>
                 <w:rFonts w:hint="eastAsia"/>
-                <w:vertAlign w:val="baseline"/>
-                <w:lang w:val="en-US" w:eastAsia="ja-JP"/>
               </w:rPr>
               <w:t>氏名</w:t>
             </w:r>
@@ -1542,22 +1567,25 @@
         <w:tc>
           <w:tcPr>
             <w:tcW w:w="1125" w:type="dxa"/>
+            <w:tcBorders>
+              <w:top w:val="single" w:sz="4" w:space="0" w:color="000000"/>
+              <w:left w:val="single" w:sz="4" w:space="0" w:color="000000"/>
+              <w:bottom w:val="single" w:sz="4" w:space="0" w:color="000000"/>
+              <w:right w:val="single" w:sz="4" w:space="0" w:color="000000"/>
+            </w:tcBorders>
             <w:vAlign w:val="center"/>
           </w:tcPr>
           <w:p>
             <w:pPr>
+              <w:pStyle w:val="Normal"/>
               <w:jc w:val="center"/>
               <w:rPr>
                 <w:rFonts w:hint="eastAsia"/>
-                <w:vertAlign w:val="baseline"/>
-                <w:lang w:val="en-US" w:eastAsia="ja-JP"/>
               </w:rPr>
             </w:pPr>
             <w:r>
               <w:rPr>
                 <w:rFonts w:hint="eastAsia"/>
-                <w:vertAlign w:val="baseline"/>
-                <w:lang w:val="en-US" w:eastAsia="ja-JP"/>
               </w:rPr>
               <w:t>続柄</w:t>
             </w:r>
@@ -1567,22 +1595,25 @@
           <w:tcPr>
             <w:tcW w:w="5018" w:type="dxa"/>
             <w:gridSpan w:val="12"/>
+            <w:tcBorders>
+              <w:top w:val="single" w:sz="4" w:space="0" w:color="000000"/>
+              <w:left w:val="single" w:sz="4" w:space="0" w:color="000000"/>
+              <w:bottom w:val="single" w:sz="4" w:space="0" w:color="000000"/>
+              <w:right w:val="single" w:sz="4" w:space="0" w:color="000000"/>
+            </w:tcBorders>
             <w:vAlign w:val="center"/>
           </w:tcPr>
           <w:p>
             <w:pPr>
+              <w:pStyle w:val="Normal"/>
               <w:jc w:val="center"/>
               <w:rPr>
                 <w:rFonts w:hint="eastAsia"/>
-                <w:vertAlign w:val="baseline"/>
-                <w:lang w:val="en-US" w:eastAsia="ja-JP"/>
               </w:rPr>
             </w:pPr>
             <w:r>
               <w:rPr>
                 <w:rFonts w:hint="eastAsia"/>
-                <w:vertAlign w:val="baseline"/>
-                <w:lang w:val="en-US" w:eastAsia="ja-JP"/>
               </w:rPr>
               <w:t>個人番号記入欄</w:t>
             </w:r>
@@ -1590,45 +1621,31 @@
         </w:tc>
       </w:tr>
       <w:tr>
-        <w:tblPrEx>
-          <w:tblBorders>
-            <w:top w:val="single" w:color="auto" w:sz="4" w:space="0"/>
-            <w:left w:val="single" w:color="auto" w:sz="4" w:space="0"/>
-            <w:bottom w:val="single" w:color="auto" w:sz="4" w:space="0"/>
-            <w:right w:val="single" w:color="auto" w:sz="4" w:space="0"/>
-            <w:insideH w:val="single" w:color="auto" w:sz="4" w:space="0"/>
-            <w:insideV w:val="single" w:color="auto" w:sz="4" w:space="0"/>
-          </w:tblBorders>
-          <w:tblLayout w:type="fixed"/>
-          <w:tblCellMar>
-            <w:top w:w="0" w:type="dxa"/>
-            <w:left w:w="108" w:type="dxa"/>
-            <w:bottom w:w="0" w:type="dxa"/>
-            <w:right w:w="108" w:type="dxa"/>
-          </w:tblCellMar>
-        </w:tblPrEx>
         <w:trPr>
-          <w:trHeight w:val="482" w:hRule="exact"/>
+          <w:trHeight w:val="702" w:hRule="atLeast"/>
         </w:trPr>
         <w:tc>
           <w:tcPr>
             <w:tcW w:w="1164" w:type="dxa"/>
+            <w:tcBorders>
+              <w:top w:val="single" w:sz="4" w:space="0" w:color="000000"/>
+              <w:left w:val="single" w:sz="4" w:space="0" w:color="000000"/>
+              <w:bottom w:val="single" w:sz="4" w:space="0" w:color="000000"/>
+              <w:right w:val="single" w:sz="4" w:space="0" w:color="000000"/>
+            </w:tcBorders>
             <w:vAlign w:val="center"/>
           </w:tcPr>
           <w:p>
             <w:pPr>
+              <w:pStyle w:val="Normal"/>
               <w:jc w:val="center"/>
               <w:rPr>
                 <w:rFonts w:hint="eastAsia"/>
-                <w:vertAlign w:val="baseline"/>
-                <w:lang w:val="en-US" w:eastAsia="ja-JP"/>
               </w:rPr>
             </w:pPr>
             <w:r>
               <w:rPr>
                 <w:rFonts w:hint="eastAsia"/>
-                <w:vertAlign w:val="baseline"/>
-                <w:lang w:val="en-US" w:eastAsia="ja-JP"/>
               </w:rPr>
               <w:t>本人</w:t>
             </w:r>
@@ -1637,240 +1654,324 @@
         <w:tc>
           <w:tcPr>
             <w:tcW w:w="2655" w:type="dxa"/>
-          </w:tcPr>
-          <w:p>
-            <w:pPr>
-              <w:rPr>
-                <w:rFonts w:hint="eastAsia"/>
-                <w:vertAlign w:val="baseline"/>
-                <w:lang w:val="en-US" w:eastAsia="ja-JP"/>
-              </w:rPr>
-            </w:pPr>
+            <w:tcBorders>
+              <w:top w:val="single" w:sz="4" w:space="0" w:color="000000"/>
+              <w:left w:val="single" w:sz="4" w:space="0" w:color="000000"/>
+              <w:bottom w:val="single" w:sz="4" w:space="0" w:color="000000"/>
+              <w:right w:val="single" w:sz="4" w:space="0" w:color="000000"/>
+            </w:tcBorders>
+          </w:tcPr>
+          <w:p>
+            <w:pPr>
+              <w:pStyle w:val="Normal"/>
+              <w:snapToGrid w:val="false"/>
+              <w:rPr/>
+            </w:pPr>
+            <w:r>
+              <w:rPr/>
+            </w:r>
           </w:p>
         </w:tc>
         <w:tc>
           <w:tcPr>
             <w:tcW w:w="1125" w:type="dxa"/>
-          </w:tcPr>
-          <w:p>
-            <w:pPr>
-              <w:rPr>
-                <w:rFonts w:hint="eastAsia"/>
-                <w:vertAlign w:val="baseline"/>
-                <w:lang w:val="en-US" w:eastAsia="ja-JP"/>
-              </w:rPr>
-            </w:pPr>
+            <w:tcBorders>
+              <w:top w:val="single" w:sz="4" w:space="0" w:color="000000"/>
+              <w:left w:val="single" w:sz="4" w:space="0" w:color="000000"/>
+              <w:bottom w:val="single" w:sz="4" w:space="0" w:color="000000"/>
+              <w:right w:val="single" w:sz="4" w:space="0" w:color="000000"/>
+            </w:tcBorders>
+          </w:tcPr>
+          <w:p>
+            <w:pPr>
+              <w:pStyle w:val="Normal"/>
+              <w:snapToGrid w:val="false"/>
+              <w:rPr/>
+            </w:pPr>
+            <w:r>
+              <w:rPr/>
+            </w:r>
           </w:p>
         </w:tc>
         <w:tc>
           <w:tcPr>
             <w:tcW w:w="418" w:type="dxa"/>
-          </w:tcPr>
-          <w:p>
-            <w:pPr>
-              <w:rPr>
-                <w:rFonts w:hint="eastAsia"/>
-                <w:vertAlign w:val="baseline"/>
-                <w:lang w:val="en-US" w:eastAsia="ja-JP"/>
-              </w:rPr>
-            </w:pPr>
+            <w:tcBorders>
+              <w:top w:val="single" w:sz="4" w:space="0" w:color="000000"/>
+              <w:left w:val="single" w:sz="4" w:space="0" w:color="000000"/>
+              <w:bottom w:val="single" w:sz="4" w:space="0" w:color="000000"/>
+              <w:right w:val="single" w:sz="4" w:space="0" w:color="000000"/>
+            </w:tcBorders>
+          </w:tcPr>
+          <w:p>
+            <w:pPr>
+              <w:pStyle w:val="Normal"/>
+              <w:snapToGrid w:val="false"/>
+              <w:rPr/>
+            </w:pPr>
+            <w:r>
+              <w:rPr/>
+            </w:r>
           </w:p>
         </w:tc>
         <w:tc>
           <w:tcPr>
             <w:tcW w:w="418" w:type="dxa"/>
-          </w:tcPr>
-          <w:p>
-            <w:pPr>
-              <w:rPr>
-                <w:rFonts w:hint="eastAsia"/>
-                <w:vertAlign w:val="baseline"/>
-                <w:lang w:val="en-US" w:eastAsia="ja-JP"/>
-              </w:rPr>
-            </w:pPr>
+            <w:tcBorders>
+              <w:top w:val="single" w:sz="4" w:space="0" w:color="000000"/>
+              <w:left w:val="single" w:sz="4" w:space="0" w:color="000000"/>
+              <w:bottom w:val="single" w:sz="4" w:space="0" w:color="000000"/>
+              <w:right w:val="single" w:sz="4" w:space="0" w:color="000000"/>
+            </w:tcBorders>
+          </w:tcPr>
+          <w:p>
+            <w:pPr>
+              <w:pStyle w:val="Normal"/>
+              <w:snapToGrid w:val="false"/>
+              <w:rPr/>
+            </w:pPr>
+            <w:r>
+              <w:rPr/>
+            </w:r>
           </w:p>
         </w:tc>
         <w:tc>
           <w:tcPr>
             <w:tcW w:w="418" w:type="dxa"/>
-          </w:tcPr>
-          <w:p>
-            <w:pPr>
-              <w:rPr>
-                <w:rFonts w:hint="eastAsia"/>
-                <w:vertAlign w:val="baseline"/>
-                <w:lang w:val="en-US" w:eastAsia="ja-JP"/>
-              </w:rPr>
-            </w:pPr>
+            <w:tcBorders>
+              <w:top w:val="single" w:sz="4" w:space="0" w:color="000000"/>
+              <w:left w:val="single" w:sz="4" w:space="0" w:color="000000"/>
+              <w:bottom w:val="single" w:sz="4" w:space="0" w:color="000000"/>
+              <w:right w:val="single" w:sz="4" w:space="0" w:color="000000"/>
+            </w:tcBorders>
+          </w:tcPr>
+          <w:p>
+            <w:pPr>
+              <w:pStyle w:val="Normal"/>
+              <w:snapToGrid w:val="false"/>
+              <w:rPr/>
+            </w:pPr>
+            <w:r>
+              <w:rPr/>
+            </w:r>
           </w:p>
         </w:tc>
         <w:tc>
           <w:tcPr>
             <w:tcW w:w="418" w:type="dxa"/>
-          </w:tcPr>
-          <w:p>
-            <w:pPr>
-              <w:rPr>
-                <w:rFonts w:hint="eastAsia"/>
-                <w:vertAlign w:val="baseline"/>
-                <w:lang w:val="en-US" w:eastAsia="ja-JP"/>
-              </w:rPr>
-            </w:pPr>
+            <w:tcBorders>
+              <w:top w:val="single" w:sz="4" w:space="0" w:color="000000"/>
+              <w:left w:val="single" w:sz="4" w:space="0" w:color="000000"/>
+              <w:bottom w:val="single" w:sz="4" w:space="0" w:color="000000"/>
+              <w:right w:val="single" w:sz="4" w:space="0" w:color="000000"/>
+            </w:tcBorders>
+          </w:tcPr>
+          <w:p>
+            <w:pPr>
+              <w:pStyle w:val="Normal"/>
+              <w:snapToGrid w:val="false"/>
+              <w:rPr/>
+            </w:pPr>
+            <w:r>
+              <w:rPr/>
+            </w:r>
           </w:p>
         </w:tc>
         <w:tc>
           <w:tcPr>
             <w:tcW w:w="418" w:type="dxa"/>
-          </w:tcPr>
-          <w:p>
-            <w:pPr>
-              <w:rPr>
-                <w:rFonts w:hint="eastAsia"/>
-                <w:vertAlign w:val="baseline"/>
-                <w:lang w:val="en-US" w:eastAsia="ja-JP"/>
-              </w:rPr>
-            </w:pPr>
+            <w:tcBorders>
+              <w:top w:val="single" w:sz="4" w:space="0" w:color="000000"/>
+              <w:left w:val="single" w:sz="4" w:space="0" w:color="000000"/>
+              <w:bottom w:val="single" w:sz="4" w:space="0" w:color="000000"/>
+              <w:right w:val="single" w:sz="4" w:space="0" w:color="000000"/>
+            </w:tcBorders>
+          </w:tcPr>
+          <w:p>
+            <w:pPr>
+              <w:pStyle w:val="Normal"/>
+              <w:snapToGrid w:val="false"/>
+              <w:rPr/>
+            </w:pPr>
+            <w:r>
+              <w:rPr/>
+            </w:r>
           </w:p>
         </w:tc>
         <w:tc>
           <w:tcPr>
             <w:tcW w:w="418" w:type="dxa"/>
-          </w:tcPr>
-          <w:p>
-            <w:pPr>
-              <w:rPr>
-                <w:rFonts w:hint="eastAsia"/>
-                <w:vertAlign w:val="baseline"/>
-                <w:lang w:val="en-US" w:eastAsia="ja-JP"/>
-              </w:rPr>
-            </w:pPr>
+            <w:tcBorders>
+              <w:top w:val="single" w:sz="4" w:space="0" w:color="000000"/>
+              <w:left w:val="single" w:sz="4" w:space="0" w:color="000000"/>
+              <w:bottom w:val="single" w:sz="4" w:space="0" w:color="000000"/>
+              <w:right w:val="single" w:sz="4" w:space="0" w:color="000000"/>
+            </w:tcBorders>
+          </w:tcPr>
+          <w:p>
+            <w:pPr>
+              <w:pStyle w:val="Normal"/>
+              <w:snapToGrid w:val="false"/>
+              <w:rPr/>
+            </w:pPr>
+            <w:r>
+              <w:rPr/>
+            </w:r>
           </w:p>
         </w:tc>
         <w:tc>
           <w:tcPr>
             <w:tcW w:w="418" w:type="dxa"/>
-          </w:tcPr>
-          <w:p>
-            <w:pPr>
-              <w:rPr>
-                <w:rFonts w:hint="eastAsia"/>
-                <w:vertAlign w:val="baseline"/>
-                <w:lang w:val="en-US" w:eastAsia="ja-JP"/>
-              </w:rPr>
-            </w:pPr>
+            <w:tcBorders>
+              <w:top w:val="single" w:sz="4" w:space="0" w:color="000000"/>
+              <w:left w:val="single" w:sz="4" w:space="0" w:color="000000"/>
+              <w:bottom w:val="single" w:sz="4" w:space="0" w:color="000000"/>
+              <w:right w:val="single" w:sz="4" w:space="0" w:color="000000"/>
+            </w:tcBorders>
+          </w:tcPr>
+          <w:p>
+            <w:pPr>
+              <w:pStyle w:val="Normal"/>
+              <w:snapToGrid w:val="false"/>
+              <w:rPr/>
+            </w:pPr>
+            <w:r>
+              <w:rPr/>
+            </w:r>
           </w:p>
         </w:tc>
         <w:tc>
           <w:tcPr>
             <w:tcW w:w="418" w:type="dxa"/>
-          </w:tcPr>
-          <w:p>
-            <w:pPr>
-              <w:rPr>
-                <w:rFonts w:hint="eastAsia"/>
-                <w:vertAlign w:val="baseline"/>
-                <w:lang w:val="en-US" w:eastAsia="ja-JP"/>
-              </w:rPr>
-            </w:pPr>
+            <w:tcBorders>
+              <w:top w:val="single" w:sz="4" w:space="0" w:color="000000"/>
+              <w:left w:val="single" w:sz="4" w:space="0" w:color="000000"/>
+              <w:bottom w:val="single" w:sz="4" w:space="0" w:color="000000"/>
+              <w:right w:val="single" w:sz="4" w:space="0" w:color="000000"/>
+            </w:tcBorders>
+          </w:tcPr>
+          <w:p>
+            <w:pPr>
+              <w:pStyle w:val="Normal"/>
+              <w:snapToGrid w:val="false"/>
+              <w:rPr/>
+            </w:pPr>
+            <w:r>
+              <w:rPr/>
+            </w:r>
           </w:p>
         </w:tc>
         <w:tc>
           <w:tcPr>
             <w:tcW w:w="418" w:type="dxa"/>
-          </w:tcPr>
-          <w:p>
-            <w:pPr>
-              <w:rPr>
-                <w:rFonts w:hint="eastAsia"/>
-                <w:vertAlign w:val="baseline"/>
-                <w:lang w:val="en-US" w:eastAsia="ja-JP"/>
-              </w:rPr>
-            </w:pPr>
+            <w:tcBorders>
+              <w:top w:val="single" w:sz="4" w:space="0" w:color="000000"/>
+              <w:left w:val="single" w:sz="4" w:space="0" w:color="000000"/>
+              <w:bottom w:val="single" w:sz="4" w:space="0" w:color="000000"/>
+              <w:right w:val="single" w:sz="4" w:space="0" w:color="000000"/>
+            </w:tcBorders>
+          </w:tcPr>
+          <w:p>
+            <w:pPr>
+              <w:pStyle w:val="Normal"/>
+              <w:snapToGrid w:val="false"/>
+              <w:rPr/>
+            </w:pPr>
+            <w:r>
+              <w:rPr/>
+            </w:r>
           </w:p>
         </w:tc>
         <w:tc>
           <w:tcPr>
             <w:tcW w:w="418" w:type="dxa"/>
-          </w:tcPr>
-          <w:p>
-            <w:pPr>
-              <w:rPr>
-                <w:rFonts w:hint="eastAsia"/>
-                <w:vertAlign w:val="baseline"/>
-                <w:lang w:val="en-US" w:eastAsia="ja-JP"/>
-              </w:rPr>
-            </w:pPr>
+            <w:tcBorders>
+              <w:top w:val="single" w:sz="4" w:space="0" w:color="000000"/>
+              <w:left w:val="single" w:sz="4" w:space="0" w:color="000000"/>
+              <w:bottom w:val="single" w:sz="4" w:space="0" w:color="000000"/>
+              <w:right w:val="single" w:sz="4" w:space="0" w:color="000000"/>
+            </w:tcBorders>
+          </w:tcPr>
+          <w:p>
+            <w:pPr>
+              <w:pStyle w:val="Normal"/>
+              <w:snapToGrid w:val="false"/>
+              <w:rPr/>
+            </w:pPr>
+            <w:r>
+              <w:rPr/>
+            </w:r>
           </w:p>
         </w:tc>
         <w:tc>
           <w:tcPr>
             <w:tcW w:w="418" w:type="dxa"/>
-          </w:tcPr>
-          <w:p>
-            <w:pPr>
-              <w:rPr>
-                <w:rFonts w:hint="eastAsia"/>
-                <w:vertAlign w:val="baseline"/>
-                <w:lang w:val="en-US" w:eastAsia="ja-JP"/>
-              </w:rPr>
-            </w:pPr>
+            <w:tcBorders>
+              <w:top w:val="single" w:sz="4" w:space="0" w:color="000000"/>
+              <w:left w:val="single" w:sz="4" w:space="0" w:color="000000"/>
+              <w:bottom w:val="single" w:sz="4" w:space="0" w:color="000000"/>
+              <w:right w:val="single" w:sz="4" w:space="0" w:color="000000"/>
+            </w:tcBorders>
+          </w:tcPr>
+          <w:p>
+            <w:pPr>
+              <w:pStyle w:val="Normal"/>
+              <w:snapToGrid w:val="false"/>
+              <w:rPr/>
+            </w:pPr>
+            <w:r>
+              <w:rPr/>
+            </w:r>
           </w:p>
         </w:tc>
         <w:tc>
           <w:tcPr>
             <w:tcW w:w="420" w:type="dxa"/>
-          </w:tcPr>
-          <w:p>
-            <w:pPr>
-              <w:rPr>
-                <w:rFonts w:hint="eastAsia"/>
-                <w:vertAlign w:val="baseline"/>
-                <w:lang w:val="en-US" w:eastAsia="ja-JP"/>
-              </w:rPr>
-            </w:pPr>
+            <w:tcBorders>
+              <w:top w:val="single" w:sz="4" w:space="0" w:color="000000"/>
+              <w:left w:val="single" w:sz="4" w:space="0" w:color="000000"/>
+              <w:bottom w:val="single" w:sz="4" w:space="0" w:color="000000"/>
+              <w:right w:val="single" w:sz="4" w:space="0" w:color="000000"/>
+            </w:tcBorders>
+          </w:tcPr>
+          <w:p>
+            <w:pPr>
+              <w:pStyle w:val="Normal"/>
+              <w:snapToGrid w:val="false"/>
+              <w:rPr/>
+            </w:pPr>
+            <w:r>
+              <w:rPr/>
+            </w:r>
           </w:p>
         </w:tc>
       </w:tr>
       <w:tr>
-        <w:tblPrEx>
-          <w:tblBorders>
-            <w:top w:val="single" w:color="auto" w:sz="4" w:space="0"/>
-            <w:left w:val="single" w:color="auto" w:sz="4" w:space="0"/>
-            <w:bottom w:val="single" w:color="auto" w:sz="4" w:space="0"/>
-            <w:right w:val="single" w:color="auto" w:sz="4" w:space="0"/>
-            <w:insideH w:val="single" w:color="auto" w:sz="4" w:space="0"/>
-            <w:insideV w:val="single" w:color="auto" w:sz="4" w:space="0"/>
-          </w:tblBorders>
-          <w:tblLayout w:type="fixed"/>
-          <w:tblCellMar>
-            <w:top w:w="0" w:type="dxa"/>
-            <w:left w:w="108" w:type="dxa"/>
-            <w:bottom w:w="0" w:type="dxa"/>
-            <w:right w:w="108" w:type="dxa"/>
-          </w:tblCellMar>
-        </w:tblPrEx>
         <w:trPr>
-          <w:trHeight w:val="482" w:hRule="exact"/>
+          <w:trHeight w:val="702" w:hRule="atLeast"/>
         </w:trPr>
         <w:tc>
           <w:tcPr>
             <w:tcW w:w="1164" w:type="dxa"/>
+            <w:tcBorders>
+              <w:top w:val="single" w:sz="4" w:space="0" w:color="000000"/>
+              <w:left w:val="single" w:sz="4" w:space="0" w:color="000000"/>
+              <w:bottom w:val="single" w:sz="4" w:space="0" w:color="000000"/>
+              <w:right w:val="single" w:sz="4" w:space="0" w:color="000000"/>
+            </w:tcBorders>
             <w:vAlign w:val="center"/>
           </w:tcPr>
           <w:p>
             <w:pPr>
+              <w:pStyle w:val="Normal"/>
               <w:jc w:val="center"/>
               <w:rPr>
                 <w:rFonts w:hint="eastAsia"/>
-                <w:vertAlign w:val="baseline"/>
-                <w:lang w:val="en-US" w:eastAsia="ja-JP"/>
               </w:rPr>
             </w:pPr>
             <w:r>
               <w:rPr>
                 <w:rFonts w:hint="eastAsia"/>
-                <w:vertAlign w:val="baseline"/>
-                <w:lang w:val="en-US" w:eastAsia="ja-JP"/>
               </w:rPr>
               <w:t>配偶者</w:t>
             </w:r>
@@ -1879,243 +1980,327 @@
         <w:tc>
           <w:tcPr>
             <w:tcW w:w="2655" w:type="dxa"/>
-          </w:tcPr>
-          <w:p>
-            <w:pPr>
-              <w:rPr>
-                <w:rFonts w:hint="eastAsia"/>
-                <w:vertAlign w:val="baseline"/>
-                <w:lang w:val="en-US" w:eastAsia="ja-JP"/>
-              </w:rPr>
-            </w:pPr>
+            <w:tcBorders>
+              <w:top w:val="single" w:sz="4" w:space="0" w:color="000000"/>
+              <w:left w:val="single" w:sz="4" w:space="0" w:color="000000"/>
+              <w:bottom w:val="single" w:sz="4" w:space="0" w:color="000000"/>
+              <w:right w:val="single" w:sz="4" w:space="0" w:color="000000"/>
+            </w:tcBorders>
+          </w:tcPr>
+          <w:p>
+            <w:pPr>
+              <w:pStyle w:val="Normal"/>
+              <w:snapToGrid w:val="false"/>
+              <w:rPr/>
+            </w:pPr>
+            <w:r>
+              <w:rPr/>
+            </w:r>
           </w:p>
         </w:tc>
         <w:tc>
           <w:tcPr>
             <w:tcW w:w="1125" w:type="dxa"/>
-          </w:tcPr>
-          <w:p>
-            <w:pPr>
-              <w:rPr>
-                <w:rFonts w:hint="eastAsia"/>
-                <w:vertAlign w:val="baseline"/>
-                <w:lang w:val="en-US" w:eastAsia="ja-JP"/>
-              </w:rPr>
-            </w:pPr>
+            <w:tcBorders>
+              <w:top w:val="single" w:sz="4" w:space="0" w:color="000000"/>
+              <w:left w:val="single" w:sz="4" w:space="0" w:color="000000"/>
+              <w:bottom w:val="single" w:sz="4" w:space="0" w:color="000000"/>
+              <w:right w:val="single" w:sz="4" w:space="0" w:color="000000"/>
+            </w:tcBorders>
+          </w:tcPr>
+          <w:p>
+            <w:pPr>
+              <w:pStyle w:val="Normal"/>
+              <w:snapToGrid w:val="false"/>
+              <w:rPr/>
+            </w:pPr>
+            <w:r>
+              <w:rPr/>
+            </w:r>
           </w:p>
         </w:tc>
         <w:tc>
           <w:tcPr>
             <w:tcW w:w="418" w:type="dxa"/>
-          </w:tcPr>
-          <w:p>
-            <w:pPr>
-              <w:rPr>
-                <w:rFonts w:hint="eastAsia"/>
-                <w:vertAlign w:val="baseline"/>
-                <w:lang w:val="en-US" w:eastAsia="ja-JP"/>
-              </w:rPr>
-            </w:pPr>
+            <w:tcBorders>
+              <w:top w:val="single" w:sz="4" w:space="0" w:color="000000"/>
+              <w:left w:val="single" w:sz="4" w:space="0" w:color="000000"/>
+              <w:bottom w:val="single" w:sz="4" w:space="0" w:color="000000"/>
+              <w:right w:val="single" w:sz="4" w:space="0" w:color="000000"/>
+            </w:tcBorders>
+          </w:tcPr>
+          <w:p>
+            <w:pPr>
+              <w:pStyle w:val="Normal"/>
+              <w:snapToGrid w:val="false"/>
+              <w:rPr/>
+            </w:pPr>
+            <w:r>
+              <w:rPr/>
+            </w:r>
           </w:p>
         </w:tc>
         <w:tc>
           <w:tcPr>
             <w:tcW w:w="418" w:type="dxa"/>
-          </w:tcPr>
-          <w:p>
-            <w:pPr>
-              <w:rPr>
-                <w:rFonts w:hint="eastAsia"/>
-                <w:vertAlign w:val="baseline"/>
-                <w:lang w:val="en-US" w:eastAsia="ja-JP"/>
-              </w:rPr>
-            </w:pPr>
+            <w:tcBorders>
+              <w:top w:val="single" w:sz="4" w:space="0" w:color="000000"/>
+              <w:left w:val="single" w:sz="4" w:space="0" w:color="000000"/>
+              <w:bottom w:val="single" w:sz="4" w:space="0" w:color="000000"/>
+              <w:right w:val="single" w:sz="4" w:space="0" w:color="000000"/>
+            </w:tcBorders>
+          </w:tcPr>
+          <w:p>
+            <w:pPr>
+              <w:pStyle w:val="Normal"/>
+              <w:snapToGrid w:val="false"/>
+              <w:rPr/>
+            </w:pPr>
+            <w:r>
+              <w:rPr/>
+            </w:r>
           </w:p>
         </w:tc>
         <w:tc>
           <w:tcPr>
             <w:tcW w:w="418" w:type="dxa"/>
-          </w:tcPr>
-          <w:p>
-            <w:pPr>
-              <w:rPr>
-                <w:rFonts w:hint="eastAsia"/>
-                <w:vertAlign w:val="baseline"/>
-                <w:lang w:val="en-US" w:eastAsia="ja-JP"/>
-              </w:rPr>
-            </w:pPr>
+            <w:tcBorders>
+              <w:top w:val="single" w:sz="4" w:space="0" w:color="000000"/>
+              <w:left w:val="single" w:sz="4" w:space="0" w:color="000000"/>
+              <w:bottom w:val="single" w:sz="4" w:space="0" w:color="000000"/>
+              <w:right w:val="single" w:sz="4" w:space="0" w:color="000000"/>
+            </w:tcBorders>
+          </w:tcPr>
+          <w:p>
+            <w:pPr>
+              <w:pStyle w:val="Normal"/>
+              <w:snapToGrid w:val="false"/>
+              <w:rPr/>
+            </w:pPr>
+            <w:r>
+              <w:rPr/>
+            </w:r>
           </w:p>
         </w:tc>
         <w:tc>
           <w:tcPr>
             <w:tcW w:w="418" w:type="dxa"/>
-          </w:tcPr>
-          <w:p>
-            <w:pPr>
-              <w:rPr>
-                <w:rFonts w:hint="eastAsia"/>
-                <w:vertAlign w:val="baseline"/>
-                <w:lang w:val="en-US" w:eastAsia="ja-JP"/>
-              </w:rPr>
-            </w:pPr>
+            <w:tcBorders>
+              <w:top w:val="single" w:sz="4" w:space="0" w:color="000000"/>
+              <w:left w:val="single" w:sz="4" w:space="0" w:color="000000"/>
+              <w:bottom w:val="single" w:sz="4" w:space="0" w:color="000000"/>
+              <w:right w:val="single" w:sz="4" w:space="0" w:color="000000"/>
+            </w:tcBorders>
+          </w:tcPr>
+          <w:p>
+            <w:pPr>
+              <w:pStyle w:val="Normal"/>
+              <w:snapToGrid w:val="false"/>
+              <w:rPr/>
+            </w:pPr>
+            <w:r>
+              <w:rPr/>
+            </w:r>
           </w:p>
         </w:tc>
         <w:tc>
           <w:tcPr>
             <w:tcW w:w="418" w:type="dxa"/>
-          </w:tcPr>
-          <w:p>
-            <w:pPr>
-              <w:rPr>
-                <w:rFonts w:hint="eastAsia"/>
-                <w:vertAlign w:val="baseline"/>
-                <w:lang w:val="en-US" w:eastAsia="ja-JP"/>
-              </w:rPr>
-            </w:pPr>
+            <w:tcBorders>
+              <w:top w:val="single" w:sz="4" w:space="0" w:color="000000"/>
+              <w:left w:val="single" w:sz="4" w:space="0" w:color="000000"/>
+              <w:bottom w:val="single" w:sz="4" w:space="0" w:color="000000"/>
+              <w:right w:val="single" w:sz="4" w:space="0" w:color="000000"/>
+            </w:tcBorders>
+          </w:tcPr>
+          <w:p>
+            <w:pPr>
+              <w:pStyle w:val="Normal"/>
+              <w:snapToGrid w:val="false"/>
+              <w:rPr/>
+            </w:pPr>
+            <w:r>
+              <w:rPr/>
+            </w:r>
           </w:p>
         </w:tc>
         <w:tc>
           <w:tcPr>
             <w:tcW w:w="418" w:type="dxa"/>
-          </w:tcPr>
-          <w:p>
-            <w:pPr>
-              <w:rPr>
-                <w:rFonts w:hint="eastAsia"/>
-                <w:vertAlign w:val="baseline"/>
-                <w:lang w:val="en-US" w:eastAsia="ja-JP"/>
-              </w:rPr>
-            </w:pPr>
+            <w:tcBorders>
+              <w:top w:val="single" w:sz="4" w:space="0" w:color="000000"/>
+              <w:left w:val="single" w:sz="4" w:space="0" w:color="000000"/>
+              <w:bottom w:val="single" w:sz="4" w:space="0" w:color="000000"/>
+              <w:right w:val="single" w:sz="4" w:space="0" w:color="000000"/>
+            </w:tcBorders>
+          </w:tcPr>
+          <w:p>
+            <w:pPr>
+              <w:pStyle w:val="Normal"/>
+              <w:snapToGrid w:val="false"/>
+              <w:rPr/>
+            </w:pPr>
+            <w:r>
+              <w:rPr/>
+            </w:r>
           </w:p>
         </w:tc>
         <w:tc>
           <w:tcPr>
             <w:tcW w:w="418" w:type="dxa"/>
-          </w:tcPr>
-          <w:p>
-            <w:pPr>
-              <w:rPr>
-                <w:rFonts w:hint="eastAsia"/>
-                <w:vertAlign w:val="baseline"/>
-                <w:lang w:val="en-US" w:eastAsia="ja-JP"/>
-              </w:rPr>
-            </w:pPr>
+            <w:tcBorders>
+              <w:top w:val="single" w:sz="4" w:space="0" w:color="000000"/>
+              <w:left w:val="single" w:sz="4" w:space="0" w:color="000000"/>
+              <w:bottom w:val="single" w:sz="4" w:space="0" w:color="000000"/>
+              <w:right w:val="single" w:sz="4" w:space="0" w:color="000000"/>
+            </w:tcBorders>
+          </w:tcPr>
+          <w:p>
+            <w:pPr>
+              <w:pStyle w:val="Normal"/>
+              <w:snapToGrid w:val="false"/>
+              <w:rPr/>
+            </w:pPr>
+            <w:r>
+              <w:rPr/>
+            </w:r>
           </w:p>
         </w:tc>
         <w:tc>
           <w:tcPr>
             <w:tcW w:w="418" w:type="dxa"/>
-          </w:tcPr>
-          <w:p>
-            <w:pPr>
-              <w:rPr>
-                <w:rFonts w:hint="eastAsia"/>
-                <w:vertAlign w:val="baseline"/>
-                <w:lang w:val="en-US" w:eastAsia="ja-JP"/>
-              </w:rPr>
-            </w:pPr>
+            <w:tcBorders>
+              <w:top w:val="single" w:sz="4" w:space="0" w:color="000000"/>
+              <w:left w:val="single" w:sz="4" w:space="0" w:color="000000"/>
+              <w:bottom w:val="single" w:sz="4" w:space="0" w:color="000000"/>
+              <w:right w:val="single" w:sz="4" w:space="0" w:color="000000"/>
+            </w:tcBorders>
+          </w:tcPr>
+          <w:p>
+            <w:pPr>
+              <w:pStyle w:val="Normal"/>
+              <w:snapToGrid w:val="false"/>
+              <w:rPr/>
+            </w:pPr>
+            <w:r>
+              <w:rPr/>
+            </w:r>
           </w:p>
         </w:tc>
         <w:tc>
           <w:tcPr>
             <w:tcW w:w="418" w:type="dxa"/>
-          </w:tcPr>
-          <w:p>
-            <w:pPr>
-              <w:rPr>
-                <w:rFonts w:hint="eastAsia"/>
-                <w:vertAlign w:val="baseline"/>
-                <w:lang w:val="en-US" w:eastAsia="ja-JP"/>
-              </w:rPr>
-            </w:pPr>
+            <w:tcBorders>
+              <w:top w:val="single" w:sz="4" w:space="0" w:color="000000"/>
+              <w:left w:val="single" w:sz="4" w:space="0" w:color="000000"/>
+              <w:bottom w:val="single" w:sz="4" w:space="0" w:color="000000"/>
+              <w:right w:val="single" w:sz="4" w:space="0" w:color="000000"/>
+            </w:tcBorders>
+          </w:tcPr>
+          <w:p>
+            <w:pPr>
+              <w:pStyle w:val="Normal"/>
+              <w:snapToGrid w:val="false"/>
+              <w:rPr/>
+            </w:pPr>
+            <w:r>
+              <w:rPr/>
+            </w:r>
           </w:p>
         </w:tc>
         <w:tc>
           <w:tcPr>
             <w:tcW w:w="418" w:type="dxa"/>
-          </w:tcPr>
-          <w:p>
-            <w:pPr>
-              <w:rPr>
-                <w:rFonts w:hint="eastAsia"/>
-                <w:vertAlign w:val="baseline"/>
-                <w:lang w:val="en-US" w:eastAsia="ja-JP"/>
-              </w:rPr>
-            </w:pPr>
+            <w:tcBorders>
+              <w:top w:val="single" w:sz="4" w:space="0" w:color="000000"/>
+              <w:left w:val="single" w:sz="4" w:space="0" w:color="000000"/>
+              <w:bottom w:val="single" w:sz="4" w:space="0" w:color="000000"/>
+              <w:right w:val="single" w:sz="4" w:space="0" w:color="000000"/>
+            </w:tcBorders>
+          </w:tcPr>
+          <w:p>
+            <w:pPr>
+              <w:pStyle w:val="Normal"/>
+              <w:snapToGrid w:val="false"/>
+              <w:rPr/>
+            </w:pPr>
+            <w:r>
+              <w:rPr/>
+            </w:r>
           </w:p>
         </w:tc>
         <w:tc>
           <w:tcPr>
             <w:tcW w:w="418" w:type="dxa"/>
-          </w:tcPr>
-          <w:p>
-            <w:pPr>
-              <w:rPr>
-                <w:rFonts w:hint="eastAsia"/>
-                <w:vertAlign w:val="baseline"/>
-                <w:lang w:val="en-US" w:eastAsia="ja-JP"/>
-              </w:rPr>
-            </w:pPr>
+            <w:tcBorders>
+              <w:top w:val="single" w:sz="4" w:space="0" w:color="000000"/>
+              <w:left w:val="single" w:sz="4" w:space="0" w:color="000000"/>
+              <w:bottom w:val="single" w:sz="4" w:space="0" w:color="000000"/>
+              <w:right w:val="single" w:sz="4" w:space="0" w:color="000000"/>
+            </w:tcBorders>
+          </w:tcPr>
+          <w:p>
+            <w:pPr>
+              <w:pStyle w:val="Normal"/>
+              <w:snapToGrid w:val="false"/>
+              <w:rPr/>
+            </w:pPr>
+            <w:r>
+              <w:rPr/>
+            </w:r>
           </w:p>
         </w:tc>
         <w:tc>
           <w:tcPr>
             <w:tcW w:w="420" w:type="dxa"/>
-          </w:tcPr>
-          <w:p>
-            <w:pPr>
-              <w:rPr>
-                <w:rFonts w:hint="eastAsia"/>
-                <w:vertAlign w:val="baseline"/>
-                <w:lang w:val="en-US" w:eastAsia="ja-JP"/>
-              </w:rPr>
-            </w:pPr>
+            <w:tcBorders>
+              <w:top w:val="single" w:sz="4" w:space="0" w:color="000000"/>
+              <w:left w:val="single" w:sz="4" w:space="0" w:color="000000"/>
+              <w:bottom w:val="single" w:sz="4" w:space="0" w:color="000000"/>
+              <w:right w:val="single" w:sz="4" w:space="0" w:color="000000"/>
+            </w:tcBorders>
+          </w:tcPr>
+          <w:p>
+            <w:pPr>
+              <w:pStyle w:val="Normal"/>
+              <w:snapToGrid w:val="false"/>
+              <w:rPr/>
+            </w:pPr>
+            <w:r>
+              <w:rPr/>
+            </w:r>
           </w:p>
         </w:tc>
       </w:tr>
       <w:tr>
-        <w:tblPrEx>
-          <w:tblBorders>
-            <w:top w:val="single" w:color="auto" w:sz="4" w:space="0"/>
-            <w:left w:val="single" w:color="auto" w:sz="4" w:space="0"/>
-            <w:bottom w:val="single" w:color="auto" w:sz="4" w:space="0"/>
-            <w:right w:val="single" w:color="auto" w:sz="4" w:space="0"/>
-            <w:insideH w:val="single" w:color="auto" w:sz="4" w:space="0"/>
-            <w:insideV w:val="single" w:color="auto" w:sz="4" w:space="0"/>
-          </w:tblBorders>
-          <w:tblLayout w:type="fixed"/>
-          <w:tblCellMar>
-            <w:top w:w="0" w:type="dxa"/>
-            <w:left w:w="108" w:type="dxa"/>
-            <w:bottom w:w="0" w:type="dxa"/>
-            <w:right w:w="108" w:type="dxa"/>
-          </w:tblCellMar>
-        </w:tblPrEx>
         <w:trPr>
-          <w:trHeight w:val="482" w:hRule="exact"/>
+          <w:trHeight w:val="702" w:hRule="atLeast"/>
         </w:trPr>
         <w:tc>
           <w:tcPr>
             <w:tcW w:w="1164" w:type="dxa"/>
             <w:vMerge w:val="restart"/>
-            <w:textDirection w:val="tbLrV"/>
+            <w:tcBorders>
+              <w:top w:val="single" w:sz="4" w:space="0" w:color="000000"/>
+              <w:left w:val="single" w:sz="4" w:space="0" w:color="000000"/>
+              <w:bottom w:val="single" w:sz="4" w:space="0" w:color="000000"/>
+              <w:right w:val="single" w:sz="4" w:space="0" w:color="000000"/>
+            </w:tcBorders>
+            <w:textDirection w:val="btLr"/>
             <w:vAlign w:val="center"/>
           </w:tcPr>
           <w:p>
             <w:pPr>
+              <w:pStyle w:val="Normal"/>
               <w:ind w:left="113" w:right="113"/>
               <w:jc w:val="center"/>
               <w:rPr>
                 <w:rFonts w:hint="eastAsia"/>
-                <w:vertAlign w:val="baseline"/>
-                <w:lang w:val="en-US" w:eastAsia="ja-JP"/>
               </w:rPr>
             </w:pPr>
             <w:r>
               <w:rPr>
                 <w:rFonts w:hint="eastAsia"/>
-                <w:vertAlign w:val="baseline"/>
-                <w:lang w:val="en-US" w:eastAsia="ja-JP"/>
               </w:rPr>
               <w:t>扶養親族</w:t>
             </w:r>
@@ -2124,1141 +2309,1597 @@
         <w:tc>
           <w:tcPr>
             <w:tcW w:w="2655" w:type="dxa"/>
-          </w:tcPr>
-          <w:p>
-            <w:pPr>
-              <w:rPr>
-                <w:rFonts w:hint="eastAsia"/>
-                <w:vertAlign w:val="baseline"/>
-                <w:lang w:val="en-US" w:eastAsia="ja-JP"/>
-              </w:rPr>
-            </w:pPr>
+            <w:tcBorders>
+              <w:top w:val="single" w:sz="4" w:space="0" w:color="000000"/>
+              <w:left w:val="single" w:sz="4" w:space="0" w:color="000000"/>
+              <w:bottom w:val="single" w:sz="4" w:space="0" w:color="000000"/>
+              <w:right w:val="single" w:sz="4" w:space="0" w:color="000000"/>
+            </w:tcBorders>
+          </w:tcPr>
+          <w:p>
+            <w:pPr>
+              <w:pStyle w:val="Normal"/>
+              <w:snapToGrid w:val="false"/>
+              <w:rPr/>
+            </w:pPr>
+            <w:r>
+              <w:rPr/>
+            </w:r>
           </w:p>
         </w:tc>
         <w:tc>
           <w:tcPr>
             <w:tcW w:w="1125" w:type="dxa"/>
-          </w:tcPr>
-          <w:p>
-            <w:pPr>
-              <w:rPr>
-                <w:rFonts w:hint="eastAsia"/>
-                <w:vertAlign w:val="baseline"/>
-                <w:lang w:val="en-US" w:eastAsia="ja-JP"/>
-              </w:rPr>
-            </w:pPr>
+            <w:tcBorders>
+              <w:top w:val="single" w:sz="4" w:space="0" w:color="000000"/>
+              <w:left w:val="single" w:sz="4" w:space="0" w:color="000000"/>
+              <w:bottom w:val="single" w:sz="4" w:space="0" w:color="000000"/>
+              <w:right w:val="single" w:sz="4" w:space="0" w:color="000000"/>
+            </w:tcBorders>
+          </w:tcPr>
+          <w:p>
+            <w:pPr>
+              <w:pStyle w:val="Normal"/>
+              <w:snapToGrid w:val="false"/>
+              <w:rPr/>
+            </w:pPr>
+            <w:r>
+              <w:rPr/>
+            </w:r>
           </w:p>
         </w:tc>
         <w:tc>
           <w:tcPr>
             <w:tcW w:w="418" w:type="dxa"/>
-          </w:tcPr>
-          <w:p>
-            <w:pPr>
-              <w:rPr>
-                <w:rFonts w:hint="eastAsia"/>
-                <w:vertAlign w:val="baseline"/>
-                <w:lang w:val="en-US" w:eastAsia="ja-JP"/>
-              </w:rPr>
-            </w:pPr>
+            <w:tcBorders>
+              <w:top w:val="single" w:sz="4" w:space="0" w:color="000000"/>
+              <w:left w:val="single" w:sz="4" w:space="0" w:color="000000"/>
+              <w:bottom w:val="single" w:sz="4" w:space="0" w:color="000000"/>
+              <w:right w:val="single" w:sz="4" w:space="0" w:color="000000"/>
+            </w:tcBorders>
+          </w:tcPr>
+          <w:p>
+            <w:pPr>
+              <w:pStyle w:val="Normal"/>
+              <w:snapToGrid w:val="false"/>
+              <w:rPr/>
+            </w:pPr>
+            <w:r>
+              <w:rPr/>
+            </w:r>
           </w:p>
         </w:tc>
         <w:tc>
           <w:tcPr>
             <w:tcW w:w="418" w:type="dxa"/>
-          </w:tcPr>
-          <w:p>
-            <w:pPr>
-              <w:rPr>
-                <w:rFonts w:hint="eastAsia"/>
-                <w:vertAlign w:val="baseline"/>
-                <w:lang w:val="en-US" w:eastAsia="ja-JP"/>
-              </w:rPr>
-            </w:pPr>
+            <w:tcBorders>
+              <w:top w:val="single" w:sz="4" w:space="0" w:color="000000"/>
+              <w:left w:val="single" w:sz="4" w:space="0" w:color="000000"/>
+              <w:bottom w:val="single" w:sz="4" w:space="0" w:color="000000"/>
+              <w:right w:val="single" w:sz="4" w:space="0" w:color="000000"/>
+            </w:tcBorders>
+          </w:tcPr>
+          <w:p>
+            <w:pPr>
+              <w:pStyle w:val="Normal"/>
+              <w:snapToGrid w:val="false"/>
+              <w:rPr/>
+            </w:pPr>
+            <w:r>
+              <w:rPr/>
+            </w:r>
           </w:p>
         </w:tc>
         <w:tc>
           <w:tcPr>
             <w:tcW w:w="418" w:type="dxa"/>
-          </w:tcPr>
-          <w:p>
-            <w:pPr>
-              <w:rPr>
-                <w:rFonts w:hint="eastAsia"/>
-                <w:vertAlign w:val="baseline"/>
-                <w:lang w:val="en-US" w:eastAsia="ja-JP"/>
-              </w:rPr>
-            </w:pPr>
+            <w:tcBorders>
+              <w:top w:val="single" w:sz="4" w:space="0" w:color="000000"/>
+              <w:left w:val="single" w:sz="4" w:space="0" w:color="000000"/>
+              <w:bottom w:val="single" w:sz="4" w:space="0" w:color="000000"/>
+              <w:right w:val="single" w:sz="4" w:space="0" w:color="000000"/>
+            </w:tcBorders>
+          </w:tcPr>
+          <w:p>
+            <w:pPr>
+              <w:pStyle w:val="Normal"/>
+              <w:snapToGrid w:val="false"/>
+              <w:rPr/>
+            </w:pPr>
+            <w:r>
+              <w:rPr/>
+            </w:r>
           </w:p>
         </w:tc>
         <w:tc>
           <w:tcPr>
             <w:tcW w:w="418" w:type="dxa"/>
-          </w:tcPr>
-          <w:p>
-            <w:pPr>
-              <w:rPr>
-                <w:rFonts w:hint="eastAsia"/>
-                <w:vertAlign w:val="baseline"/>
-                <w:lang w:val="en-US" w:eastAsia="ja-JP"/>
-              </w:rPr>
-            </w:pPr>
+            <w:tcBorders>
+              <w:top w:val="single" w:sz="4" w:space="0" w:color="000000"/>
+              <w:left w:val="single" w:sz="4" w:space="0" w:color="000000"/>
+              <w:bottom w:val="single" w:sz="4" w:space="0" w:color="000000"/>
+              <w:right w:val="single" w:sz="4" w:space="0" w:color="000000"/>
+            </w:tcBorders>
+          </w:tcPr>
+          <w:p>
+            <w:pPr>
+              <w:pStyle w:val="Normal"/>
+              <w:snapToGrid w:val="false"/>
+              <w:rPr/>
+            </w:pPr>
+            <w:r>
+              <w:rPr/>
+            </w:r>
           </w:p>
         </w:tc>
         <w:tc>
           <w:tcPr>
             <w:tcW w:w="418" w:type="dxa"/>
-          </w:tcPr>
-          <w:p>
-            <w:pPr>
-              <w:rPr>
-                <w:rFonts w:hint="eastAsia"/>
-                <w:vertAlign w:val="baseline"/>
-                <w:lang w:val="en-US" w:eastAsia="ja-JP"/>
-              </w:rPr>
-            </w:pPr>
+            <w:tcBorders>
+              <w:top w:val="single" w:sz="4" w:space="0" w:color="000000"/>
+              <w:left w:val="single" w:sz="4" w:space="0" w:color="000000"/>
+              <w:bottom w:val="single" w:sz="4" w:space="0" w:color="000000"/>
+              <w:right w:val="single" w:sz="4" w:space="0" w:color="000000"/>
+            </w:tcBorders>
+          </w:tcPr>
+          <w:p>
+            <w:pPr>
+              <w:pStyle w:val="Normal"/>
+              <w:snapToGrid w:val="false"/>
+              <w:rPr/>
+            </w:pPr>
+            <w:r>
+              <w:rPr/>
+            </w:r>
           </w:p>
         </w:tc>
         <w:tc>
           <w:tcPr>
             <w:tcW w:w="418" w:type="dxa"/>
-          </w:tcPr>
-          <w:p>
-            <w:pPr>
-              <w:rPr>
-                <w:rFonts w:hint="eastAsia"/>
-                <w:vertAlign w:val="baseline"/>
-                <w:lang w:val="en-US" w:eastAsia="ja-JP"/>
-              </w:rPr>
-            </w:pPr>
+            <w:tcBorders>
+              <w:top w:val="single" w:sz="4" w:space="0" w:color="000000"/>
+              <w:left w:val="single" w:sz="4" w:space="0" w:color="000000"/>
+              <w:bottom w:val="single" w:sz="4" w:space="0" w:color="000000"/>
+              <w:right w:val="single" w:sz="4" w:space="0" w:color="000000"/>
+            </w:tcBorders>
+          </w:tcPr>
+          <w:p>
+            <w:pPr>
+              <w:pStyle w:val="Normal"/>
+              <w:snapToGrid w:val="false"/>
+              <w:rPr/>
+            </w:pPr>
+            <w:r>
+              <w:rPr/>
+            </w:r>
           </w:p>
         </w:tc>
         <w:tc>
           <w:tcPr>
             <w:tcW w:w="418" w:type="dxa"/>
-          </w:tcPr>
-          <w:p>
-            <w:pPr>
-              <w:rPr>
-                <w:rFonts w:hint="eastAsia"/>
-                <w:vertAlign w:val="baseline"/>
-                <w:lang w:val="en-US" w:eastAsia="ja-JP"/>
-              </w:rPr>
-            </w:pPr>
+            <w:tcBorders>
+              <w:top w:val="single" w:sz="4" w:space="0" w:color="000000"/>
+              <w:left w:val="single" w:sz="4" w:space="0" w:color="000000"/>
+              <w:bottom w:val="single" w:sz="4" w:space="0" w:color="000000"/>
+              <w:right w:val="single" w:sz="4" w:space="0" w:color="000000"/>
+            </w:tcBorders>
+          </w:tcPr>
+          <w:p>
+            <w:pPr>
+              <w:pStyle w:val="Normal"/>
+              <w:snapToGrid w:val="false"/>
+              <w:rPr/>
+            </w:pPr>
+            <w:r>
+              <w:rPr/>
+            </w:r>
           </w:p>
         </w:tc>
         <w:tc>
           <w:tcPr>
             <w:tcW w:w="418" w:type="dxa"/>
-          </w:tcPr>
-          <w:p>
-            <w:pPr>
-              <w:rPr>
-                <w:rFonts w:hint="eastAsia"/>
-                <w:vertAlign w:val="baseline"/>
-                <w:lang w:val="en-US" w:eastAsia="ja-JP"/>
-              </w:rPr>
-            </w:pPr>
+            <w:tcBorders>
+              <w:top w:val="single" w:sz="4" w:space="0" w:color="000000"/>
+              <w:left w:val="single" w:sz="4" w:space="0" w:color="000000"/>
+              <w:bottom w:val="single" w:sz="4" w:space="0" w:color="000000"/>
+              <w:right w:val="single" w:sz="4" w:space="0" w:color="000000"/>
+            </w:tcBorders>
+          </w:tcPr>
+          <w:p>
+            <w:pPr>
+              <w:pStyle w:val="Normal"/>
+              <w:snapToGrid w:val="false"/>
+              <w:rPr/>
+            </w:pPr>
+            <w:r>
+              <w:rPr/>
+            </w:r>
           </w:p>
         </w:tc>
         <w:tc>
           <w:tcPr>
             <w:tcW w:w="418" w:type="dxa"/>
-          </w:tcPr>
-          <w:p>
-            <w:pPr>
-              <w:rPr>
-                <w:rFonts w:hint="eastAsia"/>
-                <w:vertAlign w:val="baseline"/>
-                <w:lang w:val="en-US" w:eastAsia="ja-JP"/>
-              </w:rPr>
-            </w:pPr>
+            <w:tcBorders>
+              <w:top w:val="single" w:sz="4" w:space="0" w:color="000000"/>
+              <w:left w:val="single" w:sz="4" w:space="0" w:color="000000"/>
+              <w:bottom w:val="single" w:sz="4" w:space="0" w:color="000000"/>
+              <w:right w:val="single" w:sz="4" w:space="0" w:color="000000"/>
+            </w:tcBorders>
+          </w:tcPr>
+          <w:p>
+            <w:pPr>
+              <w:pStyle w:val="Normal"/>
+              <w:snapToGrid w:val="false"/>
+              <w:rPr/>
+            </w:pPr>
+            <w:r>
+              <w:rPr/>
+            </w:r>
           </w:p>
         </w:tc>
         <w:tc>
           <w:tcPr>
             <w:tcW w:w="418" w:type="dxa"/>
-          </w:tcPr>
-          <w:p>
-            <w:pPr>
-              <w:rPr>
-                <w:rFonts w:hint="eastAsia"/>
-                <w:vertAlign w:val="baseline"/>
-                <w:lang w:val="en-US" w:eastAsia="ja-JP"/>
-              </w:rPr>
-            </w:pPr>
+            <w:tcBorders>
+              <w:top w:val="single" w:sz="4" w:space="0" w:color="000000"/>
+              <w:left w:val="single" w:sz="4" w:space="0" w:color="000000"/>
+              <w:bottom w:val="single" w:sz="4" w:space="0" w:color="000000"/>
+              <w:right w:val="single" w:sz="4" w:space="0" w:color="000000"/>
+            </w:tcBorders>
+          </w:tcPr>
+          <w:p>
+            <w:pPr>
+              <w:pStyle w:val="Normal"/>
+              <w:snapToGrid w:val="false"/>
+              <w:rPr/>
+            </w:pPr>
+            <w:r>
+              <w:rPr/>
+            </w:r>
           </w:p>
         </w:tc>
         <w:tc>
           <w:tcPr>
             <w:tcW w:w="418" w:type="dxa"/>
-          </w:tcPr>
-          <w:p>
-            <w:pPr>
-              <w:rPr>
-                <w:rFonts w:hint="eastAsia"/>
-                <w:vertAlign w:val="baseline"/>
-                <w:lang w:val="en-US" w:eastAsia="ja-JP"/>
-              </w:rPr>
-            </w:pPr>
+            <w:tcBorders>
+              <w:top w:val="single" w:sz="4" w:space="0" w:color="000000"/>
+              <w:left w:val="single" w:sz="4" w:space="0" w:color="000000"/>
+              <w:bottom w:val="single" w:sz="4" w:space="0" w:color="000000"/>
+              <w:right w:val="single" w:sz="4" w:space="0" w:color="000000"/>
+            </w:tcBorders>
+          </w:tcPr>
+          <w:p>
+            <w:pPr>
+              <w:pStyle w:val="Normal"/>
+              <w:snapToGrid w:val="false"/>
+              <w:rPr/>
+            </w:pPr>
+            <w:r>
+              <w:rPr/>
+            </w:r>
           </w:p>
         </w:tc>
         <w:tc>
           <w:tcPr>
             <w:tcW w:w="420" w:type="dxa"/>
-          </w:tcPr>
-          <w:p>
-            <w:pPr>
-              <w:rPr>
-                <w:rFonts w:hint="eastAsia"/>
-                <w:vertAlign w:val="baseline"/>
-                <w:lang w:val="en-US" w:eastAsia="ja-JP"/>
-              </w:rPr>
-            </w:pPr>
+            <w:tcBorders>
+              <w:top w:val="single" w:sz="4" w:space="0" w:color="000000"/>
+              <w:left w:val="single" w:sz="4" w:space="0" w:color="000000"/>
+              <w:bottom w:val="single" w:sz="4" w:space="0" w:color="000000"/>
+              <w:right w:val="single" w:sz="4" w:space="0" w:color="000000"/>
+            </w:tcBorders>
+          </w:tcPr>
+          <w:p>
+            <w:pPr>
+              <w:pStyle w:val="Normal"/>
+              <w:snapToGrid w:val="false"/>
+              <w:rPr/>
+            </w:pPr>
+            <w:r>
+              <w:rPr/>
+            </w:r>
           </w:p>
         </w:tc>
       </w:tr>
       <w:tr>
-        <w:tblPrEx>
-          <w:tblBorders>
-            <w:top w:val="single" w:color="auto" w:sz="4" w:space="0"/>
-            <w:left w:val="single" w:color="auto" w:sz="4" w:space="0"/>
-            <w:bottom w:val="single" w:color="auto" w:sz="4" w:space="0"/>
-            <w:right w:val="single" w:color="auto" w:sz="4" w:space="0"/>
-            <w:insideH w:val="single" w:color="auto" w:sz="4" w:space="0"/>
-            <w:insideV w:val="single" w:color="auto" w:sz="4" w:space="0"/>
-          </w:tblBorders>
-          <w:tblLayout w:type="fixed"/>
-          <w:tblCellMar>
-            <w:top w:w="0" w:type="dxa"/>
-            <w:left w:w="108" w:type="dxa"/>
-            <w:bottom w:w="0" w:type="dxa"/>
-            <w:right w:w="108" w:type="dxa"/>
-          </w:tblCellMar>
-        </w:tblPrEx>
         <w:trPr>
-          <w:trHeight w:val="482" w:hRule="exact"/>
+          <w:trHeight w:val="702" w:hRule="atLeast"/>
         </w:trPr>
         <w:tc>
           <w:tcPr>
             <w:tcW w:w="1164" w:type="dxa"/>
             <w:vMerge w:val="continue"/>
-          </w:tcPr>
-          <w:p>
-            <w:pPr>
-              <w:rPr>
-                <w:rFonts w:hint="eastAsia"/>
-                <w:vertAlign w:val="baseline"/>
-                <w:lang w:val="en-US" w:eastAsia="ja-JP"/>
-              </w:rPr>
-            </w:pPr>
+            <w:tcBorders>
+              <w:top w:val="single" w:sz="4" w:space="0" w:color="000000"/>
+              <w:left w:val="single" w:sz="4" w:space="0" w:color="000000"/>
+              <w:bottom w:val="single" w:sz="4" w:space="0" w:color="000000"/>
+              <w:right w:val="single" w:sz="4" w:space="0" w:color="000000"/>
+            </w:tcBorders>
+            <w:textDirection w:val="btLr"/>
+            <w:vAlign w:val="center"/>
+          </w:tcPr>
+          <w:p>
+            <w:pPr>
+              <w:pStyle w:val="Normal"/>
+              <w:snapToGrid w:val="false"/>
+              <w:rPr/>
+            </w:pPr>
+            <w:r>
+              <w:rPr/>
+            </w:r>
           </w:p>
         </w:tc>
         <w:tc>
           <w:tcPr>
             <w:tcW w:w="2655" w:type="dxa"/>
-          </w:tcPr>
-          <w:p>
-            <w:pPr>
-              <w:rPr>
-                <w:rFonts w:hint="eastAsia"/>
-                <w:vertAlign w:val="baseline"/>
-                <w:lang w:val="en-US" w:eastAsia="ja-JP"/>
-              </w:rPr>
-            </w:pPr>
+            <w:tcBorders>
+              <w:top w:val="single" w:sz="4" w:space="0" w:color="000000"/>
+              <w:left w:val="single" w:sz="4" w:space="0" w:color="000000"/>
+              <w:bottom w:val="single" w:sz="4" w:space="0" w:color="000000"/>
+              <w:right w:val="single" w:sz="4" w:space="0" w:color="000000"/>
+            </w:tcBorders>
+          </w:tcPr>
+          <w:p>
+            <w:pPr>
+              <w:pStyle w:val="Normal"/>
+              <w:snapToGrid w:val="false"/>
+              <w:rPr/>
+            </w:pPr>
+            <w:r>
+              <w:rPr/>
+            </w:r>
           </w:p>
         </w:tc>
         <w:tc>
           <w:tcPr>
             <w:tcW w:w="1125" w:type="dxa"/>
-          </w:tcPr>
-          <w:p>
-            <w:pPr>
-              <w:rPr>
-                <w:rFonts w:hint="eastAsia"/>
-                <w:vertAlign w:val="baseline"/>
-                <w:lang w:val="en-US" w:eastAsia="ja-JP"/>
-              </w:rPr>
-            </w:pPr>
+            <w:tcBorders>
+              <w:top w:val="single" w:sz="4" w:space="0" w:color="000000"/>
+              <w:left w:val="single" w:sz="4" w:space="0" w:color="000000"/>
+              <w:bottom w:val="single" w:sz="4" w:space="0" w:color="000000"/>
+              <w:right w:val="single" w:sz="4" w:space="0" w:color="000000"/>
+            </w:tcBorders>
+          </w:tcPr>
+          <w:p>
+            <w:pPr>
+              <w:pStyle w:val="Normal"/>
+              <w:snapToGrid w:val="false"/>
+              <w:rPr/>
+            </w:pPr>
+            <w:r>
+              <w:rPr/>
+            </w:r>
           </w:p>
         </w:tc>
         <w:tc>
           <w:tcPr>
             <w:tcW w:w="418" w:type="dxa"/>
-          </w:tcPr>
-          <w:p>
-            <w:pPr>
-              <w:rPr>
-                <w:rFonts w:hint="eastAsia"/>
-                <w:vertAlign w:val="baseline"/>
-                <w:lang w:val="en-US" w:eastAsia="ja-JP"/>
-              </w:rPr>
-            </w:pPr>
+            <w:tcBorders>
+              <w:top w:val="single" w:sz="4" w:space="0" w:color="000000"/>
+              <w:left w:val="single" w:sz="4" w:space="0" w:color="000000"/>
+              <w:bottom w:val="single" w:sz="4" w:space="0" w:color="000000"/>
+              <w:right w:val="single" w:sz="4" w:space="0" w:color="000000"/>
+            </w:tcBorders>
+          </w:tcPr>
+          <w:p>
+            <w:pPr>
+              <w:pStyle w:val="Normal"/>
+              <w:snapToGrid w:val="false"/>
+              <w:rPr/>
+            </w:pPr>
+            <w:r>
+              <w:rPr/>
+            </w:r>
           </w:p>
         </w:tc>
         <w:tc>
           <w:tcPr>
             <w:tcW w:w="418" w:type="dxa"/>
-          </w:tcPr>
-          <w:p>
-            <w:pPr>
-              <w:rPr>
-                <w:rFonts w:hint="eastAsia"/>
-                <w:vertAlign w:val="baseline"/>
-                <w:lang w:val="en-US" w:eastAsia="ja-JP"/>
-              </w:rPr>
-            </w:pPr>
+            <w:tcBorders>
+              <w:top w:val="single" w:sz="4" w:space="0" w:color="000000"/>
+              <w:left w:val="single" w:sz="4" w:space="0" w:color="000000"/>
+              <w:bottom w:val="single" w:sz="4" w:space="0" w:color="000000"/>
+              <w:right w:val="single" w:sz="4" w:space="0" w:color="000000"/>
+            </w:tcBorders>
+          </w:tcPr>
+          <w:p>
+            <w:pPr>
+              <w:pStyle w:val="Normal"/>
+              <w:snapToGrid w:val="false"/>
+              <w:rPr/>
+            </w:pPr>
+            <w:r>
+              <w:rPr/>
+            </w:r>
           </w:p>
         </w:tc>
         <w:tc>
           <w:tcPr>
             <w:tcW w:w="418" w:type="dxa"/>
-          </w:tcPr>
-          <w:p>
-            <w:pPr>
-              <w:rPr>
-                <w:rFonts w:hint="eastAsia"/>
-                <w:vertAlign w:val="baseline"/>
-                <w:lang w:val="en-US" w:eastAsia="ja-JP"/>
-              </w:rPr>
-            </w:pPr>
+            <w:tcBorders>
+              <w:top w:val="single" w:sz="4" w:space="0" w:color="000000"/>
+              <w:left w:val="single" w:sz="4" w:space="0" w:color="000000"/>
+              <w:bottom w:val="single" w:sz="4" w:space="0" w:color="000000"/>
+              <w:right w:val="single" w:sz="4" w:space="0" w:color="000000"/>
+            </w:tcBorders>
+          </w:tcPr>
+          <w:p>
+            <w:pPr>
+              <w:pStyle w:val="Normal"/>
+              <w:snapToGrid w:val="false"/>
+              <w:rPr/>
+            </w:pPr>
+            <w:r>
+              <w:rPr/>
+            </w:r>
           </w:p>
         </w:tc>
         <w:tc>
           <w:tcPr>
             <w:tcW w:w="418" w:type="dxa"/>
-          </w:tcPr>
-          <w:p>
-            <w:pPr>
-              <w:rPr>
-                <w:rFonts w:hint="eastAsia"/>
-                <w:vertAlign w:val="baseline"/>
-                <w:lang w:val="en-US" w:eastAsia="ja-JP"/>
-              </w:rPr>
-            </w:pPr>
+            <w:tcBorders>
+              <w:top w:val="single" w:sz="4" w:space="0" w:color="000000"/>
+              <w:left w:val="single" w:sz="4" w:space="0" w:color="000000"/>
+              <w:bottom w:val="single" w:sz="4" w:space="0" w:color="000000"/>
+              <w:right w:val="single" w:sz="4" w:space="0" w:color="000000"/>
+            </w:tcBorders>
+          </w:tcPr>
+          <w:p>
+            <w:pPr>
+              <w:pStyle w:val="Normal"/>
+              <w:snapToGrid w:val="false"/>
+              <w:rPr/>
+            </w:pPr>
+            <w:r>
+              <w:rPr/>
+            </w:r>
           </w:p>
         </w:tc>
         <w:tc>
           <w:tcPr>
             <w:tcW w:w="418" w:type="dxa"/>
-          </w:tcPr>
-          <w:p>
-            <w:pPr>
-              <w:rPr>
-                <w:rFonts w:hint="eastAsia"/>
-                <w:vertAlign w:val="baseline"/>
-                <w:lang w:val="en-US" w:eastAsia="ja-JP"/>
-              </w:rPr>
-            </w:pPr>
+            <w:tcBorders>
+              <w:top w:val="single" w:sz="4" w:space="0" w:color="000000"/>
+              <w:left w:val="single" w:sz="4" w:space="0" w:color="000000"/>
+              <w:bottom w:val="single" w:sz="4" w:space="0" w:color="000000"/>
+              <w:right w:val="single" w:sz="4" w:space="0" w:color="000000"/>
+            </w:tcBorders>
+          </w:tcPr>
+          <w:p>
+            <w:pPr>
+              <w:pStyle w:val="Normal"/>
+              <w:snapToGrid w:val="false"/>
+              <w:rPr/>
+            </w:pPr>
+            <w:r>
+              <w:rPr/>
+            </w:r>
           </w:p>
         </w:tc>
         <w:tc>
           <w:tcPr>
             <w:tcW w:w="418" w:type="dxa"/>
-          </w:tcPr>
-          <w:p>
-            <w:pPr>
-              <w:rPr>
-                <w:rFonts w:hint="eastAsia"/>
-                <w:vertAlign w:val="baseline"/>
-                <w:lang w:val="en-US" w:eastAsia="ja-JP"/>
-              </w:rPr>
-            </w:pPr>
+            <w:tcBorders>
+              <w:top w:val="single" w:sz="4" w:space="0" w:color="000000"/>
+              <w:left w:val="single" w:sz="4" w:space="0" w:color="000000"/>
+              <w:bottom w:val="single" w:sz="4" w:space="0" w:color="000000"/>
+              <w:right w:val="single" w:sz="4" w:space="0" w:color="000000"/>
+            </w:tcBorders>
+          </w:tcPr>
+          <w:p>
+            <w:pPr>
+              <w:pStyle w:val="Normal"/>
+              <w:snapToGrid w:val="false"/>
+              <w:rPr/>
+            </w:pPr>
+            <w:r>
+              <w:rPr/>
+            </w:r>
           </w:p>
         </w:tc>
         <w:tc>
           <w:tcPr>
             <w:tcW w:w="418" w:type="dxa"/>
-          </w:tcPr>
-          <w:p>
-            <w:pPr>
-              <w:rPr>
-                <w:rFonts w:hint="eastAsia"/>
-                <w:vertAlign w:val="baseline"/>
-                <w:lang w:val="en-US" w:eastAsia="ja-JP"/>
-              </w:rPr>
-            </w:pPr>
+            <w:tcBorders>
+              <w:top w:val="single" w:sz="4" w:space="0" w:color="000000"/>
+              <w:left w:val="single" w:sz="4" w:space="0" w:color="000000"/>
+              <w:bottom w:val="single" w:sz="4" w:space="0" w:color="000000"/>
+              <w:right w:val="single" w:sz="4" w:space="0" w:color="000000"/>
+            </w:tcBorders>
+          </w:tcPr>
+          <w:p>
+            <w:pPr>
+              <w:pStyle w:val="Normal"/>
+              <w:snapToGrid w:val="false"/>
+              <w:rPr/>
+            </w:pPr>
+            <w:r>
+              <w:rPr/>
+            </w:r>
           </w:p>
         </w:tc>
         <w:tc>
           <w:tcPr>
             <w:tcW w:w="418" w:type="dxa"/>
-          </w:tcPr>
-          <w:p>
-            <w:pPr>
-              <w:rPr>
-                <w:rFonts w:hint="eastAsia"/>
-                <w:vertAlign w:val="baseline"/>
-                <w:lang w:val="en-US" w:eastAsia="ja-JP"/>
-              </w:rPr>
-            </w:pPr>
+            <w:tcBorders>
+              <w:top w:val="single" w:sz="4" w:space="0" w:color="000000"/>
+              <w:left w:val="single" w:sz="4" w:space="0" w:color="000000"/>
+              <w:bottom w:val="single" w:sz="4" w:space="0" w:color="000000"/>
+              <w:right w:val="single" w:sz="4" w:space="0" w:color="000000"/>
+            </w:tcBorders>
+          </w:tcPr>
+          <w:p>
+            <w:pPr>
+              <w:pStyle w:val="Normal"/>
+              <w:snapToGrid w:val="false"/>
+              <w:rPr/>
+            </w:pPr>
+            <w:r>
+              <w:rPr/>
+            </w:r>
           </w:p>
         </w:tc>
         <w:tc>
           <w:tcPr>
             <w:tcW w:w="418" w:type="dxa"/>
-          </w:tcPr>
-          <w:p>
-            <w:pPr>
-              <w:rPr>
-                <w:rFonts w:hint="eastAsia"/>
-                <w:vertAlign w:val="baseline"/>
-                <w:lang w:val="en-US" w:eastAsia="ja-JP"/>
-              </w:rPr>
-            </w:pPr>
+            <w:tcBorders>
+              <w:top w:val="single" w:sz="4" w:space="0" w:color="000000"/>
+              <w:left w:val="single" w:sz="4" w:space="0" w:color="000000"/>
+              <w:bottom w:val="single" w:sz="4" w:space="0" w:color="000000"/>
+              <w:right w:val="single" w:sz="4" w:space="0" w:color="000000"/>
+            </w:tcBorders>
+          </w:tcPr>
+          <w:p>
+            <w:pPr>
+              <w:pStyle w:val="Normal"/>
+              <w:snapToGrid w:val="false"/>
+              <w:rPr/>
+            </w:pPr>
+            <w:r>
+              <w:rPr/>
+            </w:r>
           </w:p>
         </w:tc>
         <w:tc>
           <w:tcPr>
             <w:tcW w:w="418" w:type="dxa"/>
-          </w:tcPr>
-          <w:p>
-            <w:pPr>
-              <w:rPr>
-                <w:rFonts w:hint="eastAsia"/>
-                <w:vertAlign w:val="baseline"/>
-                <w:lang w:val="en-US" w:eastAsia="ja-JP"/>
-              </w:rPr>
-            </w:pPr>
+            <w:tcBorders>
+              <w:top w:val="single" w:sz="4" w:space="0" w:color="000000"/>
+              <w:left w:val="single" w:sz="4" w:space="0" w:color="000000"/>
+              <w:bottom w:val="single" w:sz="4" w:space="0" w:color="000000"/>
+              <w:right w:val="single" w:sz="4" w:space="0" w:color="000000"/>
+            </w:tcBorders>
+          </w:tcPr>
+          <w:p>
+            <w:pPr>
+              <w:pStyle w:val="Normal"/>
+              <w:snapToGrid w:val="false"/>
+              <w:rPr/>
+            </w:pPr>
+            <w:r>
+              <w:rPr/>
+            </w:r>
           </w:p>
         </w:tc>
         <w:tc>
           <w:tcPr>
             <w:tcW w:w="418" w:type="dxa"/>
-          </w:tcPr>
-          <w:p>
-            <w:pPr>
-              <w:rPr>
-                <w:rFonts w:hint="eastAsia"/>
-                <w:vertAlign w:val="baseline"/>
-                <w:lang w:val="en-US" w:eastAsia="ja-JP"/>
-              </w:rPr>
-            </w:pPr>
+            <w:tcBorders>
+              <w:top w:val="single" w:sz="4" w:space="0" w:color="000000"/>
+              <w:left w:val="single" w:sz="4" w:space="0" w:color="000000"/>
+              <w:bottom w:val="single" w:sz="4" w:space="0" w:color="000000"/>
+              <w:right w:val="single" w:sz="4" w:space="0" w:color="000000"/>
+            </w:tcBorders>
+          </w:tcPr>
+          <w:p>
+            <w:pPr>
+              <w:pStyle w:val="Normal"/>
+              <w:snapToGrid w:val="false"/>
+              <w:rPr/>
+            </w:pPr>
+            <w:r>
+              <w:rPr/>
+            </w:r>
           </w:p>
         </w:tc>
         <w:tc>
           <w:tcPr>
             <w:tcW w:w="420" w:type="dxa"/>
-          </w:tcPr>
-          <w:p>
-            <w:pPr>
-              <w:rPr>
-                <w:rFonts w:hint="eastAsia"/>
-                <w:vertAlign w:val="baseline"/>
-                <w:lang w:val="en-US" w:eastAsia="ja-JP"/>
-              </w:rPr>
-            </w:pPr>
+            <w:tcBorders>
+              <w:top w:val="single" w:sz="4" w:space="0" w:color="000000"/>
+              <w:left w:val="single" w:sz="4" w:space="0" w:color="000000"/>
+              <w:bottom w:val="single" w:sz="4" w:space="0" w:color="000000"/>
+              <w:right w:val="single" w:sz="4" w:space="0" w:color="000000"/>
+            </w:tcBorders>
+          </w:tcPr>
+          <w:p>
+            <w:pPr>
+              <w:pStyle w:val="Normal"/>
+              <w:snapToGrid w:val="false"/>
+              <w:rPr/>
+            </w:pPr>
+            <w:r>
+              <w:rPr/>
+            </w:r>
           </w:p>
         </w:tc>
       </w:tr>
       <w:tr>
-        <w:tblPrEx>
-          <w:tblBorders>
-            <w:top w:val="single" w:color="auto" w:sz="4" w:space="0"/>
-            <w:left w:val="single" w:color="auto" w:sz="4" w:space="0"/>
-            <w:bottom w:val="single" w:color="auto" w:sz="4" w:space="0"/>
-            <w:right w:val="single" w:color="auto" w:sz="4" w:space="0"/>
-            <w:insideH w:val="single" w:color="auto" w:sz="4" w:space="0"/>
-            <w:insideV w:val="single" w:color="auto" w:sz="4" w:space="0"/>
-          </w:tblBorders>
-          <w:tblLayout w:type="fixed"/>
-          <w:tblCellMar>
-            <w:top w:w="0" w:type="dxa"/>
-            <w:left w:w="108" w:type="dxa"/>
-            <w:bottom w:w="0" w:type="dxa"/>
-            <w:right w:w="108" w:type="dxa"/>
-          </w:tblCellMar>
-        </w:tblPrEx>
         <w:trPr>
-          <w:trHeight w:val="482" w:hRule="exact"/>
+          <w:trHeight w:val="702" w:hRule="atLeast"/>
         </w:trPr>
         <w:tc>
           <w:tcPr>
             <w:tcW w:w="1164" w:type="dxa"/>
             <w:vMerge w:val="continue"/>
-          </w:tcPr>
-          <w:p>
-            <w:pPr>
-              <w:rPr>
-                <w:rFonts w:hint="eastAsia"/>
-                <w:vertAlign w:val="baseline"/>
-                <w:lang w:val="en-US" w:eastAsia="ja-JP"/>
-              </w:rPr>
-            </w:pPr>
+            <w:tcBorders>
+              <w:top w:val="single" w:sz="4" w:space="0" w:color="000000"/>
+              <w:left w:val="single" w:sz="4" w:space="0" w:color="000000"/>
+              <w:bottom w:val="single" w:sz="4" w:space="0" w:color="000000"/>
+              <w:right w:val="single" w:sz="4" w:space="0" w:color="000000"/>
+            </w:tcBorders>
+            <w:textDirection w:val="btLr"/>
+            <w:vAlign w:val="center"/>
+          </w:tcPr>
+          <w:p>
+            <w:pPr>
+              <w:pStyle w:val="Normal"/>
+              <w:snapToGrid w:val="false"/>
+              <w:rPr/>
+            </w:pPr>
+            <w:r>
+              <w:rPr/>
+            </w:r>
           </w:p>
         </w:tc>
         <w:tc>
           <w:tcPr>
             <w:tcW w:w="2655" w:type="dxa"/>
-          </w:tcPr>
-          <w:p>
-            <w:pPr>
-              <w:rPr>
-                <w:rFonts w:hint="eastAsia"/>
-                <w:vertAlign w:val="baseline"/>
-                <w:lang w:val="en-US" w:eastAsia="ja-JP"/>
-              </w:rPr>
-            </w:pPr>
+            <w:tcBorders>
+              <w:top w:val="single" w:sz="4" w:space="0" w:color="000000"/>
+              <w:left w:val="single" w:sz="4" w:space="0" w:color="000000"/>
+              <w:bottom w:val="single" w:sz="4" w:space="0" w:color="000000"/>
+              <w:right w:val="single" w:sz="4" w:space="0" w:color="000000"/>
+            </w:tcBorders>
+          </w:tcPr>
+          <w:p>
+            <w:pPr>
+              <w:pStyle w:val="Normal"/>
+              <w:snapToGrid w:val="false"/>
+              <w:rPr/>
+            </w:pPr>
+            <w:r>
+              <w:rPr/>
+            </w:r>
           </w:p>
         </w:tc>
         <w:tc>
           <w:tcPr>
             <w:tcW w:w="1125" w:type="dxa"/>
-          </w:tcPr>
-          <w:p>
-            <w:pPr>
-              <w:rPr>
-                <w:rFonts w:hint="eastAsia"/>
-                <w:vertAlign w:val="baseline"/>
-                <w:lang w:val="en-US" w:eastAsia="ja-JP"/>
-              </w:rPr>
-            </w:pPr>
+            <w:tcBorders>
+              <w:top w:val="single" w:sz="4" w:space="0" w:color="000000"/>
+              <w:left w:val="single" w:sz="4" w:space="0" w:color="000000"/>
+              <w:bottom w:val="single" w:sz="4" w:space="0" w:color="000000"/>
+              <w:right w:val="single" w:sz="4" w:space="0" w:color="000000"/>
+            </w:tcBorders>
+          </w:tcPr>
+          <w:p>
+            <w:pPr>
+              <w:pStyle w:val="Normal"/>
+              <w:snapToGrid w:val="false"/>
+              <w:rPr/>
+            </w:pPr>
+            <w:r>
+              <w:rPr/>
+            </w:r>
           </w:p>
         </w:tc>
         <w:tc>
           <w:tcPr>
             <w:tcW w:w="418" w:type="dxa"/>
-          </w:tcPr>
-          <w:p>
-            <w:pPr>
-              <w:rPr>
-                <w:rFonts w:hint="eastAsia"/>
-                <w:vertAlign w:val="baseline"/>
-                <w:lang w:val="en-US" w:eastAsia="ja-JP"/>
-              </w:rPr>
-            </w:pPr>
+            <w:tcBorders>
+              <w:top w:val="single" w:sz="4" w:space="0" w:color="000000"/>
+              <w:left w:val="single" w:sz="4" w:space="0" w:color="000000"/>
+              <w:bottom w:val="single" w:sz="4" w:space="0" w:color="000000"/>
+              <w:right w:val="single" w:sz="4" w:space="0" w:color="000000"/>
+            </w:tcBorders>
+          </w:tcPr>
+          <w:p>
+            <w:pPr>
+              <w:pStyle w:val="Normal"/>
+              <w:snapToGrid w:val="false"/>
+              <w:rPr/>
+            </w:pPr>
+            <w:r>
+              <w:rPr/>
+            </w:r>
           </w:p>
         </w:tc>
         <w:tc>
           <w:tcPr>
             <w:tcW w:w="418" w:type="dxa"/>
-          </w:tcPr>
-          <w:p>
-            <w:pPr>
-              <w:rPr>
-                <w:rFonts w:hint="eastAsia"/>
-                <w:vertAlign w:val="baseline"/>
-                <w:lang w:val="en-US" w:eastAsia="ja-JP"/>
-              </w:rPr>
-            </w:pPr>
+            <w:tcBorders>
+              <w:top w:val="single" w:sz="4" w:space="0" w:color="000000"/>
+              <w:left w:val="single" w:sz="4" w:space="0" w:color="000000"/>
+              <w:bottom w:val="single" w:sz="4" w:space="0" w:color="000000"/>
+              <w:right w:val="single" w:sz="4" w:space="0" w:color="000000"/>
+            </w:tcBorders>
+          </w:tcPr>
+          <w:p>
+            <w:pPr>
+              <w:pStyle w:val="Normal"/>
+              <w:snapToGrid w:val="false"/>
+              <w:rPr/>
+            </w:pPr>
+            <w:r>
+              <w:rPr/>
+            </w:r>
           </w:p>
         </w:tc>
         <w:tc>
           <w:tcPr>
             <w:tcW w:w="418" w:type="dxa"/>
-          </w:tcPr>
-          <w:p>
-            <w:pPr>
-              <w:rPr>
-                <w:rFonts w:hint="eastAsia"/>
-                <w:vertAlign w:val="baseline"/>
-                <w:lang w:val="en-US" w:eastAsia="ja-JP"/>
-              </w:rPr>
-            </w:pPr>
+            <w:tcBorders>
+              <w:top w:val="single" w:sz="4" w:space="0" w:color="000000"/>
+              <w:left w:val="single" w:sz="4" w:space="0" w:color="000000"/>
+              <w:bottom w:val="single" w:sz="4" w:space="0" w:color="000000"/>
+              <w:right w:val="single" w:sz="4" w:space="0" w:color="000000"/>
+            </w:tcBorders>
+          </w:tcPr>
+          <w:p>
+            <w:pPr>
+              <w:pStyle w:val="Normal"/>
+              <w:snapToGrid w:val="false"/>
+              <w:rPr/>
+            </w:pPr>
+            <w:r>
+              <w:rPr/>
+            </w:r>
           </w:p>
         </w:tc>
         <w:tc>
           <w:tcPr>
             <w:tcW w:w="418" w:type="dxa"/>
-          </w:tcPr>
-          <w:p>
-            <w:pPr>
-              <w:rPr>
-                <w:rFonts w:hint="eastAsia"/>
-                <w:vertAlign w:val="baseline"/>
-                <w:lang w:val="en-US" w:eastAsia="ja-JP"/>
-              </w:rPr>
-            </w:pPr>
+            <w:tcBorders>
+              <w:top w:val="single" w:sz="4" w:space="0" w:color="000000"/>
+              <w:left w:val="single" w:sz="4" w:space="0" w:color="000000"/>
+              <w:bottom w:val="single" w:sz="4" w:space="0" w:color="000000"/>
+              <w:right w:val="single" w:sz="4" w:space="0" w:color="000000"/>
+            </w:tcBorders>
+          </w:tcPr>
+          <w:p>
+            <w:pPr>
+              <w:pStyle w:val="Normal"/>
+              <w:snapToGrid w:val="false"/>
+              <w:rPr/>
+            </w:pPr>
+            <w:r>
+              <w:rPr/>
+            </w:r>
           </w:p>
         </w:tc>
         <w:tc>
           <w:tcPr>
             <w:tcW w:w="418" w:type="dxa"/>
-          </w:tcPr>
-          <w:p>
-            <w:pPr>
-              <w:rPr>
-                <w:rFonts w:hint="eastAsia"/>
-                <w:vertAlign w:val="baseline"/>
-                <w:lang w:val="en-US" w:eastAsia="ja-JP"/>
-              </w:rPr>
-            </w:pPr>
+            <w:tcBorders>
+              <w:top w:val="single" w:sz="4" w:space="0" w:color="000000"/>
+              <w:left w:val="single" w:sz="4" w:space="0" w:color="000000"/>
+              <w:bottom w:val="single" w:sz="4" w:space="0" w:color="000000"/>
+              <w:right w:val="single" w:sz="4" w:space="0" w:color="000000"/>
+            </w:tcBorders>
+          </w:tcPr>
+          <w:p>
+            <w:pPr>
+              <w:pStyle w:val="Normal"/>
+              <w:snapToGrid w:val="false"/>
+              <w:rPr/>
+            </w:pPr>
+            <w:r>
+              <w:rPr/>
+            </w:r>
           </w:p>
         </w:tc>
         <w:tc>
           <w:tcPr>
             <w:tcW w:w="418" w:type="dxa"/>
-          </w:tcPr>
-          <w:p>
-            <w:pPr>
-              <w:rPr>
-                <w:rFonts w:hint="eastAsia"/>
-                <w:vertAlign w:val="baseline"/>
-                <w:lang w:val="en-US" w:eastAsia="ja-JP"/>
-              </w:rPr>
-            </w:pPr>
+            <w:tcBorders>
+              <w:top w:val="single" w:sz="4" w:space="0" w:color="000000"/>
+              <w:left w:val="single" w:sz="4" w:space="0" w:color="000000"/>
+              <w:bottom w:val="single" w:sz="4" w:space="0" w:color="000000"/>
+              <w:right w:val="single" w:sz="4" w:space="0" w:color="000000"/>
+            </w:tcBorders>
+          </w:tcPr>
+          <w:p>
+            <w:pPr>
+              <w:pStyle w:val="Normal"/>
+              <w:snapToGrid w:val="false"/>
+              <w:rPr/>
+            </w:pPr>
+            <w:r>
+              <w:rPr/>
+            </w:r>
           </w:p>
         </w:tc>
         <w:tc>
           <w:tcPr>
             <w:tcW w:w="418" w:type="dxa"/>
-          </w:tcPr>
-          <w:p>
-            <w:pPr>
-              <w:rPr>
-                <w:rFonts w:hint="eastAsia"/>
-                <w:vertAlign w:val="baseline"/>
-                <w:lang w:val="en-US" w:eastAsia="ja-JP"/>
-              </w:rPr>
-            </w:pPr>
+            <w:tcBorders>
+              <w:top w:val="single" w:sz="4" w:space="0" w:color="000000"/>
+              <w:left w:val="single" w:sz="4" w:space="0" w:color="000000"/>
+              <w:bottom w:val="single" w:sz="4" w:space="0" w:color="000000"/>
+              <w:right w:val="single" w:sz="4" w:space="0" w:color="000000"/>
+            </w:tcBorders>
+          </w:tcPr>
+          <w:p>
+            <w:pPr>
+              <w:pStyle w:val="Normal"/>
+              <w:snapToGrid w:val="false"/>
+              <w:rPr/>
+            </w:pPr>
+            <w:r>
+              <w:rPr/>
+            </w:r>
           </w:p>
         </w:tc>
         <w:tc>
           <w:tcPr>
             <w:tcW w:w="418" w:type="dxa"/>
-          </w:tcPr>
-          <w:p>
-            <w:pPr>
-              <w:rPr>
-                <w:rFonts w:hint="eastAsia"/>
-                <w:vertAlign w:val="baseline"/>
-                <w:lang w:val="en-US" w:eastAsia="ja-JP"/>
-              </w:rPr>
-            </w:pPr>
+            <w:tcBorders>
+              <w:top w:val="single" w:sz="4" w:space="0" w:color="000000"/>
+              <w:left w:val="single" w:sz="4" w:space="0" w:color="000000"/>
+              <w:bottom w:val="single" w:sz="4" w:space="0" w:color="000000"/>
+              <w:right w:val="single" w:sz="4" w:space="0" w:color="000000"/>
+            </w:tcBorders>
+          </w:tcPr>
+          <w:p>
+            <w:pPr>
+              <w:pStyle w:val="Normal"/>
+              <w:snapToGrid w:val="false"/>
+              <w:rPr/>
+            </w:pPr>
+            <w:r>
+              <w:rPr/>
+            </w:r>
           </w:p>
         </w:tc>
         <w:tc>
           <w:tcPr>
             <w:tcW w:w="418" w:type="dxa"/>
-          </w:tcPr>
-          <w:p>
-            <w:pPr>
-              <w:rPr>
-                <w:rFonts w:hint="eastAsia"/>
-                <w:vertAlign w:val="baseline"/>
-                <w:lang w:val="en-US" w:eastAsia="ja-JP"/>
-              </w:rPr>
-            </w:pPr>
+            <w:tcBorders>
+              <w:top w:val="single" w:sz="4" w:space="0" w:color="000000"/>
+              <w:left w:val="single" w:sz="4" w:space="0" w:color="000000"/>
+              <w:bottom w:val="single" w:sz="4" w:space="0" w:color="000000"/>
+              <w:right w:val="single" w:sz="4" w:space="0" w:color="000000"/>
+            </w:tcBorders>
+          </w:tcPr>
+          <w:p>
+            <w:pPr>
+              <w:pStyle w:val="Normal"/>
+              <w:snapToGrid w:val="false"/>
+              <w:rPr/>
+            </w:pPr>
+            <w:r>
+              <w:rPr/>
+            </w:r>
           </w:p>
         </w:tc>
         <w:tc>
           <w:tcPr>
             <w:tcW w:w="418" w:type="dxa"/>
-          </w:tcPr>
-          <w:p>
-            <w:pPr>
-              <w:rPr>
-                <w:rFonts w:hint="eastAsia"/>
-                <w:vertAlign w:val="baseline"/>
-                <w:lang w:val="en-US" w:eastAsia="ja-JP"/>
-              </w:rPr>
-            </w:pPr>
+            <w:tcBorders>
+              <w:top w:val="single" w:sz="4" w:space="0" w:color="000000"/>
+              <w:left w:val="single" w:sz="4" w:space="0" w:color="000000"/>
+              <w:bottom w:val="single" w:sz="4" w:space="0" w:color="000000"/>
+              <w:right w:val="single" w:sz="4" w:space="0" w:color="000000"/>
+            </w:tcBorders>
+          </w:tcPr>
+          <w:p>
+            <w:pPr>
+              <w:pStyle w:val="Normal"/>
+              <w:snapToGrid w:val="false"/>
+              <w:rPr/>
+            </w:pPr>
+            <w:r>
+              <w:rPr/>
+            </w:r>
           </w:p>
         </w:tc>
         <w:tc>
           <w:tcPr>
             <w:tcW w:w="418" w:type="dxa"/>
-          </w:tcPr>
-          <w:p>
-            <w:pPr>
-              <w:rPr>
-                <w:rFonts w:hint="eastAsia"/>
-                <w:vertAlign w:val="baseline"/>
-                <w:lang w:val="en-US" w:eastAsia="ja-JP"/>
-              </w:rPr>
-            </w:pPr>
+            <w:tcBorders>
+              <w:top w:val="single" w:sz="4" w:space="0" w:color="000000"/>
+              <w:left w:val="single" w:sz="4" w:space="0" w:color="000000"/>
+              <w:bottom w:val="single" w:sz="4" w:space="0" w:color="000000"/>
+              <w:right w:val="single" w:sz="4" w:space="0" w:color="000000"/>
+            </w:tcBorders>
+          </w:tcPr>
+          <w:p>
+            <w:pPr>
+              <w:pStyle w:val="Normal"/>
+              <w:snapToGrid w:val="false"/>
+              <w:rPr/>
+            </w:pPr>
+            <w:r>
+              <w:rPr/>
+            </w:r>
           </w:p>
         </w:tc>
         <w:tc>
           <w:tcPr>
             <w:tcW w:w="420" w:type="dxa"/>
-          </w:tcPr>
-          <w:p>
-            <w:pPr>
-              <w:rPr>
-                <w:rFonts w:hint="eastAsia"/>
-                <w:vertAlign w:val="baseline"/>
-                <w:lang w:val="en-US" w:eastAsia="ja-JP"/>
-              </w:rPr>
-            </w:pPr>
+            <w:tcBorders>
+              <w:top w:val="single" w:sz="4" w:space="0" w:color="000000"/>
+              <w:left w:val="single" w:sz="4" w:space="0" w:color="000000"/>
+              <w:bottom w:val="single" w:sz="4" w:space="0" w:color="000000"/>
+              <w:right w:val="single" w:sz="4" w:space="0" w:color="000000"/>
+            </w:tcBorders>
+          </w:tcPr>
+          <w:p>
+            <w:pPr>
+              <w:pStyle w:val="Normal"/>
+              <w:snapToGrid w:val="false"/>
+              <w:rPr/>
+            </w:pPr>
+            <w:r>
+              <w:rPr/>
+            </w:r>
           </w:p>
         </w:tc>
       </w:tr>
       <w:tr>
-        <w:tblPrEx>
-          <w:tblBorders>
-            <w:top w:val="single" w:color="auto" w:sz="4" w:space="0"/>
-            <w:left w:val="single" w:color="auto" w:sz="4" w:space="0"/>
-            <w:bottom w:val="single" w:color="auto" w:sz="4" w:space="0"/>
-            <w:right w:val="single" w:color="auto" w:sz="4" w:space="0"/>
-            <w:insideH w:val="single" w:color="auto" w:sz="4" w:space="0"/>
-            <w:insideV w:val="single" w:color="auto" w:sz="4" w:space="0"/>
-          </w:tblBorders>
-          <w:tblLayout w:type="fixed"/>
-          <w:tblCellMar>
-            <w:top w:w="0" w:type="dxa"/>
-            <w:left w:w="108" w:type="dxa"/>
-            <w:bottom w:w="0" w:type="dxa"/>
-            <w:right w:w="108" w:type="dxa"/>
-          </w:tblCellMar>
-        </w:tblPrEx>
         <w:trPr>
-          <w:trHeight w:val="482" w:hRule="exact"/>
+          <w:trHeight w:val="702" w:hRule="atLeast"/>
         </w:trPr>
         <w:tc>
           <w:tcPr>
             <w:tcW w:w="1164" w:type="dxa"/>
             <w:vMerge w:val="continue"/>
-          </w:tcPr>
-          <w:p>
-            <w:pPr>
-              <w:rPr>
-                <w:rFonts w:hint="eastAsia"/>
-                <w:vertAlign w:val="baseline"/>
-                <w:lang w:val="en-US" w:eastAsia="ja-JP"/>
-              </w:rPr>
-            </w:pPr>
+            <w:tcBorders>
+              <w:top w:val="single" w:sz="4" w:space="0" w:color="000000"/>
+              <w:left w:val="single" w:sz="4" w:space="0" w:color="000000"/>
+              <w:bottom w:val="single" w:sz="4" w:space="0" w:color="000000"/>
+              <w:right w:val="single" w:sz="4" w:space="0" w:color="000000"/>
+            </w:tcBorders>
+            <w:textDirection w:val="btLr"/>
+            <w:vAlign w:val="center"/>
+          </w:tcPr>
+          <w:p>
+            <w:pPr>
+              <w:pStyle w:val="Normal"/>
+              <w:snapToGrid w:val="false"/>
+              <w:rPr/>
+            </w:pPr>
+            <w:r>
+              <w:rPr/>
+            </w:r>
           </w:p>
         </w:tc>
         <w:tc>
           <w:tcPr>
             <w:tcW w:w="2655" w:type="dxa"/>
-          </w:tcPr>
-          <w:p>
-            <w:pPr>
-              <w:rPr>
-                <w:rFonts w:hint="eastAsia"/>
-                <w:vertAlign w:val="baseline"/>
-                <w:lang w:val="en-US" w:eastAsia="ja-JP"/>
-              </w:rPr>
-            </w:pPr>
+            <w:tcBorders>
+              <w:top w:val="single" w:sz="4" w:space="0" w:color="000000"/>
+              <w:left w:val="single" w:sz="4" w:space="0" w:color="000000"/>
+              <w:bottom w:val="single" w:sz="4" w:space="0" w:color="000000"/>
+              <w:right w:val="single" w:sz="4" w:space="0" w:color="000000"/>
+            </w:tcBorders>
+          </w:tcPr>
+          <w:p>
+            <w:pPr>
+              <w:pStyle w:val="Normal"/>
+              <w:snapToGrid w:val="false"/>
+              <w:rPr/>
+            </w:pPr>
+            <w:r>
+              <w:rPr/>
+            </w:r>
           </w:p>
         </w:tc>
         <w:tc>
           <w:tcPr>
             <w:tcW w:w="1125" w:type="dxa"/>
-          </w:tcPr>
-          <w:p>
-            <w:pPr>
-              <w:rPr>
-                <w:rFonts w:hint="eastAsia"/>
-                <w:vertAlign w:val="baseline"/>
-                <w:lang w:val="en-US" w:eastAsia="ja-JP"/>
-              </w:rPr>
-            </w:pPr>
+            <w:tcBorders>
+              <w:top w:val="single" w:sz="4" w:space="0" w:color="000000"/>
+              <w:left w:val="single" w:sz="4" w:space="0" w:color="000000"/>
+              <w:bottom w:val="single" w:sz="4" w:space="0" w:color="000000"/>
+              <w:right w:val="single" w:sz="4" w:space="0" w:color="000000"/>
+            </w:tcBorders>
+          </w:tcPr>
+          <w:p>
+            <w:pPr>
+              <w:pStyle w:val="Normal"/>
+              <w:snapToGrid w:val="false"/>
+              <w:rPr/>
+            </w:pPr>
+            <w:r>
+              <w:rPr/>
+            </w:r>
           </w:p>
         </w:tc>
         <w:tc>
           <w:tcPr>
             <w:tcW w:w="418" w:type="dxa"/>
-          </w:tcPr>
-          <w:p>
-            <w:pPr>
-              <w:rPr>
-                <w:rFonts w:hint="eastAsia"/>
-                <w:vertAlign w:val="baseline"/>
-                <w:lang w:val="en-US" w:eastAsia="ja-JP"/>
-              </w:rPr>
-            </w:pPr>
+            <w:tcBorders>
+              <w:top w:val="single" w:sz="4" w:space="0" w:color="000000"/>
+              <w:left w:val="single" w:sz="4" w:space="0" w:color="000000"/>
+              <w:bottom w:val="single" w:sz="4" w:space="0" w:color="000000"/>
+              <w:right w:val="single" w:sz="4" w:space="0" w:color="000000"/>
+            </w:tcBorders>
+          </w:tcPr>
+          <w:p>
+            <w:pPr>
+              <w:pStyle w:val="Normal"/>
+              <w:snapToGrid w:val="false"/>
+              <w:rPr/>
+            </w:pPr>
+            <w:r>
+              <w:rPr/>
+            </w:r>
           </w:p>
         </w:tc>
         <w:tc>
           <w:tcPr>
             <w:tcW w:w="418" w:type="dxa"/>
-          </w:tcPr>
-          <w:p>
-            <w:pPr>
-              <w:rPr>
-                <w:rFonts w:hint="eastAsia"/>
-                <w:vertAlign w:val="baseline"/>
-                <w:lang w:val="en-US" w:eastAsia="ja-JP"/>
-              </w:rPr>
-            </w:pPr>
+            <w:tcBorders>
+              <w:top w:val="single" w:sz="4" w:space="0" w:color="000000"/>
+              <w:left w:val="single" w:sz="4" w:space="0" w:color="000000"/>
+              <w:bottom w:val="single" w:sz="4" w:space="0" w:color="000000"/>
+              <w:right w:val="single" w:sz="4" w:space="0" w:color="000000"/>
+            </w:tcBorders>
+          </w:tcPr>
+          <w:p>
+            <w:pPr>
+              <w:pStyle w:val="Normal"/>
+              <w:snapToGrid w:val="false"/>
+              <w:rPr/>
+            </w:pPr>
+            <w:r>
+              <w:rPr/>
+            </w:r>
           </w:p>
         </w:tc>
         <w:tc>
           <w:tcPr>
             <w:tcW w:w="418" w:type="dxa"/>
-          </w:tcPr>
-          <w:p>
-            <w:pPr>
-              <w:rPr>
-                <w:rFonts w:hint="eastAsia"/>
-                <w:vertAlign w:val="baseline"/>
-                <w:lang w:val="en-US" w:eastAsia="ja-JP"/>
-              </w:rPr>
-            </w:pPr>
+            <w:tcBorders>
+              <w:top w:val="single" w:sz="4" w:space="0" w:color="000000"/>
+              <w:left w:val="single" w:sz="4" w:space="0" w:color="000000"/>
+              <w:bottom w:val="single" w:sz="4" w:space="0" w:color="000000"/>
+              <w:right w:val="single" w:sz="4" w:space="0" w:color="000000"/>
+            </w:tcBorders>
+          </w:tcPr>
+          <w:p>
+            <w:pPr>
+              <w:pStyle w:val="Normal"/>
+              <w:snapToGrid w:val="false"/>
+              <w:rPr/>
+            </w:pPr>
+            <w:r>
+              <w:rPr/>
+            </w:r>
           </w:p>
         </w:tc>
         <w:tc>
           <w:tcPr>
             <w:tcW w:w="418" w:type="dxa"/>
-          </w:tcPr>
-          <w:p>
-            <w:pPr>
-              <w:rPr>
-                <w:rFonts w:hint="eastAsia"/>
-                <w:vertAlign w:val="baseline"/>
-                <w:lang w:val="en-US" w:eastAsia="ja-JP"/>
-              </w:rPr>
-            </w:pPr>
+            <w:tcBorders>
+              <w:top w:val="single" w:sz="4" w:space="0" w:color="000000"/>
+              <w:left w:val="single" w:sz="4" w:space="0" w:color="000000"/>
+              <w:bottom w:val="single" w:sz="4" w:space="0" w:color="000000"/>
+              <w:right w:val="single" w:sz="4" w:space="0" w:color="000000"/>
+            </w:tcBorders>
+          </w:tcPr>
+          <w:p>
+            <w:pPr>
+              <w:pStyle w:val="Normal"/>
+              <w:snapToGrid w:val="false"/>
+              <w:rPr/>
+            </w:pPr>
+            <w:r>
+              <w:rPr/>
+            </w:r>
           </w:p>
         </w:tc>
         <w:tc>
           <w:tcPr>
             <w:tcW w:w="418" w:type="dxa"/>
-          </w:tcPr>
-          <w:p>
-            <w:pPr>
-              <w:rPr>
-                <w:rFonts w:hint="eastAsia"/>
-                <w:vertAlign w:val="baseline"/>
-                <w:lang w:val="en-US" w:eastAsia="ja-JP"/>
-              </w:rPr>
-            </w:pPr>
+            <w:tcBorders>
+              <w:top w:val="single" w:sz="4" w:space="0" w:color="000000"/>
+              <w:left w:val="single" w:sz="4" w:space="0" w:color="000000"/>
+              <w:bottom w:val="single" w:sz="4" w:space="0" w:color="000000"/>
+              <w:right w:val="single" w:sz="4" w:space="0" w:color="000000"/>
+            </w:tcBorders>
+          </w:tcPr>
+          <w:p>
+            <w:pPr>
+              <w:pStyle w:val="Normal"/>
+              <w:snapToGrid w:val="false"/>
+              <w:rPr/>
+            </w:pPr>
+            <w:r>
+              <w:rPr/>
+            </w:r>
           </w:p>
         </w:tc>
         <w:tc>
           <w:tcPr>
             <w:tcW w:w="418" w:type="dxa"/>
-          </w:tcPr>
-          <w:p>
-            <w:pPr>
-              <w:rPr>
-                <w:rFonts w:hint="eastAsia"/>
-                <w:vertAlign w:val="baseline"/>
-                <w:lang w:val="en-US" w:eastAsia="ja-JP"/>
-              </w:rPr>
-            </w:pPr>
+            <w:tcBorders>
+              <w:top w:val="single" w:sz="4" w:space="0" w:color="000000"/>
+              <w:left w:val="single" w:sz="4" w:space="0" w:color="000000"/>
+              <w:bottom w:val="single" w:sz="4" w:space="0" w:color="000000"/>
+              <w:right w:val="single" w:sz="4" w:space="0" w:color="000000"/>
+            </w:tcBorders>
+          </w:tcPr>
+          <w:p>
+            <w:pPr>
+              <w:pStyle w:val="Normal"/>
+              <w:snapToGrid w:val="false"/>
+              <w:rPr/>
+            </w:pPr>
+            <w:r>
+              <w:rPr/>
+            </w:r>
           </w:p>
         </w:tc>
         <w:tc>
           <w:tcPr>
             <w:tcW w:w="418" w:type="dxa"/>
-          </w:tcPr>
-          <w:p>
-            <w:pPr>
-              <w:rPr>
-                <w:rFonts w:hint="eastAsia"/>
-                <w:vertAlign w:val="baseline"/>
-                <w:lang w:val="en-US" w:eastAsia="ja-JP"/>
-              </w:rPr>
-            </w:pPr>
+            <w:tcBorders>
+              <w:top w:val="single" w:sz="4" w:space="0" w:color="000000"/>
+              <w:left w:val="single" w:sz="4" w:space="0" w:color="000000"/>
+              <w:bottom w:val="single" w:sz="4" w:space="0" w:color="000000"/>
+              <w:right w:val="single" w:sz="4" w:space="0" w:color="000000"/>
+            </w:tcBorders>
+          </w:tcPr>
+          <w:p>
+            <w:pPr>
+              <w:pStyle w:val="Normal"/>
+              <w:snapToGrid w:val="false"/>
+              <w:rPr/>
+            </w:pPr>
+            <w:r>
+              <w:rPr/>
+            </w:r>
           </w:p>
         </w:tc>
         <w:tc>
           <w:tcPr>
             <w:tcW w:w="418" w:type="dxa"/>
-          </w:tcPr>
-          <w:p>
-            <w:pPr>
-              <w:rPr>
-                <w:rFonts w:hint="eastAsia"/>
-                <w:vertAlign w:val="baseline"/>
-                <w:lang w:val="en-US" w:eastAsia="ja-JP"/>
-              </w:rPr>
-            </w:pPr>
+            <w:tcBorders>
+              <w:top w:val="single" w:sz="4" w:space="0" w:color="000000"/>
+              <w:left w:val="single" w:sz="4" w:space="0" w:color="000000"/>
+              <w:bottom w:val="single" w:sz="4" w:space="0" w:color="000000"/>
+              <w:right w:val="single" w:sz="4" w:space="0" w:color="000000"/>
+            </w:tcBorders>
+          </w:tcPr>
+          <w:p>
+            <w:pPr>
+              <w:pStyle w:val="Normal"/>
+              <w:snapToGrid w:val="false"/>
+              <w:rPr/>
+            </w:pPr>
+            <w:r>
+              <w:rPr/>
+            </w:r>
           </w:p>
         </w:tc>
         <w:tc>
           <w:tcPr>
             <w:tcW w:w="418" w:type="dxa"/>
-          </w:tcPr>
-          <w:p>
-            <w:pPr>
-              <w:rPr>
-                <w:rFonts w:hint="eastAsia"/>
-                <w:vertAlign w:val="baseline"/>
-                <w:lang w:val="en-US" w:eastAsia="ja-JP"/>
-              </w:rPr>
-            </w:pPr>
+            <w:tcBorders>
+              <w:top w:val="single" w:sz="4" w:space="0" w:color="000000"/>
+              <w:left w:val="single" w:sz="4" w:space="0" w:color="000000"/>
+              <w:bottom w:val="single" w:sz="4" w:space="0" w:color="000000"/>
+              <w:right w:val="single" w:sz="4" w:space="0" w:color="000000"/>
+            </w:tcBorders>
+          </w:tcPr>
+          <w:p>
+            <w:pPr>
+              <w:pStyle w:val="Normal"/>
+              <w:snapToGrid w:val="false"/>
+              <w:rPr/>
+            </w:pPr>
+            <w:r>
+              <w:rPr/>
+            </w:r>
           </w:p>
         </w:tc>
         <w:tc>
           <w:tcPr>
             <w:tcW w:w="418" w:type="dxa"/>
-          </w:tcPr>
-          <w:p>
-            <w:pPr>
-              <w:rPr>
-                <w:rFonts w:hint="eastAsia"/>
-                <w:vertAlign w:val="baseline"/>
-                <w:lang w:val="en-US" w:eastAsia="ja-JP"/>
-              </w:rPr>
-            </w:pPr>
+            <w:tcBorders>
+              <w:top w:val="single" w:sz="4" w:space="0" w:color="000000"/>
+              <w:left w:val="single" w:sz="4" w:space="0" w:color="000000"/>
+              <w:bottom w:val="single" w:sz="4" w:space="0" w:color="000000"/>
+              <w:right w:val="single" w:sz="4" w:space="0" w:color="000000"/>
+            </w:tcBorders>
+          </w:tcPr>
+          <w:p>
+            <w:pPr>
+              <w:pStyle w:val="Normal"/>
+              <w:snapToGrid w:val="false"/>
+              <w:rPr/>
+            </w:pPr>
+            <w:r>
+              <w:rPr/>
+            </w:r>
           </w:p>
         </w:tc>
         <w:tc>
           <w:tcPr>
             <w:tcW w:w="418" w:type="dxa"/>
-          </w:tcPr>
-          <w:p>
-            <w:pPr>
-              <w:rPr>
-                <w:rFonts w:hint="eastAsia"/>
-                <w:vertAlign w:val="baseline"/>
-                <w:lang w:val="en-US" w:eastAsia="ja-JP"/>
-              </w:rPr>
-            </w:pPr>
+            <w:tcBorders>
+              <w:top w:val="single" w:sz="4" w:space="0" w:color="000000"/>
+              <w:left w:val="single" w:sz="4" w:space="0" w:color="000000"/>
+              <w:bottom w:val="single" w:sz="4" w:space="0" w:color="000000"/>
+              <w:right w:val="single" w:sz="4" w:space="0" w:color="000000"/>
+            </w:tcBorders>
+          </w:tcPr>
+          <w:p>
+            <w:pPr>
+              <w:pStyle w:val="Normal"/>
+              <w:snapToGrid w:val="false"/>
+              <w:rPr/>
+            </w:pPr>
+            <w:r>
+              <w:rPr/>
+            </w:r>
           </w:p>
         </w:tc>
         <w:tc>
           <w:tcPr>
             <w:tcW w:w="420" w:type="dxa"/>
-          </w:tcPr>
-          <w:p>
-            <w:pPr>
-              <w:rPr>
-                <w:rFonts w:hint="eastAsia"/>
-                <w:vertAlign w:val="baseline"/>
-                <w:lang w:val="en-US" w:eastAsia="ja-JP"/>
-              </w:rPr>
-            </w:pPr>
+            <w:tcBorders>
+              <w:top w:val="single" w:sz="4" w:space="0" w:color="000000"/>
+              <w:left w:val="single" w:sz="4" w:space="0" w:color="000000"/>
+              <w:bottom w:val="single" w:sz="4" w:space="0" w:color="000000"/>
+              <w:right w:val="single" w:sz="4" w:space="0" w:color="000000"/>
+            </w:tcBorders>
+          </w:tcPr>
+          <w:p>
+            <w:pPr>
+              <w:pStyle w:val="Normal"/>
+              <w:snapToGrid w:val="false"/>
+              <w:rPr/>
+            </w:pPr>
+            <w:r>
+              <w:rPr/>
+            </w:r>
           </w:p>
         </w:tc>
       </w:tr>
       <w:tr>
-        <w:tblPrEx>
-          <w:tblBorders>
-            <w:top w:val="single" w:color="auto" w:sz="4" w:space="0"/>
-            <w:left w:val="single" w:color="auto" w:sz="4" w:space="0"/>
-            <w:bottom w:val="single" w:color="auto" w:sz="4" w:space="0"/>
-            <w:right w:val="single" w:color="auto" w:sz="4" w:space="0"/>
-            <w:insideH w:val="single" w:color="auto" w:sz="4" w:space="0"/>
-            <w:insideV w:val="single" w:color="auto" w:sz="4" w:space="0"/>
-          </w:tblBorders>
-          <w:tblLayout w:type="fixed"/>
-          <w:tblCellMar>
-            <w:top w:w="0" w:type="dxa"/>
-            <w:left w:w="108" w:type="dxa"/>
-            <w:bottom w:w="0" w:type="dxa"/>
-            <w:right w:w="108" w:type="dxa"/>
-          </w:tblCellMar>
-        </w:tblPrEx>
         <w:trPr>
-          <w:trHeight w:val="482" w:hRule="exact"/>
+          <w:trHeight w:val="702" w:hRule="atLeast"/>
         </w:trPr>
         <w:tc>
           <w:tcPr>
             <w:tcW w:w="1164" w:type="dxa"/>
             <w:vMerge w:val="continue"/>
-          </w:tcPr>
-          <w:p>
-            <w:pPr>
-              <w:rPr>
-                <w:rFonts w:hint="eastAsia"/>
-                <w:vertAlign w:val="baseline"/>
-                <w:lang w:val="en-US" w:eastAsia="ja-JP"/>
-              </w:rPr>
-            </w:pPr>
+            <w:tcBorders>
+              <w:top w:val="single" w:sz="4" w:space="0" w:color="000000"/>
+              <w:left w:val="single" w:sz="4" w:space="0" w:color="000000"/>
+              <w:bottom w:val="single" w:sz="4" w:space="0" w:color="000000"/>
+              <w:right w:val="single" w:sz="4" w:space="0" w:color="000000"/>
+            </w:tcBorders>
+            <w:textDirection w:val="btLr"/>
+            <w:vAlign w:val="center"/>
+          </w:tcPr>
+          <w:p>
+            <w:pPr>
+              <w:pStyle w:val="Normal"/>
+              <w:snapToGrid w:val="false"/>
+              <w:rPr/>
+            </w:pPr>
+            <w:r>
+              <w:rPr/>
+            </w:r>
           </w:p>
         </w:tc>
         <w:tc>
           <w:tcPr>
             <w:tcW w:w="2655" w:type="dxa"/>
-          </w:tcPr>
-          <w:p>
-            <w:pPr>
-              <w:rPr>
-                <w:rFonts w:hint="eastAsia"/>
-                <w:vertAlign w:val="baseline"/>
-                <w:lang w:val="en-US" w:eastAsia="ja-JP"/>
-              </w:rPr>
-            </w:pPr>
+            <w:tcBorders>
+              <w:top w:val="single" w:sz="4" w:space="0" w:color="000000"/>
+              <w:left w:val="single" w:sz="4" w:space="0" w:color="000000"/>
+              <w:bottom w:val="single" w:sz="4" w:space="0" w:color="000000"/>
+              <w:right w:val="single" w:sz="4" w:space="0" w:color="000000"/>
+            </w:tcBorders>
+          </w:tcPr>
+          <w:p>
+            <w:pPr>
+              <w:pStyle w:val="Normal"/>
+              <w:snapToGrid w:val="false"/>
+              <w:rPr/>
+            </w:pPr>
+            <w:r>
+              <w:rPr/>
+            </w:r>
           </w:p>
         </w:tc>
         <w:tc>
           <w:tcPr>
             <w:tcW w:w="1125" w:type="dxa"/>
-          </w:tcPr>
-          <w:p>
-            <w:pPr>
-              <w:rPr>
-                <w:rFonts w:hint="eastAsia"/>
-                <w:vertAlign w:val="baseline"/>
-                <w:lang w:val="en-US" w:eastAsia="ja-JP"/>
-              </w:rPr>
-            </w:pPr>
+            <w:tcBorders>
+              <w:top w:val="single" w:sz="4" w:space="0" w:color="000000"/>
+              <w:left w:val="single" w:sz="4" w:space="0" w:color="000000"/>
+              <w:bottom w:val="single" w:sz="4" w:space="0" w:color="000000"/>
+              <w:right w:val="single" w:sz="4" w:space="0" w:color="000000"/>
+            </w:tcBorders>
+          </w:tcPr>
+          <w:p>
+            <w:pPr>
+              <w:pStyle w:val="Normal"/>
+              <w:snapToGrid w:val="false"/>
+              <w:rPr/>
+            </w:pPr>
+            <w:r>
+              <w:rPr/>
+            </w:r>
           </w:p>
         </w:tc>
         <w:tc>
           <w:tcPr>
             <w:tcW w:w="418" w:type="dxa"/>
-          </w:tcPr>
-          <w:p>
-            <w:pPr>
-              <w:rPr>
-                <w:rFonts w:hint="eastAsia"/>
-                <w:vertAlign w:val="baseline"/>
-                <w:lang w:val="en-US" w:eastAsia="ja-JP"/>
-              </w:rPr>
-            </w:pPr>
+            <w:tcBorders>
+              <w:top w:val="single" w:sz="4" w:space="0" w:color="000000"/>
+              <w:left w:val="single" w:sz="4" w:space="0" w:color="000000"/>
+              <w:bottom w:val="single" w:sz="4" w:space="0" w:color="000000"/>
+              <w:right w:val="single" w:sz="4" w:space="0" w:color="000000"/>
+            </w:tcBorders>
+          </w:tcPr>
+          <w:p>
+            <w:pPr>
+              <w:pStyle w:val="Normal"/>
+              <w:snapToGrid w:val="false"/>
+              <w:rPr/>
+            </w:pPr>
+            <w:r>
+              <w:rPr/>
+            </w:r>
           </w:p>
         </w:tc>
         <w:tc>
           <w:tcPr>
             <w:tcW w:w="418" w:type="dxa"/>
-          </w:tcPr>
-          <w:p>
-            <w:pPr>
-              <w:rPr>
-                <w:rFonts w:hint="eastAsia"/>
-                <w:vertAlign w:val="baseline"/>
-                <w:lang w:val="en-US" w:eastAsia="ja-JP"/>
-              </w:rPr>
-            </w:pPr>
+            <w:tcBorders>
+              <w:top w:val="single" w:sz="4" w:space="0" w:color="000000"/>
+              <w:left w:val="single" w:sz="4" w:space="0" w:color="000000"/>
+              <w:bottom w:val="single" w:sz="4" w:space="0" w:color="000000"/>
+              <w:right w:val="single" w:sz="4" w:space="0" w:color="000000"/>
+            </w:tcBorders>
+          </w:tcPr>
+          <w:p>
+            <w:pPr>
+              <w:pStyle w:val="Normal"/>
+              <w:snapToGrid w:val="false"/>
+              <w:rPr/>
+            </w:pPr>
+            <w:r>
+              <w:rPr/>
+            </w:r>
           </w:p>
         </w:tc>
         <w:tc>
           <w:tcPr>
             <w:tcW w:w="418" w:type="dxa"/>
-          </w:tcPr>
-          <w:p>
-            <w:pPr>
-              <w:rPr>
-                <w:rFonts w:hint="eastAsia"/>
-                <w:vertAlign w:val="baseline"/>
-                <w:lang w:val="en-US" w:eastAsia="ja-JP"/>
-              </w:rPr>
-            </w:pPr>
+            <w:tcBorders>
+              <w:top w:val="single" w:sz="4" w:space="0" w:color="000000"/>
+              <w:left w:val="single" w:sz="4" w:space="0" w:color="000000"/>
+              <w:bottom w:val="single" w:sz="4" w:space="0" w:color="000000"/>
+              <w:right w:val="single" w:sz="4" w:space="0" w:color="000000"/>
+            </w:tcBorders>
+          </w:tcPr>
+          <w:p>
+            <w:pPr>
+              <w:pStyle w:val="Normal"/>
+              <w:snapToGrid w:val="false"/>
+              <w:rPr/>
+            </w:pPr>
+            <w:r>
+              <w:rPr/>
+            </w:r>
           </w:p>
         </w:tc>
         <w:tc>
           <w:tcPr>
             <w:tcW w:w="418" w:type="dxa"/>
-          </w:tcPr>
-          <w:p>
-            <w:pPr>
-              <w:rPr>
-                <w:rFonts w:hint="eastAsia"/>
-                <w:vertAlign w:val="baseline"/>
-                <w:lang w:val="en-US" w:eastAsia="ja-JP"/>
-              </w:rPr>
-            </w:pPr>
+            <w:tcBorders>
+              <w:top w:val="single" w:sz="4" w:space="0" w:color="000000"/>
+              <w:left w:val="single" w:sz="4" w:space="0" w:color="000000"/>
+              <w:bottom w:val="single" w:sz="4" w:space="0" w:color="000000"/>
+              <w:right w:val="single" w:sz="4" w:space="0" w:color="000000"/>
+            </w:tcBorders>
+          </w:tcPr>
+          <w:p>
+            <w:pPr>
+              <w:pStyle w:val="Normal"/>
+              <w:snapToGrid w:val="false"/>
+              <w:rPr/>
+            </w:pPr>
+            <w:r>
+              <w:rPr/>
+            </w:r>
           </w:p>
         </w:tc>
         <w:tc>
           <w:tcPr>
             <w:tcW w:w="418" w:type="dxa"/>
-          </w:tcPr>
-          <w:p>
-            <w:pPr>
-              <w:rPr>
-                <w:rFonts w:hint="eastAsia"/>
-                <w:vertAlign w:val="baseline"/>
-                <w:lang w:val="en-US" w:eastAsia="ja-JP"/>
-              </w:rPr>
-            </w:pPr>
+            <w:tcBorders>
+              <w:top w:val="single" w:sz="4" w:space="0" w:color="000000"/>
+              <w:left w:val="single" w:sz="4" w:space="0" w:color="000000"/>
+              <w:bottom w:val="single" w:sz="4" w:space="0" w:color="000000"/>
+              <w:right w:val="single" w:sz="4" w:space="0" w:color="000000"/>
+            </w:tcBorders>
+          </w:tcPr>
+          <w:p>
+            <w:pPr>
+              <w:pStyle w:val="Normal"/>
+              <w:snapToGrid w:val="false"/>
+              <w:rPr/>
+            </w:pPr>
+            <w:r>
+              <w:rPr/>
+            </w:r>
           </w:p>
         </w:tc>
         <w:tc>
           <w:tcPr>
             <w:tcW w:w="418" w:type="dxa"/>
-          </w:tcPr>
-          <w:p>
-            <w:pPr>
-              <w:rPr>
-                <w:rFonts w:hint="eastAsia"/>
-                <w:vertAlign w:val="baseline"/>
-                <w:lang w:val="en-US" w:eastAsia="ja-JP"/>
-              </w:rPr>
-            </w:pPr>
+            <w:tcBorders>
+              <w:top w:val="single" w:sz="4" w:space="0" w:color="000000"/>
+              <w:left w:val="single" w:sz="4" w:space="0" w:color="000000"/>
+              <w:bottom w:val="single" w:sz="4" w:space="0" w:color="000000"/>
+              <w:right w:val="single" w:sz="4" w:space="0" w:color="000000"/>
+            </w:tcBorders>
+          </w:tcPr>
+          <w:p>
+            <w:pPr>
+              <w:pStyle w:val="Normal"/>
+              <w:snapToGrid w:val="false"/>
+              <w:rPr/>
+            </w:pPr>
+            <w:r>
+              <w:rPr/>
+            </w:r>
           </w:p>
         </w:tc>
         <w:tc>
           <w:tcPr>
             <w:tcW w:w="418" w:type="dxa"/>
-          </w:tcPr>
-          <w:p>
-            <w:pPr>
-              <w:rPr>
-                <w:rFonts w:hint="eastAsia"/>
-                <w:vertAlign w:val="baseline"/>
-                <w:lang w:val="en-US" w:eastAsia="ja-JP"/>
-              </w:rPr>
-            </w:pPr>
+            <w:tcBorders>
+              <w:top w:val="single" w:sz="4" w:space="0" w:color="000000"/>
+              <w:left w:val="single" w:sz="4" w:space="0" w:color="000000"/>
+              <w:bottom w:val="single" w:sz="4" w:space="0" w:color="000000"/>
+              <w:right w:val="single" w:sz="4" w:space="0" w:color="000000"/>
+            </w:tcBorders>
+          </w:tcPr>
+          <w:p>
+            <w:pPr>
+              <w:pStyle w:val="Normal"/>
+              <w:snapToGrid w:val="false"/>
+              <w:rPr/>
+            </w:pPr>
+            <w:r>
+              <w:rPr/>
+            </w:r>
           </w:p>
         </w:tc>
         <w:tc>
           <w:tcPr>
             <w:tcW w:w="418" w:type="dxa"/>
-          </w:tcPr>
-          <w:p>
-            <w:pPr>
-              <w:rPr>
-                <w:rFonts w:hint="eastAsia"/>
-                <w:vertAlign w:val="baseline"/>
-                <w:lang w:val="en-US" w:eastAsia="ja-JP"/>
-              </w:rPr>
-            </w:pPr>
+            <w:tcBorders>
+              <w:top w:val="single" w:sz="4" w:space="0" w:color="000000"/>
+              <w:left w:val="single" w:sz="4" w:space="0" w:color="000000"/>
+              <w:bottom w:val="single" w:sz="4" w:space="0" w:color="000000"/>
+              <w:right w:val="single" w:sz="4" w:space="0" w:color="000000"/>
+            </w:tcBorders>
+          </w:tcPr>
+          <w:p>
+            <w:pPr>
+              <w:pStyle w:val="Normal"/>
+              <w:snapToGrid w:val="false"/>
+              <w:rPr/>
+            </w:pPr>
+            <w:r>
+              <w:rPr/>
+            </w:r>
           </w:p>
         </w:tc>
         <w:tc>
           <w:tcPr>
             <w:tcW w:w="418" w:type="dxa"/>
-          </w:tcPr>
-          <w:p>
-            <w:pPr>
-              <w:rPr>
-                <w:rFonts w:hint="eastAsia"/>
-                <w:vertAlign w:val="baseline"/>
-                <w:lang w:val="en-US" w:eastAsia="ja-JP"/>
-              </w:rPr>
-            </w:pPr>
+            <w:tcBorders>
+              <w:top w:val="single" w:sz="4" w:space="0" w:color="000000"/>
+              <w:left w:val="single" w:sz="4" w:space="0" w:color="000000"/>
+              <w:bottom w:val="single" w:sz="4" w:space="0" w:color="000000"/>
+              <w:right w:val="single" w:sz="4" w:space="0" w:color="000000"/>
+            </w:tcBorders>
+          </w:tcPr>
+          <w:p>
+            <w:pPr>
+              <w:pStyle w:val="Normal"/>
+              <w:snapToGrid w:val="false"/>
+              <w:rPr/>
+            </w:pPr>
+            <w:r>
+              <w:rPr/>
+            </w:r>
           </w:p>
         </w:tc>
         <w:tc>
           <w:tcPr>
             <w:tcW w:w="418" w:type="dxa"/>
-          </w:tcPr>
-          <w:p>
-            <w:pPr>
-              <w:rPr>
-                <w:rFonts w:hint="eastAsia"/>
-                <w:vertAlign w:val="baseline"/>
-                <w:lang w:val="en-US" w:eastAsia="ja-JP"/>
-              </w:rPr>
-            </w:pPr>
+            <w:tcBorders>
+              <w:top w:val="single" w:sz="4" w:space="0" w:color="000000"/>
+              <w:left w:val="single" w:sz="4" w:space="0" w:color="000000"/>
+              <w:bottom w:val="single" w:sz="4" w:space="0" w:color="000000"/>
+              <w:right w:val="single" w:sz="4" w:space="0" w:color="000000"/>
+            </w:tcBorders>
+          </w:tcPr>
+          <w:p>
+            <w:pPr>
+              <w:pStyle w:val="Normal"/>
+              <w:snapToGrid w:val="false"/>
+              <w:rPr/>
+            </w:pPr>
+            <w:r>
+              <w:rPr/>
+            </w:r>
           </w:p>
         </w:tc>
         <w:tc>
           <w:tcPr>
             <w:tcW w:w="418" w:type="dxa"/>
-          </w:tcPr>
-          <w:p>
-            <w:pPr>
-              <w:rPr>
-                <w:rFonts w:hint="eastAsia"/>
-                <w:vertAlign w:val="baseline"/>
-                <w:lang w:val="en-US" w:eastAsia="ja-JP"/>
-              </w:rPr>
-            </w:pPr>
+            <w:tcBorders>
+              <w:top w:val="single" w:sz="4" w:space="0" w:color="000000"/>
+              <w:left w:val="single" w:sz="4" w:space="0" w:color="000000"/>
+              <w:bottom w:val="single" w:sz="4" w:space="0" w:color="000000"/>
+              <w:right w:val="single" w:sz="4" w:space="0" w:color="000000"/>
+            </w:tcBorders>
+          </w:tcPr>
+          <w:p>
+            <w:pPr>
+              <w:pStyle w:val="Normal"/>
+              <w:snapToGrid w:val="false"/>
+              <w:rPr/>
+            </w:pPr>
+            <w:r>
+              <w:rPr/>
+            </w:r>
           </w:p>
         </w:tc>
         <w:tc>
           <w:tcPr>
             <w:tcW w:w="420" w:type="dxa"/>
-          </w:tcPr>
-          <w:p>
-            <w:pPr>
-              <w:rPr>
-                <w:rFonts w:hint="eastAsia"/>
-                <w:vertAlign w:val="baseline"/>
-                <w:lang w:val="en-US" w:eastAsia="ja-JP"/>
-              </w:rPr>
-            </w:pPr>
+            <w:tcBorders>
+              <w:top w:val="single" w:sz="4" w:space="0" w:color="000000"/>
+              <w:left w:val="single" w:sz="4" w:space="0" w:color="000000"/>
+              <w:bottom w:val="single" w:sz="4" w:space="0" w:color="000000"/>
+              <w:right w:val="single" w:sz="4" w:space="0" w:color="000000"/>
+            </w:tcBorders>
+          </w:tcPr>
+          <w:p>
+            <w:pPr>
+              <w:pStyle w:val="Normal"/>
+              <w:snapToGrid w:val="false"/>
+              <w:rPr/>
+            </w:pPr>
+            <w:r>
+              <w:rPr/>
+            </w:r>
           </w:p>
         </w:tc>
       </w:tr>
     </w:tbl>
     <w:p>
       <w:pPr>
-        <w:spacing w:before="20" w:after="20"/>
-        <w:rPr>
-          <w:rFonts w:hint="eastAsia"/>
+        <w:pStyle w:val="Normal"/>
+        <w:rPr>
           <w:sz w:val="18"/>
           <w:szCs w:val="18"/>
-          <w:lang w:val="en-US" w:eastAsia="ja-JP"/>
         </w:rPr>
       </w:pPr>
       <w:r>
@@ -3266,249 +3907,231 @@
           <w:rFonts w:hint="eastAsia"/>
           <w:sz w:val="18"/>
           <w:szCs w:val="18"/>
-          <w:lang w:val="en-US" w:eastAsia="ja-JP"/>
         </w:rPr>
         <w:t>　番号が正しいものであるかどうかの確認をいたしますので、「通知カード」を提示してください。</w:t>
       </w:r>
     </w:p>
     <w:p>
       <w:pPr>
-        <w:spacing w:before="20" w:after="20"/>
-        <w:rPr>
-          <w:rFonts w:hint="eastAsia"/>
-          <w:lang w:val="en-US" w:eastAsia="ja-JP"/>
-        </w:rPr>
+        <w:pStyle w:val="Normal"/>
+        <w:rPr/>
       </w:pPr>
       <w:r>
         <w:rPr>
           <w:rFonts w:hint="eastAsia"/>
           <w:sz w:val="18"/>
           <w:szCs w:val="18"/>
-          <w:lang w:val="en-US" w:eastAsia="ja-JP"/>
         </w:rPr>
         <w:t>　なお、記載する配偶者や扶養親族がいる場合は、従業員の皆様において、当該親族の番号確認を行ってください</w:t>
       </w:r>
       <w:r>
         <w:rPr>
           <w:rFonts w:hint="eastAsia"/>
-          <w:lang w:val="en-US" w:eastAsia="ja-JP"/>
         </w:rPr>
         <w:t>。</w:t>
       </w:r>
     </w:p>
     <w:p>
       <w:pPr>
-        <w:spacing w:before="20" w:after="20"/>
-        <w:rPr>
-          <w:rFonts w:hint="eastAsia"/>
-          <w:lang w:val="en-US" w:eastAsia="ja-JP"/>
-        </w:rPr>
-      </w:pPr>
-      <w:r>
-        <w:rPr>
-          <w:rFonts w:hint="eastAsia"/>
-          <w:lang w:val="en-US" w:eastAsia="ja-JP"/>
+        <w:pStyle w:val="Normal"/>
+        <w:rPr/>
+      </w:pPr>
+      <w:r>
+        <w:rPr/>
+      </w:r>
+    </w:p>
+    <w:p>
+      <w:pPr>
+        <w:pStyle w:val="Normal"/>
+        <w:rPr>
+          <w:rFonts w:hint="eastAsia"/>
+        </w:rPr>
+      </w:pPr>
+      <w:r>
+        <w:rPr>
+          <w:rFonts w:hint="eastAsia"/>
         </w:rPr>
         <w:t>上記に記載されている個人番号に誤りがないことを確認しました。</w:t>
       </w:r>
     </w:p>
     <w:p>
       <w:pPr>
-        <w:spacing w:before="20" w:after="20"/>
-        <w:rPr>
-          <w:rFonts w:hint="eastAsia"/>
-          <w:lang w:val="en-US" w:eastAsia="ja-JP"/>
-        </w:rPr>
-      </w:pPr>
-      <w:r>
-        <w:rPr>
-          <w:rFonts w:hint="eastAsia"/>
-          <w:lang w:val="en-US" w:eastAsia="ja-JP"/>
+        <w:pStyle w:val="Normal"/>
+        <w:rPr>
+          <w:rFonts w:hint="eastAsia"/>
+        </w:rPr>
+      </w:pPr>
+      <w:r>
+        <w:rPr>
+          <w:rFonts w:hint="eastAsia"/>
         </w:rPr>
         <w:t>　　　　　　　　　　　　　　　　　　　　　　　　　　（本人）　　　　　　　　　　　　確認□</w:t>
       </w:r>
     </w:p>
     <w:p>
       <w:pPr>
-        <w:spacing w:before="20" w:after="20"/>
-        <w:rPr>
-          <w:rFonts w:hint="eastAsia"/>
-          <w:lang w:val="en-US" w:eastAsia="ja-JP"/>
-        </w:rPr>
-      </w:pPr>
-      <w:r>
-        <w:rPr>
-          <w:rFonts w:hint="eastAsia"/>
-          <w:lang w:val="en-US" w:eastAsia="ja-JP"/>
-        </w:rPr>
-        <w:t>　　　　　　　　　　　　　　　　　　　　　　　　　　大日産業株式会社　担当者　確認□</w:t>
-      </w:r>
-    </w:p>
-    <w:p>
-      <w:pPr>
-        <w:spacing w:before="20" w:after="20"/>
-        <w:rPr>
-          <w:rFonts w:hint="eastAsia"/>
-          <w:lang w:val="en-US" w:eastAsia="ja-JP"/>
-        </w:rPr>
-      </w:pPr>
-      <w:r>
-        <w:rPr>
-          <w:rFonts w:hint="eastAsia"/>
-          <w:lang w:val="en-US" w:eastAsia="ja-JP"/>
+        <w:pStyle w:val="Normal"/>
+        <w:rPr/>
+      </w:pPr>
+      <w:r>
+        <w:rPr>
+          <w:rFonts w:hint="eastAsia"/>
+        </w:rPr>
+        <w:t>　　　　　　　　　　　　　　　　　　　　　　　　　　　　　　　　　　　　　　担当者　確認□</w:t>
+      </w:r>
+    </w:p>
+    <w:p>
+      <w:pPr>
+        <w:pStyle w:val="Normal"/>
+        <w:rPr/>
+      </w:pPr>
+      <w:r>
+        <w:rPr/>
+      </w:r>
+    </w:p>
+    <w:p>
+      <w:pPr>
+        <w:pStyle w:val="Normal"/>
+        <w:rPr/>
+      </w:pPr>
+      <w:r>
+        <w:rPr>
+          <w:rFonts w:hint="eastAsia"/>
         </w:rPr>
         <w:t>なお、大日産業株式会社が個人番号関係事務実施者に上記個人番号を提供する事に同意します。</w:t>
       </w:r>
     </w:p>
     <w:p>
       <w:pPr>
-        <w:spacing w:before="20" w:after="20"/>
+        <w:pStyle w:val="Normal"/>
+        <w:rPr/>
+      </w:pPr>
+      <w:r>
+        <w:rPr/>
+      </w:r>
+    </w:p>
+    <w:p>
+      <w:pPr>
+        <w:pStyle w:val="Normal"/>
+        <w:rPr/>
+      </w:pPr>
+      <w:r>
+        <w:rPr/>
+      </w:r>
+    </w:p>
+    <w:p>
+      <w:pPr>
+        <w:pStyle w:val="Normal"/>
+        <w:rPr/>
+      </w:pPr>
+      <w:r>
+        <w:rPr/>
+      </w:r>
+    </w:p>
+    <w:p>
+      <w:pPr>
+        <w:pStyle w:val="Normal"/>
         <w:rPr>
           <w:rFonts w:hint="eastAsia"/>
           <w:u w:val="single"/>
-          <w:lang w:val="en-US" w:eastAsia="ja-JP"/>
-        </w:rPr>
-      </w:pPr>
-      <w:r>
-        <w:rPr>
-          <w:rFonts w:hint="eastAsia"/>
-          <w:lang w:val="en-US" w:eastAsia="ja-JP"/>
-        </w:rPr>
-        <w:t>　　　　　　　　　　　　　　</w:t>
-      </w:r>
-      <w:bookmarkStart w:id="0" w:name="_GoBack"/>
-      <w:r>
-        <w:rPr>
-          <w:rFonts w:hint="eastAsia"/>
-          <w:lang w:val="en-US" w:eastAsia="ja-JP"/>
-        </w:rPr>
-        <w:t>　</w:t>
-      </w:r>
-      <w:bookmarkEnd w:id="0"/>
-      <w:r>
-        <w:rPr>
-          <w:rFonts w:hint="eastAsia"/>
-          <w:lang w:val="en-US" w:eastAsia="ja-JP"/>
-        </w:rPr>
-        <w:t>　　　　　　　　　　　</w:t>
+        </w:rPr>
+        <w:sectPr>
+          <w:type w:val="nextPage"/>
+          <w:pgSz w:w="11906" w:h="16838"/>
+          <w:pgMar w:left="720" w:right="720" w:gutter="0" w:header="0" w:top="720" w:footer="0" w:bottom="720"/>
+          <w:pgNumType w:fmt="decimal"/>
+          <w:formProt w:val="false"/>
+          <w:textDirection w:val="lrTb"/>
+          <w:docGrid w:type="lines" w:linePitch="360" w:charSpace="0"/>
+        </w:sectPr>
+      </w:pPr>
+      <w:r>
+        <w:rPr>
+          <w:rFonts w:hint="eastAsia"/>
+        </w:rPr>
+        <w:t>　　　　　　　　　　　　　　　　　　　　　　　　　　</w:t>
       </w:r>
       <w:r>
         <w:rPr>
           <w:rFonts w:hint="eastAsia"/>
           <w:u w:val="single"/>
-          <w:lang w:val="en-US" w:eastAsia="ja-JP"/>
-        </w:rPr>
-        <w:t>　</w:t>
-      </w:r>
-      <w:r>
-        <w:rPr>
-          <w:rFonts w:hint="eastAsia"/>
-          <w:u w:val="single"/>
-          <w:lang w:val="en-US" w:eastAsia="ja-JP"/>
-        </w:rPr>
-        <w:t>署名　</w:t>
-      </w:r>
-      <w:r>
-        <w:rPr>
-          <w:rFonts w:hint="eastAsia"/>
-          <w:u w:val="single"/>
-          <w:lang w:val="en-US" w:eastAsia="ja-JP"/>
-        </w:rPr>
-        <w:t>　　　　　　　　　　　　　　　</w:t>
-      </w:r>
-    </w:p>
-    <w:p>
-      <w:r>
-        <w:br w:type="page"/>
-      </w:r>
-    </w:p>
-    <w:p>
-      <w:pPr>
-        <w:rPr>
-          <w:rFonts w:hint="eastAsia"/>
-          <w:lang w:val="en-US" w:eastAsia="ja-JP"/>
-        </w:rPr>
-      </w:pPr>
-      <w:r>
-        <w:rPr>
-          <w:rFonts w:hint="eastAsia"/>
-          <w:lang w:eastAsia="ja-JP"/>
+        </w:rPr>
+        <w:t>　署名　　　　　　　　　　　　　　　　</w:t>
+      </w:r>
+    </w:p>
+    <w:p>
+      <w:pPr>
+        <w:pStyle w:val="Normal"/>
+        <w:rPr/>
+      </w:pPr>
+      <w:r>
+        <w:rPr>
+          <w:rFonts w:hint="eastAsia"/>
         </w:rPr>
         <w:t>大日産業株式会社</w:t>
       </w:r>
-      <w:r>
-        <w:rPr>
-          <w:rFonts w:hint="eastAsia"/>
-          <w:lang w:val="en-US" w:eastAsia="ja-JP"/>
-        </w:rPr>
-        <w:t/>
-      </w:r>
-    </w:p>
-    <w:p>
-      <w:pPr>
-        <w:rPr>
-          <w:rFonts w:hint="eastAsia"/>
-          <w:lang w:val="en-US" w:eastAsia="ja-JP"/>
-        </w:rPr>
-      </w:pPr>
-    </w:p>
-    <w:p>
-      <w:pPr>
+    </w:p>
+    <w:p>
+      <w:pPr>
+        <w:pStyle w:val="Normal"/>
+        <w:rPr/>
+      </w:pPr>
+      <w:r>
+        <w:rPr/>
+      </w:r>
+    </w:p>
+    <w:p>
+      <w:pPr>
+        <w:pStyle w:val="Normal"/>
         <w:jc w:val="right"/>
         <w:rPr>
           <w:rFonts w:hint="eastAsia"/>
-          <w:lang w:val="en-US" w:eastAsia="ja-JP"/>
-        </w:rPr>
-      </w:pPr>
-      <w:r>
-        <w:rPr>
-          <w:rFonts w:hint="eastAsia"/>
-          <w:lang w:val="en-US" w:eastAsia="ja-JP"/>
-        </w:rPr>
-        <w:t>届出書⑪－1</w:t>
-      </w:r>
-    </w:p>
-    <w:p>
-      <w:pPr>
+        </w:rPr>
+      </w:pPr>
+      <w:r>
+        <w:rPr>
+          <w:rFonts w:hint="eastAsia"/>
+        </w:rPr>
+        <w:t>届出書⑪－</w:t>
+      </w:r>
+      <w:r>
+        <w:rPr>
+          <w:rFonts w:hint="eastAsia"/>
+        </w:rPr>
+        <w:t>1</w:t>
+      </w:r>
+    </w:p>
+    <w:p>
+      <w:pPr>
+        <w:pStyle w:val="Normal"/>
         <w:jc w:val="right"/>
         <w:rPr>
           <w:rFonts w:hint="eastAsia"/>
-          <w:lang w:val="en-US" w:eastAsia="ja-JP"/>
-        </w:rPr>
-      </w:pPr>
-      <w:r>
-        <w:rPr>
-          <w:rFonts w:hint="eastAsia"/>
-          <w:lang w:val="en-US" w:eastAsia="ja-JP"/>
-        </w:rPr>
-        <w:t>令和</w:t>
-      </w:r>
-      <w:bookmarkStart w:id="1" w:name="_GoBack"/>
-      <w:bookmarkEnd w:id="1"/>
-      <w:r>
-        <w:rPr>
-          <w:rFonts w:hint="eastAsia"/>
-          <w:lang w:val="en-US" w:eastAsia="ja-JP"/>
-        </w:rPr>
-        <w:t>　　年　　月　　日</w:t>
-      </w:r>
-    </w:p>
-    <w:p>
-      <w:pPr>
-        <w:rPr>
-          <w:rFonts w:hint="eastAsia"/>
-          <w:lang w:val="en-US" w:eastAsia="ja-JP"/>
-        </w:rPr>
-      </w:pPr>
-    </w:p>
-    <w:p>
-      <w:pPr>
+        </w:rPr>
+      </w:pPr>
+      <w:r>
+        <w:rPr>
+          <w:rFonts w:hint="eastAsia"/>
+        </w:rPr>
+        <w:t>令和　　年　　月　　日</w:t>
+      </w:r>
+    </w:p>
+    <w:p>
+      <w:pPr>
+        <w:pStyle w:val="Normal"/>
+        <w:rPr/>
+      </w:pPr>
+      <w:r>
+        <w:rPr/>
+      </w:r>
+    </w:p>
+    <w:p>
+      <w:pPr>
+        <w:pStyle w:val="Normal"/>
         <w:jc w:val="center"/>
         <w:rPr>
-          <w:rFonts w:hint="eastAsia"/>
           <w:sz w:val="32"/>
           <w:szCs w:val="32"/>
-          <w:lang w:val="en-US" w:eastAsia="ja-JP"/>
         </w:rPr>
       </w:pPr>
       <w:r>
@@ -3516,23 +4139,19 @@
           <w:rFonts w:hint="eastAsia"/>
           <w:sz w:val="32"/>
           <w:szCs w:val="32"/>
-          <w:lang w:val="en-US" w:eastAsia="ja-JP"/>
         </w:rPr>
         <w:t>メールアドレス申請書</w:t>
       </w:r>
     </w:p>
     <w:p>
       <w:pPr>
+        <w:pStyle w:val="Normal"/>
         <w:jc w:val="right"/>
-        <w:rPr>
-          <w:rFonts w:hint="eastAsia"/>
-          <w:lang w:val="en-US" w:eastAsia="ja-JP"/>
-        </w:rPr>
-      </w:pPr>
-      <w:r>
-        <w:rPr>
-          <w:rFonts w:hint="eastAsia"/>
-          <w:lang w:val="en-US" w:eastAsia="ja-JP"/>
+        <w:rPr/>
+      </w:pPr>
+      <w:r>
+        <w:rPr>
+          <w:rFonts w:hint="eastAsia"/>
         </w:rPr>
         <w:t xml:space="preserve">       </w:t>
       </w:r>
@@ -3540,65 +4159,61 @@
         <w:rPr>
           <w:rFonts w:hint="eastAsia"/>
           <w:u w:val="single"/>
-          <w:lang w:val="en-US" w:eastAsia="ja-JP"/>
         </w:rPr>
         <w:t xml:space="preserve">                              </w:t>
       </w:r>
     </w:p>
     <w:p>
       <w:pPr>
-        <w:jc w:val="both"/>
-        <w:rPr>
-          <w:rFonts w:hint="eastAsia"/>
-          <w:lang w:val="en-US" w:eastAsia="ja-JP"/>
-        </w:rPr>
-      </w:pPr>
-      <w:r>
-        <w:rPr>
-          <w:rFonts w:hint="eastAsia"/>
-          <w:lang w:val="en-US" w:eastAsia="ja-JP"/>
-        </w:rPr>
-        <w:t xml:space="preserve">                                                 氏名   </w:t>
+        <w:pStyle w:val="Normal"/>
+        <w:rPr/>
+      </w:pPr>
+      <w:r>
+        <w:rPr>
+          <w:rFonts w:hint="eastAsia"/>
+        </w:rPr>
+        <w:t xml:space="preserve">                                                 </w:t>
+      </w:r>
+      <w:r>
+        <w:rPr>
+          <w:rFonts w:hint="eastAsia"/>
+        </w:rPr>
+        <w:t xml:space="preserve">氏名   </w:t>
       </w:r>
       <w:r>
         <w:rPr>
           <w:rFonts w:hint="eastAsia"/>
           <w:u w:val="single"/>
-          <w:lang w:val="en-US" w:eastAsia="ja-JP"/>
         </w:rPr>
         <w:t xml:space="preserve">                              </w:t>
       </w:r>
     </w:p>
     <w:p>
       <w:pPr>
-        <w:rPr>
-          <w:rFonts w:hint="eastAsia"/>
-          <w:lang w:val="en-US" w:eastAsia="ja-JP"/>
-        </w:rPr>
-      </w:pPr>
-      <w:r>
-        <w:rPr>
-          <w:rFonts w:hint="eastAsia"/>
-          <w:lang w:val="en-US" w:eastAsia="ja-JP"/>
+        <w:pStyle w:val="Normal"/>
+        <w:rPr>
+          <w:rFonts w:hint="eastAsia"/>
+        </w:rPr>
+      </w:pPr>
+      <w:r>
+        <w:rPr>
+          <w:rFonts w:hint="eastAsia"/>
         </w:rPr>
         <w:t xml:space="preserve">                                                       </w:t>
       </w:r>
     </w:p>
     <w:p>
       <w:pPr>
+        <w:pStyle w:val="Normal"/>
         <w:numPr>
           <w:ilvl w:val="0"/>
-          <w:numId w:val="7"/>
+          <w:numId w:val="4"/>
         </w:numPr>
-        <w:rPr>
-          <w:rFonts w:hint="eastAsia"/>
-          <w:lang w:val="en-US" w:eastAsia="ja-JP"/>
-        </w:rPr>
-      </w:pPr>
-      <w:r>
-        <w:rPr>
-          <w:rFonts w:hint="eastAsia"/>
-          <w:lang w:val="en-US" w:eastAsia="ja-JP"/>
+        <w:rPr/>
+      </w:pPr>
+      <w:r>
+        <w:rPr>
+          <w:rFonts w:hint="eastAsia"/>
         </w:rPr>
         <w:t>所属：</w:t>
       </w:r>
@@ -3606,389 +4221,440 @@
         <w:rPr>
           <w:rFonts w:hint="eastAsia"/>
           <w:u w:val="single"/>
-          <w:lang w:val="en-US" w:eastAsia="ja-JP"/>
         </w:rPr>
         <w:t xml:space="preserve">                         　</w:t>
       </w:r>
       <w:r>
         <w:rPr>
           <w:rFonts w:hint="eastAsia"/>
-          <w:lang w:val="en-US" w:eastAsia="ja-JP"/>
         </w:rPr>
         <w:t>　　　　　　　　　　　　　　　　　　　　　　　　　　　　　</w:t>
       </w:r>
     </w:p>
     <w:p>
       <w:pPr>
-        <w:numPr>
-          <w:ilvl w:val="0"/>
-          <w:numId w:val="0"/>
-        </w:numPr>
-        <w:rPr>
-          <w:rFonts w:hint="eastAsia"/>
-          <w:lang w:val="en-US" w:eastAsia="ja-JP"/>
-        </w:rPr>
-      </w:pPr>
-    </w:p>
-    <w:p>
-      <w:pPr>
-        <w:numPr>
-          <w:ilvl w:val="0"/>
-          <w:numId w:val="0"/>
-        </w:numPr>
-        <w:rPr>
-          <w:rFonts w:hint="eastAsia"/>
-          <w:lang w:val="en-US" w:eastAsia="ja-JP"/>
-        </w:rPr>
-      </w:pPr>
-    </w:p>
-    <w:p>
-      <w:pPr>
-        <w:numPr>
-          <w:ilvl w:val="0"/>
-          <w:numId w:val="0"/>
-        </w:numPr>
-        <w:rPr>
-          <w:rFonts w:hint="eastAsia"/>
-          <w:lang w:val="en-US" w:eastAsia="ja-JP"/>
-        </w:rPr>
-      </w:pPr>
-      <w:r>
-        <w:rPr>
-          <w:rFonts w:hint="eastAsia"/>
-          <w:lang w:val="en-US" w:eastAsia="ja-JP"/>
+        <w:pStyle w:val="Normal"/>
+        <w:rPr/>
+      </w:pPr>
+      <w:r>
+        <w:rPr/>
+      </w:r>
+    </w:p>
+    <w:p>
+      <w:pPr>
+        <w:pStyle w:val="Normal"/>
+        <w:rPr/>
+      </w:pPr>
+      <w:r>
+        <w:rPr/>
+      </w:r>
+    </w:p>
+    <w:p>
+      <w:pPr>
+        <w:pStyle w:val="Normal"/>
+        <w:rPr>
+          <w:rFonts w:hint="eastAsia"/>
+        </w:rPr>
+      </w:pPr>
+      <w:r>
+        <w:rPr>
+          <w:rFonts w:hint="eastAsia"/>
         </w:rPr>
         <w:t>２．希望アドレス</w:t>
       </w:r>
     </w:p>
     <w:p>
       <w:pPr>
-        <w:numPr>
-          <w:ilvl w:val="0"/>
-          <w:numId w:val="0"/>
-        </w:numPr>
-        <w:rPr>
-          <w:rFonts w:hint="eastAsia"/>
-          <w:lang w:val="en-US" w:eastAsia="ja-JP"/>
-        </w:rPr>
-      </w:pPr>
-    </w:p>
-    <w:p>
-      <w:pPr>
-        <w:numPr>
-          <w:ilvl w:val="0"/>
-          <w:numId w:val="0"/>
-        </w:numPr>
-        <w:rPr>
-          <w:rFonts w:hint="eastAsia"/>
-          <w:lang w:val="en-US" w:eastAsia="ja-JP"/>
-        </w:rPr>
-      </w:pPr>
-      <w:r>
-        <w:rPr>
-          <w:rFonts w:hint="eastAsia"/>
-          <w:lang w:val="en-US" w:eastAsia="ja-JP"/>
-        </w:rPr>
-        <w:t>　　１)第一希望　</w:t>
-      </w:r>
-    </w:p>
-    <w:p>
-      <w:pPr>
-        <w:numPr>
-          <w:ilvl w:val="0"/>
-          <w:numId w:val="0"/>
-        </w:numPr>
-        <w:rPr>
-          <w:rFonts w:hint="eastAsia"/>
-          <w:lang w:val="en-US" w:eastAsia="ja-JP"/>
-        </w:rPr>
-      </w:pPr>
-      <w:r>
-        <w:rPr>
-          <w:rFonts w:hint="eastAsia"/>
-          <w:lang w:val="en-US" w:eastAsia="ja-JP"/>
-        </w:rPr>
-        <w:t>　　　　[　　　　　　　　　　　　　　　　　　　]＠eurostar-2000.com</w:t>
-      </w:r>
-    </w:p>
-    <w:p>
-      <w:pPr>
-        <w:numPr>
-          <w:ilvl w:val="0"/>
-          <w:numId w:val="0"/>
-        </w:numPr>
-        <w:rPr>
-          <w:rFonts w:hint="eastAsia"/>
-          <w:lang w:val="en-US" w:eastAsia="ja-JP"/>
-        </w:rPr>
-      </w:pPr>
-    </w:p>
-    <w:p>
-      <w:pPr>
-        <w:numPr>
-          <w:ilvl w:val="0"/>
-          <w:numId w:val="0"/>
-        </w:numPr>
-        <w:rPr>
-          <w:rFonts w:hint="eastAsia"/>
-          <w:lang w:val="en-US" w:eastAsia="ja-JP"/>
-        </w:rPr>
-      </w:pPr>
-      <w:r>
-        <w:rPr>
-          <w:rFonts w:hint="eastAsia"/>
-          <w:lang w:val="en-US" w:eastAsia="ja-JP"/>
+        <w:pStyle w:val="Normal"/>
+        <w:rPr/>
+      </w:pPr>
+      <w:r>
+        <w:rPr/>
+      </w:r>
+    </w:p>
+    <w:p>
+      <w:pPr>
+        <w:pStyle w:val="Normal"/>
+        <w:rPr>
+          <w:rFonts w:hint="eastAsia"/>
+        </w:rPr>
+      </w:pPr>
+      <w:r>
+        <w:rPr>
+          <w:rFonts w:hint="eastAsia"/>
+        </w:rPr>
+        <w:t>　　１</w:t>
+      </w:r>
+      <w:r>
+        <w:rPr>
+          <w:rFonts w:hint="eastAsia"/>
+        </w:rPr>
+        <w:t>)</w:t>
+      </w:r>
+      <w:r>
+        <w:rPr>
+          <w:rFonts w:hint="eastAsia"/>
+        </w:rPr>
+        <w:t>第一希望　</w:t>
+      </w:r>
+    </w:p>
+    <w:p>
+      <w:pPr>
+        <w:pStyle w:val="Normal"/>
+        <w:rPr>
+          <w:rFonts w:hint="eastAsia"/>
+        </w:rPr>
+      </w:pPr>
+      <w:r>
+        <w:rPr>
+          <w:rFonts w:hint="eastAsia"/>
+        </w:rPr>
+        <w:t>　　　　</w:t>
+      </w:r>
+      <w:r>
+        <w:rPr>
+          <w:rFonts w:hint="eastAsia"/>
+        </w:rPr>
+        <w:t>[</w:t>
+      </w:r>
+      <w:r>
+        <w:rPr>
+          <w:rFonts w:hint="eastAsia"/>
+        </w:rPr>
+        <w:t>　　　　　　　　　　　　　　　　　　　</w:t>
+      </w:r>
+      <w:r>
+        <w:rPr>
+          <w:rFonts w:hint="eastAsia"/>
+        </w:rPr>
+        <w:t>]</w:t>
+      </w:r>
+      <w:r>
+        <w:rPr>
+          <w:rFonts w:hint="eastAsia"/>
+        </w:rPr>
+        <w:t>＠</w:t>
+      </w:r>
+      <w:r>
+        <w:rPr>
+          <w:rFonts w:hint="eastAsia"/>
+        </w:rPr>
+        <w:t>eurostar-2000.com</w:t>
+      </w:r>
+    </w:p>
+    <w:p>
+      <w:pPr>
+        <w:pStyle w:val="Normal"/>
+        <w:rPr/>
+      </w:pPr>
+      <w:r>
+        <w:rPr/>
+      </w:r>
+    </w:p>
+    <w:p>
+      <w:pPr>
+        <w:pStyle w:val="Normal"/>
+        <w:rPr>
+          <w:rFonts w:hint="eastAsia"/>
+        </w:rPr>
+      </w:pPr>
+      <w:r>
+        <w:rPr>
+          <w:rFonts w:hint="eastAsia"/>
         </w:rPr>
         <w:t>注意：アドレスにはアルファベット、英数字以外は使用しないでください。　　　　　　　　　　　</w:t>
       </w:r>
     </w:p>
     <w:p>
       <w:pPr>
-        <w:numPr>
-          <w:ilvl w:val="0"/>
-          <w:numId w:val="0"/>
-        </w:numPr>
-        <w:rPr>
-          <w:rFonts w:hint="eastAsia"/>
-          <w:lang w:val="en-US" w:eastAsia="ja-JP"/>
-        </w:rPr>
-      </w:pPr>
-    </w:p>
-    <w:p>
-      <w:pPr>
-        <w:numPr>
-          <w:ilvl w:val="0"/>
-          <w:numId w:val="0"/>
-        </w:numPr>
-        <w:rPr>
-          <w:rFonts w:hint="eastAsia"/>
-          <w:lang w:val="en-US" w:eastAsia="ja-JP"/>
-        </w:rPr>
-      </w:pPr>
-      <w:r>
-        <w:rPr>
-          <w:rFonts w:hint="eastAsia"/>
-          <w:lang w:val="en-US" w:eastAsia="ja-JP"/>
+        <w:pStyle w:val="Normal"/>
+        <w:rPr/>
+      </w:pPr>
+      <w:r>
+        <w:rPr/>
+      </w:r>
+    </w:p>
+    <w:p>
+      <w:pPr>
+        <w:pStyle w:val="Normal"/>
+        <w:rPr>
+          <w:rFonts w:hint="eastAsia"/>
+        </w:rPr>
+      </w:pPr>
+      <w:r>
+        <w:rPr>
+          <w:rFonts w:hint="eastAsia"/>
         </w:rPr>
         <w:t>３．アカウント情報</w:t>
       </w:r>
     </w:p>
     <w:p>
       <w:pPr>
-        <w:numPr>
-          <w:ilvl w:val="0"/>
-          <w:numId w:val="0"/>
-        </w:numPr>
-        <w:rPr>
-          <w:rFonts w:hint="eastAsia"/>
-          <w:lang w:val="en-US" w:eastAsia="ja-JP"/>
-        </w:rPr>
-      </w:pPr>
-      <w:r>
-        <w:rPr>
-          <w:rFonts w:hint="eastAsia"/>
-          <w:lang w:val="en-US" w:eastAsia="ja-JP"/>
-        </w:rPr>
-        <w:t xml:space="preserve">　　　受信メール(POP)サーバー 　　：[ </w:t>
-      </w:r>
-      <w:r>
-        <w:rPr>
-          <w:rFonts w:hint="eastAsia"/>
-          <w:sz w:val="24"/>
-          <w:szCs w:val="24"/>
-          <w:lang w:val="en-US" w:eastAsia="ja-JP"/>
+        <w:pStyle w:val="Normal"/>
+        <w:rPr/>
+      </w:pPr>
+      <w:r>
+        <w:rPr>
+          <w:rFonts w:hint="eastAsia"/>
+        </w:rPr>
+        <w:t>　　　受信メール</w:t>
+      </w:r>
+      <w:r>
+        <w:rPr>
+          <w:rFonts w:hint="eastAsia"/>
+        </w:rPr>
+        <w:t>(POP)</w:t>
+      </w:r>
+      <w:r>
+        <w:rPr>
+          <w:rFonts w:hint="eastAsia"/>
+        </w:rPr>
+        <w:t>サーバー 　　：</w:t>
+      </w:r>
+      <w:r>
+        <w:rPr>
+          <w:rFonts w:hint="eastAsia"/>
+        </w:rPr>
+        <w:t xml:space="preserve">[ </w:t>
+      </w:r>
+      <w:r>
+        <w:rPr>
+          <w:rFonts w:hint="eastAsia"/>
+          <w:sz w:val="24"/>
         </w:rPr>
         <w:t xml:space="preserve"> amanokikaku.xsrv.jp</w:t>
       </w:r>
       <w:r>
         <w:rPr>
           <w:rFonts w:hint="eastAsia"/>
-          <w:lang w:val="en-US" w:eastAsia="ja-JP"/>
         </w:rPr>
         <w:t xml:space="preserve">       ]</w:t>
       </w:r>
     </w:p>
     <w:p>
       <w:pPr>
-        <w:numPr>
-          <w:ilvl w:val="0"/>
-          <w:numId w:val="0"/>
-        </w:numPr>
-        <w:rPr>
-          <w:rFonts w:hint="eastAsia"/>
-          <w:lang w:val="en-US" w:eastAsia="ja-JP"/>
-        </w:rPr>
-      </w:pPr>
-      <w:r>
-        <w:rPr>
-          <w:rFonts w:hint="eastAsia"/>
-          <w:lang w:val="en-US" w:eastAsia="ja-JP"/>
-        </w:rPr>
-        <w:t xml:space="preserve">　　　送信メール(SMTP)サーバー　 ：[   </w:t>
-      </w:r>
-      <w:r>
-        <w:rPr>
-          <w:rFonts w:hint="eastAsia"/>
-          <w:sz w:val="24"/>
-          <w:szCs w:val="24"/>
-          <w:lang w:val="en-US" w:eastAsia="ja-JP"/>
+        <w:pStyle w:val="Normal"/>
+        <w:rPr/>
+      </w:pPr>
+      <w:r>
+        <w:rPr>
+          <w:rFonts w:hint="eastAsia"/>
+        </w:rPr>
+        <w:t>　　　送信メール</w:t>
+      </w:r>
+      <w:r>
+        <w:rPr>
+          <w:rFonts w:hint="eastAsia"/>
+        </w:rPr>
+        <w:t>(SMTP)</w:t>
+      </w:r>
+      <w:r>
+        <w:rPr>
+          <w:rFonts w:hint="eastAsia"/>
+        </w:rPr>
+        <w:t>サーバー　 ：</w:t>
+      </w:r>
+      <w:r>
+        <w:rPr>
+          <w:rFonts w:hint="eastAsia"/>
+        </w:rPr>
+        <w:t xml:space="preserve">[   </w:t>
+      </w:r>
+      <w:r>
+        <w:rPr>
+          <w:rFonts w:hint="eastAsia"/>
+          <w:sz w:val="24"/>
         </w:rPr>
         <w:t xml:space="preserve">amanokikaku.xsrv.jp </w:t>
       </w:r>
       <w:r>
         <w:rPr>
           <w:rFonts w:hint="eastAsia"/>
-          <w:lang w:val="en-US" w:eastAsia="ja-JP"/>
         </w:rPr>
         <w:t xml:space="preserve">      ]</w:t>
       </w:r>
     </w:p>
     <w:p>
       <w:pPr>
-        <w:numPr>
-          <w:ilvl w:val="0"/>
-          <w:numId w:val="0"/>
-        </w:numPr>
-        <w:rPr>
-          <w:rFonts w:hint="eastAsia"/>
-          <w:lang w:val="en-US" w:eastAsia="ja-JP"/>
-        </w:rPr>
-      </w:pPr>
-      <w:r>
-        <w:rPr>
-          <w:rFonts w:hint="eastAsia"/>
-          <w:lang w:val="en-US" w:eastAsia="ja-JP"/>
-        </w:rPr>
-        <w:t>　　　　　　　パスワード　　　　  ：[  本社にて作成              ]</w:t>
-      </w:r>
-    </w:p>
-    <w:p>
-      <w:pPr>
-        <w:numPr>
-          <w:ilvl w:val="0"/>
-          <w:numId w:val="0"/>
-        </w:numPr>
-        <w:rPr>
-          <w:rFonts w:hint="eastAsia"/>
-          <w:lang w:val="en-US" w:eastAsia="ja-JP"/>
-        </w:rPr>
-      </w:pPr>
-    </w:p>
-    <w:p>
-      <w:pPr>
-        <w:numPr>
-          <w:ilvl w:val="0"/>
-          <w:numId w:val="0"/>
-        </w:numPr>
-        <w:rPr>
-          <w:rFonts w:hint="eastAsia"/>
-          <w:lang w:val="en-US" w:eastAsia="ja-JP"/>
-        </w:rPr>
-      </w:pPr>
-    </w:p>
-    <w:p>
-      <w:pPr>
-        <w:numPr>
-          <w:ilvl w:val="0"/>
-          <w:numId w:val="0"/>
-        </w:numPr>
-        <w:rPr>
-          <w:rFonts w:hint="eastAsia"/>
-          <w:lang w:val="en-US" w:eastAsia="ja-JP"/>
-        </w:rPr>
-      </w:pPr>
-    </w:p>
-    <w:p>
-      <w:pPr>
-        <w:numPr>
-          <w:ilvl w:val="0"/>
-          <w:numId w:val="0"/>
-        </w:numPr>
-        <w:rPr>
-          <w:rFonts w:hint="eastAsia"/>
+        <w:pStyle w:val="Normal"/>
+        <w:rPr>
+          <w:rFonts w:hint="eastAsia"/>
+        </w:rPr>
+      </w:pPr>
+      <w:r>
+        <w:rPr>
+          <w:rFonts w:hint="eastAsia"/>
+        </w:rPr>
+        <w:t>　　　　　　　パスワード　　　　  ：</w:t>
+      </w:r>
+      <w:r>
+        <w:rPr>
+          <w:rFonts w:hint="eastAsia"/>
+        </w:rPr>
+        <w:t xml:space="preserve">[  </w:t>
+      </w:r>
+      <w:r>
+        <w:rPr>
+          <w:rFonts w:hint="eastAsia"/>
+        </w:rPr>
+        <w:t xml:space="preserve">本社にて作成              </w:t>
+      </w:r>
+      <w:r>
+        <w:rPr>
+          <w:rFonts w:hint="eastAsia"/>
+        </w:rPr>
+        <w:t>]</w:t>
+      </w:r>
+    </w:p>
+    <w:p>
+      <w:pPr>
+        <w:pStyle w:val="Normal"/>
+        <w:rPr/>
+      </w:pPr>
+      <w:r>
+        <w:rPr/>
+      </w:r>
+    </w:p>
+    <w:p>
+      <w:pPr>
+        <w:pStyle w:val="Normal"/>
+        <w:rPr/>
+      </w:pPr>
+      <w:r>
+        <w:rPr/>
+      </w:r>
+    </w:p>
+    <w:p>
+      <w:pPr>
+        <w:pStyle w:val="Normal"/>
+        <w:rPr/>
+      </w:pPr>
+      <w:r>
+        <w:rPr/>
+      </w:r>
+    </w:p>
+    <w:p>
+      <w:pPr>
+        <w:pStyle w:val="Normal"/>
+        <w:rPr>
           <w:u w:val="single"/>
-          <w:lang w:val="en-US" w:eastAsia="ja-JP"/>
         </w:rPr>
       </w:pPr>
       <w:r>
         <w:rPr>
           <w:rFonts w:hint="eastAsia"/>
           <w:u w:val="single"/>
-          <w:lang w:val="en-US" w:eastAsia="ja-JP"/>
         </w:rPr>
         <w:t>　　　　　　　　　　　　　　　　　　　　　　　　　　　　　　　　　　　　　　　　　　　</w:t>
       </w:r>
     </w:p>
     <w:p>
       <w:pPr>
-        <w:numPr>
-          <w:ilvl w:val="0"/>
-          <w:numId w:val="0"/>
-        </w:numPr>
-        <w:rPr>
-          <w:rFonts w:hint="eastAsia"/>
-          <w:lang w:val="en-US" w:eastAsia="ja-JP"/>
-        </w:rPr>
-      </w:pPr>
-      <w:r>
-        <w:rPr>
-          <w:rFonts w:hint="eastAsia"/>
-          <w:lang w:val="en-US" w:eastAsia="ja-JP"/>
+        <w:pStyle w:val="Normal"/>
+        <w:rPr>
+          <w:rFonts w:hint="eastAsia"/>
+        </w:rPr>
+      </w:pPr>
+      <w:r>
+        <w:rPr>
+          <w:rFonts w:hint="eastAsia"/>
         </w:rPr>
         <w:t xml:space="preserve">             </w:t>
       </w:r>
     </w:p>
     <w:p>
       <w:pPr>
-        <w:numPr>
-          <w:ilvl w:val="0"/>
-          <w:numId w:val="0"/>
-        </w:numPr>
-        <w:rPr>
-          <w:rFonts w:hint="eastAsia"/>
-          <w:lang w:val="en-US" w:eastAsia="ja-JP"/>
-        </w:rPr>
-      </w:pPr>
-    </w:p>
-    <w:p>
-      <w:pPr>
-        <w:numPr>
-          <w:ilvl w:val="0"/>
-          <w:numId w:val="0"/>
-        </w:numPr>
-        <w:rPr>
-          <w:rFonts w:hint="eastAsia"/>
-          <w:lang w:val="en-US" w:eastAsia="ja-JP"/>
-        </w:rPr>
-      </w:pPr>
-      <w:r>
-        <w:rPr>
-          <w:rFonts w:hint="eastAsia"/>
-          <w:lang w:val="en-US" w:eastAsia="ja-JP"/>
+        <w:pStyle w:val="Normal"/>
+        <w:rPr/>
+      </w:pPr>
+      <w:r>
+        <w:rPr/>
+      </w:r>
+    </w:p>
+    <w:p>
+      <w:pPr>
+        <w:pStyle w:val="Normal"/>
+        <w:rPr>
+          <w:rFonts w:hint="eastAsia"/>
+        </w:rPr>
+      </w:pPr>
+      <w:r>
+        <w:rPr>
+          <w:rFonts w:hint="eastAsia"/>
         </w:rPr>
         <w:t>備考</w:t>
       </w:r>
     </w:p>
     <w:p>
-      <w:r>
-        <w:br w:type="page"/>
-      </w:r>
-    </w:p>
-    <w:p>
-      <w:pPr>
+      <w:pPr>
+        <w:pStyle w:val="Normal"/>
+        <w:rPr/>
+      </w:pPr>
+      <w:r>
+        <w:rPr/>
+      </w:r>
+    </w:p>
+    <w:p>
+      <w:pPr>
+        <w:pStyle w:val="Normal"/>
+        <w:rPr/>
+      </w:pPr>
+      <w:r>
+        <w:rPr/>
+      </w:r>
+    </w:p>
+    <w:p>
+      <w:pPr>
+        <w:pStyle w:val="Normal"/>
+        <w:rPr/>
+      </w:pPr>
+      <w:r>
+        <w:rPr/>
+      </w:r>
+    </w:p>
+    <w:p>
+      <w:pPr>
+        <w:pStyle w:val="Normal"/>
+        <w:rPr/>
+      </w:pPr>
+      <w:r>
+        <w:rPr/>
+      </w:r>
+    </w:p>
+    <w:p>
+      <w:pPr>
+        <w:pStyle w:val="Normal"/>
+        <w:rPr/>
+        <w:sectPr>
+          <w:type w:val="nextPage"/>
+          <w:pgSz w:w="11906" w:h="16838"/>
+          <w:pgMar w:left="1701" w:right="1701" w:gutter="0" w:header="0" w:top="1985" w:footer="0" w:bottom="1701"/>
+          <w:pgNumType w:fmt="decimal"/>
+          <w:formProt w:val="false"/>
+          <w:textDirection w:val="lrTb"/>
+          <w:docGrid w:type="lines" w:linePitch="360" w:charSpace="0"/>
+        </w:sectPr>
+      </w:pPr>
+      <w:r>
+        <w:rPr/>
+      </w:r>
+    </w:p>
+    <w:p>
+      <w:pPr>
+        <w:pStyle w:val="Normal"/>
         <w:jc w:val="center"/>
         <w:rPr>
-          <w:rFonts w:ascii="BIZ UDPゴシック" w:eastAsia="BIZ UDPゴシック" w:hAnsi="BIZ UDPゴシック"/>
+          <w:rFonts w:ascii="BIZ UDPゴシック" w:hAnsi="BIZ UDPゴシック" w:eastAsia="BIZ UDPゴシック" w:cs="BIZ UDPゴシック"/>
           <w:sz w:val="30"/>
           <w:szCs w:val="30"/>
           <w:u w:val="single"/>
         </w:rPr>
       </w:pPr>
-      <w:bookmarkStart w:id="2" w:name="_Hlk59550965"/>
-      <w:bookmarkEnd w:id="2"/>
-      <w:r>
-        <w:rPr>
-          <w:rFonts w:ascii="BIZ UDPゴシック" w:eastAsia="BIZ UDPゴシック" w:hAnsi="BIZ UDPゴシック" w:hint="eastAsia"/>
+      <w:bookmarkStart w:id="0" w:name="_Hlk59550965"/>
+      <w:bookmarkEnd w:id="0"/>
+      <w:r>
+        <w:rPr>
+          <w:rFonts w:ascii="BIZ UDPゴシック" w:hAnsi="BIZ UDPゴシック" w:cs="BIZ UDPゴシック" w:hint="eastAsia" w:eastAsia="BIZ UDPゴシック"/>
           <w:sz w:val="30"/>
           <w:szCs w:val="30"/>
           <w:u w:val="single"/>
@@ -3998,59 +4664,73 @@
     </w:p>
     <w:p>
       <w:pPr>
-        <w:rPr>
-          <w:rFonts w:ascii="BIZ UDPゴシック" w:eastAsia="BIZ UDPゴシック" w:hAnsi="BIZ UDPゴシック"/>
-        </w:rPr>
-      </w:pPr>
-    </w:p>
-    <w:p>
-      <w:pPr>
-        <w:spacing w:line="280" w:lineRule="exact"/>
-        <w:rPr>
-          <w:rFonts w:ascii="BIZ UDPゴシック" w:eastAsia="BIZ UDPゴシック" w:hAnsi="BIZ UDPゴシック"/>
+        <w:pStyle w:val="Normal"/>
+        <w:rPr>
+          <w:rFonts w:ascii="BIZ UDPゴシック" w:hAnsi="BIZ UDPゴシック" w:eastAsia="BIZ UDPゴシック" w:cs="BIZ UDPゴシック"/>
+          <w:sz w:val="30"/>
+          <w:szCs w:val="22"/>
+          <w:u w:val="single"/>
+        </w:rPr>
+      </w:pPr>
+      <w:r>
+        <w:rPr>
+          <w:rFonts w:eastAsia="BIZ UDPゴシック" w:cs="BIZ UDPゴシック" w:ascii="BIZ UDPゴシック" w:hAnsi="BIZ UDPゴシック"/>
+          <w:sz w:val="30"/>
+          <w:szCs w:val="22"/>
+          <w:u w:val="single"/>
+        </w:rPr>
+      </w:r>
+    </w:p>
+    <w:p>
+      <w:pPr>
+        <w:pStyle w:val="Normal"/>
+        <w:spacing w:lineRule="exact" w:line="280"/>
+        <w:rPr>
+          <w:rFonts w:ascii="BIZ UDPゴシック" w:hAnsi="BIZ UDPゴシック" w:eastAsia="BIZ UDPゴシック" w:cs="BIZ UDPゴシック"/>
           <w:sz w:val="20"/>
           <w:szCs w:val="20"/>
         </w:rPr>
       </w:pPr>
       <w:r>
         <w:rPr>
-          <w:rFonts w:ascii="BIZ UDPゴシック" w:eastAsia="BIZ UDPゴシック" w:hAnsi="BIZ UDPゴシック" w:hint="eastAsia"/>
+          <w:rFonts w:ascii="BIZ UDPゴシック" w:hAnsi="BIZ UDPゴシック" w:cs="BIZ UDPゴシック" w:hint="eastAsia" w:eastAsia="BIZ UDPゴシック"/>
           <w:sz w:val="20"/>
           <w:szCs w:val="20"/>
         </w:rPr>
-        <w:t>２００７年１月１日から所得税法改正により、給与所得明細書の電子配布が認められました。当社におきましても、毎月従業員の皆様に配布しております給与・賞与明細書等の</w:t>
-      </w:r>
-      <w:r>
-        <w:rPr>
-          <w:rFonts w:ascii="BIZ UDPゴシック" w:eastAsia="BIZ UDPゴシック" w:hAnsi="BIZ UDPゴシック" w:hint="eastAsia"/>
+        <w:t>２００７年１月１日から所得税法改正により、給与所得明細書の電子配布が認められました。当社におきましても、毎月従業員の皆様に配布しております給与・賞与明細書等の給付関係の明細につきまして、管理部門の業務効率化とコスト削減の一環として、下記の年月より電磁的交付に切り替える予定でおります。</w:t>
+      </w:r>
+    </w:p>
+    <w:p>
+      <w:pPr>
+        <w:pStyle w:val="Normal"/>
+        <w:spacing w:lineRule="exact" w:line="240"/>
+        <w:rPr>
+          <w:rFonts w:ascii="BIZ UDPゴシック" w:hAnsi="BIZ UDPゴシック" w:eastAsia="BIZ UDPゴシック" w:cs="BIZ UDPゴシック"/>
           <w:sz w:val="20"/>
           <w:szCs w:val="20"/>
         </w:rPr>
-        <w:t>給付関係の明細につきまして、管理部門の業務効率化とコスト削減の一環として、下記の年月より電磁的交付に切り替える予定でおります。</w:t>
-      </w:r>
-    </w:p>
-    <w:p>
-      <w:pPr>
-        <w:spacing w:line="240" w:lineRule="exact"/>
-        <w:rPr>
-          <w:rFonts w:ascii="BIZ UDPゴシック" w:eastAsia="BIZ UDPゴシック" w:hAnsi="BIZ UDPゴシック"/>
+      </w:pPr>
+      <w:r>
+        <w:rPr>
+          <w:rFonts w:eastAsia="BIZ UDPゴシック" w:cs="BIZ UDPゴシック" w:ascii="BIZ UDPゴシック" w:hAnsi="BIZ UDPゴシック"/>
           <w:sz w:val="20"/>
           <w:szCs w:val="20"/>
         </w:rPr>
-      </w:pPr>
-    </w:p>
-    <w:p>
-      <w:pPr>
-        <w:spacing w:line="240" w:lineRule="exact"/>
-        <w:rPr>
-          <w:rFonts w:ascii="BIZ UDPゴシック" w:eastAsia="BIZ UDPゴシック" w:hAnsi="BIZ UDPゴシック"/>
+      </w:r>
+    </w:p>
+    <w:p>
+      <w:pPr>
+        <w:pStyle w:val="Normal"/>
+        <w:spacing w:lineRule="exact" w:line="240"/>
+        <w:rPr>
+          <w:rFonts w:ascii="BIZ UDPゴシック" w:hAnsi="BIZ UDPゴシック" w:eastAsia="BIZ UDPゴシック" w:cs="BIZ UDPゴシック"/>
           <w:sz w:val="20"/>
           <w:szCs w:val="20"/>
         </w:rPr>
       </w:pPr>
       <w:r>
         <w:rPr>
-          <w:rFonts w:ascii="BIZ UDPゴシック" w:eastAsia="BIZ UDPゴシック" w:hAnsi="BIZ UDPゴシック" w:hint="eastAsia"/>
+          <w:rFonts w:ascii="BIZ UDPゴシック" w:hAnsi="BIZ UDPゴシック" w:cs="BIZ UDPゴシック" w:hint="eastAsia" w:eastAsia="BIZ UDPゴシック"/>
           <w:sz w:val="20"/>
           <w:szCs w:val="20"/>
         </w:rPr>
@@ -4059,74 +4739,91 @@
     </w:p>
     <w:p>
       <w:pPr>
-        <w:rPr>
-          <w:rFonts w:ascii="BIZ UDPゴシック" w:eastAsia="BIZ UDPゴシック" w:hAnsi="BIZ UDPゴシック"/>
-        </w:rPr>
-      </w:pPr>
-    </w:p>
-    <w:p>
-      <w:pPr>
+        <w:pStyle w:val="Normal"/>
+        <w:rPr>
+          <w:rFonts w:ascii="BIZ UDPゴシック" w:hAnsi="BIZ UDPゴシック" w:eastAsia="BIZ UDPゴシック" w:cs="BIZ UDPゴシック"/>
+          <w:sz w:val="20"/>
+          <w:szCs w:val="22"/>
+        </w:rPr>
+      </w:pPr>
+      <w:r>
+        <w:rPr>
+          <w:rFonts w:eastAsia="BIZ UDPゴシック" w:cs="BIZ UDPゴシック" w:ascii="BIZ UDPゴシック" w:hAnsi="BIZ UDPゴシック"/>
+          <w:sz w:val="20"/>
+          <w:szCs w:val="22"/>
+        </w:rPr>
+      </w:r>
+    </w:p>
+    <w:p>
+      <w:pPr>
+        <w:pStyle w:val="Normal"/>
         <w:jc w:val="center"/>
         <w:rPr>
-          <w:rFonts w:ascii="BIZ UDPゴシック" w:eastAsia="BIZ UDPゴシック" w:hAnsi="BIZ UDPゴシック"/>
+          <w:rFonts w:ascii="BIZ UDPゴシック" w:hAnsi="BIZ UDPゴシック" w:eastAsia="BIZ UDPゴシック" w:cs="BIZ UDPゴシック"/>
           <w:b/>
           <w:bCs/>
-        </w:rPr>
-      </w:pPr>
-      <w:r>
-        <w:rPr>
-          <w:rFonts w:ascii="BIZ UDPゴシック" w:eastAsia="BIZ UDPゴシック" w:hAnsi="BIZ UDPゴシック" w:hint="eastAsia"/>
+          <w:szCs w:val="22"/>
+        </w:rPr>
+      </w:pPr>
+      <w:r>
+        <w:rPr>
+          <w:rFonts w:ascii="BIZ UDPゴシック" w:hAnsi="BIZ UDPゴシック" w:cs="BIZ UDPゴシック" w:hint="eastAsia" w:eastAsia="BIZ UDPゴシック"/>
           <w:b/>
           <w:bCs/>
+          <w:szCs w:val="22"/>
         </w:rPr>
         <w:t>同意事項</w:t>
       </w:r>
     </w:p>
     <w:p>
       <w:pPr>
-        <w:spacing w:line="240" w:lineRule="exact"/>
-        <w:rPr>
-          <w:rFonts w:ascii="BIZ UDPゴシック" w:eastAsia="BIZ UDPゴシック" w:hAnsi="BIZ UDPゴシック"/>
-        </w:rPr>
-      </w:pPr>
-    </w:p>
-    <w:p>
-      <w:pPr>
-        <w:spacing w:line="240" w:lineRule="exact"/>
-        <w:rPr>
-          <w:rFonts w:ascii="BIZ UDPゴシック" w:eastAsia="BIZ UDPゴシック" w:hAnsi="BIZ UDPゴシック"/>
-        </w:rPr>
-      </w:pPr>
-      <w:r>
-        <w:rPr>
-          <w:rFonts w:ascii="BIZ UDPゴシック" w:eastAsia="BIZ UDPゴシック" w:hAnsi="BIZ UDPゴシック" w:hint="eastAsia"/>
-        </w:rPr>
-        <w:t>【目</w:t>
-      </w:r>
-      <w:r>
-        <w:rPr>
-          <w:rFonts w:ascii="BIZ UDPゴシック" w:eastAsia="BIZ UDPゴシック" w:hAnsi="BIZ UDPゴシック" w:hint="eastAsia"/>
-        </w:rPr>
-        <w:t xml:space="preserve">　</w:t>
-      </w:r>
-      <w:r>
-        <w:rPr>
-          <w:rFonts w:ascii="BIZ UDPゴシック" w:eastAsia="BIZ UDPゴシック" w:hAnsi="BIZ UDPゴシック" w:hint="eastAsia"/>
-        </w:rPr>
-        <w:t>的】</w:t>
-      </w:r>
-    </w:p>
-    <w:p>
-      <w:pPr>
-        <w:rPr>
-          <w:rFonts w:ascii="BIZ UDPゴシック" w:eastAsia="BIZ UDPゴシック" w:hAnsi="BIZ UDPゴシック" w:cs="Segoe UI Emoji"/>
+        <w:pStyle w:val="Normal"/>
+        <w:spacing w:lineRule="exact" w:line="240"/>
+        <w:rPr>
+          <w:rFonts w:ascii="BIZ UDPゴシック" w:hAnsi="BIZ UDPゴシック" w:eastAsia="BIZ UDPゴシック" w:cs="BIZ UDPゴシック"/>
+          <w:b/>
+          <w:bCs/>
+          <w:szCs w:val="22"/>
+        </w:rPr>
+      </w:pPr>
+      <w:r>
+        <w:rPr>
+          <w:rFonts w:eastAsia="BIZ UDPゴシック" w:cs="BIZ UDPゴシック" w:ascii="BIZ UDPゴシック" w:hAnsi="BIZ UDPゴシック"/>
+          <w:b/>
+          <w:bCs/>
+          <w:szCs w:val="22"/>
+        </w:rPr>
+      </w:r>
+    </w:p>
+    <w:p>
+      <w:pPr>
+        <w:pStyle w:val="Normal"/>
+        <w:spacing w:lineRule="exact" w:line="240"/>
+        <w:rPr>
+          <w:rFonts w:ascii="BIZ UDPゴシック" w:hAnsi="BIZ UDPゴシック" w:eastAsia="BIZ UDPゴシック" w:cs="BIZ UDPゴシック"/>
+          <w:szCs w:val="22"/>
+        </w:rPr>
+      </w:pPr>
+      <w:r>
+        <w:rPr>
+          <w:rFonts w:ascii="BIZ UDPゴシック" w:hAnsi="BIZ UDPゴシック" w:cs="BIZ UDPゴシック" w:hint="eastAsia" w:eastAsia="BIZ UDPゴシック"/>
+          <w:szCs w:val="22"/>
+        </w:rPr>
+        <w:t>【目　的】</w:t>
+      </w:r>
+    </w:p>
+    <w:p>
+      <w:pPr>
+        <w:pStyle w:val="Normal"/>
+        <w:rPr>
+          <w:rFonts w:ascii="BIZ UDPゴシック" w:hAnsi="BIZ UDPゴシック" w:eastAsia="BIZ UDPゴシック" w:cs="Segoe UI Emoji"/>
           <w:sz w:val="20"/>
           <w:szCs w:val="20"/>
         </w:rPr>
       </w:pPr>
       <w:r>
         <w:rPr>
-          <w:rFonts w:ascii="BIZ UDPゴシック" w:eastAsia="BIZ UDPゴシック" w:hAnsi="BIZ UDPゴシック" w:hint="eastAsia"/>
+          <w:rFonts w:ascii="BIZ UDPゴシック" w:hAnsi="BIZ UDPゴシック" w:cs="BIZ UDPゴシック" w:hint="eastAsia" w:eastAsia="BIZ UDPゴシック"/>
           <w:sz w:val="20"/>
           <w:szCs w:val="20"/>
         </w:rPr>
@@ -4134,7 +4831,7 @@
       </w:r>
       <w:r>
         <w:rPr>
-          <w:rFonts w:ascii="BIZ UDPゴシック" w:eastAsia="BIZ UDPゴシック" w:hAnsi="BIZ UDPゴシック" w:cs="Segoe UI Emoji" w:hint="eastAsia"/>
+          <w:rFonts w:ascii="BIZ UDPゴシック" w:hAnsi="BIZ UDPゴシック" w:cs="Segoe UI Emoji" w:hint="eastAsia" w:eastAsia="BIZ UDPゴシック"/>
           <w:sz w:val="20"/>
           <w:szCs w:val="20"/>
         </w:rPr>
@@ -4143,250 +4840,319 @@
     </w:p>
     <w:p>
       <w:pPr>
-        <w:spacing w:line="240" w:lineRule="exact"/>
-        <w:rPr>
-          <w:rFonts w:ascii="BIZ UDPゴシック" w:eastAsia="BIZ UDPゴシック" w:hAnsi="BIZ UDPゴシック" w:cs="Segoe UI Emoji"/>
-        </w:rPr>
-      </w:pPr>
-    </w:p>
-    <w:p>
-      <w:pPr>
-        <w:spacing w:line="240" w:lineRule="exact"/>
-        <w:rPr>
-          <w:rFonts w:ascii="BIZ UDPゴシック" w:eastAsia="BIZ UDPゴシック" w:hAnsi="BIZ UDPゴシック" w:cs="Segoe UI Emoji"/>
-        </w:rPr>
-      </w:pPr>
-      <w:r>
-        <w:rPr>
-          <w:rFonts w:ascii="BIZ UDPゴシック" w:eastAsia="BIZ UDPゴシック" w:hAnsi="BIZ UDPゴシック" w:cs="Segoe UI Emoji" w:hint="eastAsia"/>
+        <w:pStyle w:val="Normal"/>
+        <w:spacing w:lineRule="exact" w:line="240"/>
+        <w:rPr>
+          <w:rFonts w:ascii="BIZ UDPゴシック" w:hAnsi="BIZ UDPゴシック" w:eastAsia="BIZ UDPゴシック" w:cs="Segoe UI Emoji"/>
+          <w:sz w:val="20"/>
+          <w:szCs w:val="22"/>
+        </w:rPr>
+      </w:pPr>
+      <w:r>
+        <w:rPr>
+          <w:rFonts w:eastAsia="BIZ UDPゴシック" w:cs="Segoe UI Emoji" w:ascii="BIZ UDPゴシック" w:hAnsi="BIZ UDPゴシック"/>
+          <w:sz w:val="20"/>
+          <w:szCs w:val="22"/>
+        </w:rPr>
+      </w:r>
+    </w:p>
+    <w:p>
+      <w:pPr>
+        <w:pStyle w:val="Normal"/>
+        <w:spacing w:lineRule="exact" w:line="240"/>
+        <w:rPr>
+          <w:rFonts w:ascii="BIZ UDPゴシック" w:hAnsi="BIZ UDPゴシック" w:eastAsia="BIZ UDPゴシック" w:cs="Segoe UI Emoji"/>
+          <w:szCs w:val="22"/>
+        </w:rPr>
+      </w:pPr>
+      <w:r>
+        <w:rPr>
+          <w:rFonts w:ascii="BIZ UDPゴシック" w:hAnsi="BIZ UDPゴシック" w:cs="Segoe UI Emoji" w:hint="eastAsia" w:eastAsia="BIZ UDPゴシック"/>
+          <w:szCs w:val="22"/>
         </w:rPr>
         <w:t>【配布方法】</w:t>
       </w:r>
     </w:p>
     <w:p>
       <w:pPr>
-        <w:rPr>
-          <w:rFonts w:ascii="BIZ UDPゴシック" w:eastAsia="BIZ UDPゴシック" w:hAnsi="BIZ UDPゴシック" w:cs="Segoe UI Emoji"/>
+        <w:pStyle w:val="Normal"/>
+        <w:rPr>
+          <w:rFonts w:ascii="BIZ UDPゴシック" w:hAnsi="BIZ UDPゴシック" w:eastAsia="BIZ UDPゴシック" w:cs="Segoe UI Emoji"/>
           <w:sz w:val="20"/>
           <w:szCs w:val="20"/>
         </w:rPr>
       </w:pPr>
       <w:r>
         <w:rPr>
-          <w:rFonts w:ascii="BIZ UDPゴシック" w:eastAsia="BIZ UDPゴシック" w:hAnsi="BIZ UDPゴシック" w:cs="Segoe UI Emoji" w:hint="eastAsia"/>
+          <w:rFonts w:ascii="BIZ UDPゴシック" w:hAnsi="BIZ UDPゴシック" w:cs="Segoe UI Emoji" w:hint="eastAsia" w:eastAsia="BIZ UDPゴシック"/>
           <w:sz w:val="20"/>
           <w:szCs w:val="20"/>
         </w:rPr>
-        <w:t>形</w:t>
-      </w:r>
-      <w:r>
-        <w:rPr>
-          <w:rFonts w:ascii="BIZ UDPゴシック" w:eastAsia="BIZ UDPゴシック" w:hAnsi="BIZ UDPゴシック" w:cs="Segoe UI Emoji" w:hint="eastAsia"/>
+        <w:t>形　　　式：表示・印刷用画面。</w:t>
+      </w:r>
+    </w:p>
+    <w:p>
+      <w:pPr>
+        <w:pStyle w:val="Normal"/>
+        <w:rPr>
+          <w:rFonts w:ascii="BIZ UDPゴシック" w:hAnsi="BIZ UDPゴシック" w:eastAsia="BIZ UDPゴシック" w:cs="Segoe UI Emoji"/>
           <w:sz w:val="20"/>
           <w:szCs w:val="20"/>
         </w:rPr>
-        <w:t xml:space="preserve">　　　</w:t>
-      </w:r>
-      <w:r>
-        <w:rPr>
-          <w:rFonts w:ascii="BIZ UDPゴシック" w:eastAsia="BIZ UDPゴシック" w:hAnsi="BIZ UDPゴシック" w:cs="Segoe UI Emoji" w:hint="eastAsia"/>
+      </w:pPr>
+      <w:r>
+        <w:rPr>
+          <w:rFonts w:ascii="BIZ UDPゴシック" w:hAnsi="BIZ UDPゴシック" w:cs="Segoe UI Emoji" w:hint="eastAsia" w:eastAsia="BIZ UDPゴシック"/>
           <w:sz w:val="20"/>
           <w:szCs w:val="20"/>
         </w:rPr>
-        <w:t>式：表示・印刷用画面。</w:t>
-      </w:r>
-    </w:p>
-    <w:p>
-      <w:pPr>
-        <w:rPr>
-          <w:rFonts w:ascii="BIZ UDPゴシック" w:eastAsia="BIZ UDPゴシック" w:hAnsi="BIZ UDPゴシック" w:cs="Segoe UI Emoji"/>
+        <w:t>配布手段：アカウント通知書</w:t>
+      </w:r>
+    </w:p>
+    <w:p>
+      <w:pPr>
+        <w:pStyle w:val="Normal"/>
+        <w:ind w:firstLineChars="200" w:leftChars="0" w:left="0" w:rightChars="0" w:right="0"/>
+        <w:rPr>
+          <w:rFonts w:ascii="BIZ UDPゴシック" w:hAnsi="BIZ UDPゴシック" w:eastAsia="BIZ UDPゴシック" w:cs="Segoe UI Emoji"/>
           <w:sz w:val="20"/>
           <w:szCs w:val="20"/>
         </w:rPr>
       </w:pPr>
       <w:r>
         <w:rPr>
-          <w:rFonts w:ascii="BIZ UDPゴシック" w:eastAsia="BIZ UDPゴシック" w:hAnsi="BIZ UDPゴシック" w:cs="Segoe UI Emoji" w:hint="eastAsia"/>
+          <w:rFonts w:ascii="BIZ UDPゴシック" w:hAnsi="BIZ UDPゴシック" w:cs="Segoe UI Emoji" w:hint="eastAsia" w:eastAsia="BIZ UDPゴシック"/>
           <w:sz w:val="20"/>
           <w:szCs w:val="20"/>
         </w:rPr>
-        <w:t>配布手段：</w:t>
-      </w:r>
-      <w:r>
-        <w:rPr>
-          <w:rFonts w:ascii="BIZ UDPゴシック" w:eastAsia="BIZ UDPゴシック" w:hAnsi="BIZ UDPゴシック" w:cs="Segoe UI Emoji" w:hint="eastAsia"/>
+        <w:t>　　　　　　　　　　　　　　　　　　　　　　　　　</w:t>
+      </w:r>
+    </w:p>
+    <w:p>
+      <w:pPr>
+        <w:pStyle w:val="Normal"/>
+        <w:ind w:firstLineChars="200" w:leftChars="0" w:left="0" w:rightChars="0" w:right="0"/>
+        <w:rPr>
+          <w:rFonts w:ascii="BIZ UDPゴシック" w:hAnsi="BIZ UDPゴシック" w:eastAsia="BIZ UDPゴシック" w:cs="Segoe UI Emoji"/>
+          <w:szCs w:val="22"/>
+        </w:rPr>
+      </w:pPr>
+      <w:r>
+        <w:rPr>
+          <w:rFonts w:ascii="BIZ UDPゴシック" w:hAnsi="BIZ UDPゴシック" w:cs="Segoe UI Emoji" w:hint="eastAsia" w:eastAsia="BIZ UDPゴシック"/>
           <w:sz w:val="20"/>
           <w:szCs w:val="20"/>
         </w:rPr>
-        <w:t>アカウント通知書</w:t>
-      </w:r>
-    </w:p>
-    <w:p>
-      <w:pPr>
-        <w:ind w:firstLineChars="200" w:firstLine="400"/>
-        <w:rPr>
-          <w:rFonts w:ascii="BIZ UDPゴシック" w:eastAsia="BIZ UDPゴシック" w:hAnsi="BIZ UDPゴシック" w:cs="Segoe UI Emoji"/>
+        <w:t>　　　　　　　</w:t>
+      </w:r>
+    </w:p>
+    <w:p>
+      <w:pPr>
+        <w:pStyle w:val="Normal"/>
+        <w:rPr>
+          <w:rFonts w:ascii="BIZ UDPゴシック" w:hAnsi="BIZ UDPゴシック" w:eastAsia="BIZ UDPゴシック" w:cs="Segoe UI Emoji"/>
+          <w:szCs w:val="22"/>
+        </w:rPr>
+      </w:pPr>
+      <w:r>
+        <w:rPr>
+          <w:rFonts w:eastAsia="BIZ UDPゴシック" w:cs="Segoe UI Emoji" w:ascii="BIZ UDPゴシック" w:hAnsi="BIZ UDPゴシック"/>
+          <w:szCs w:val="22"/>
+        </w:rPr>
+      </w:r>
+    </w:p>
+    <w:p>
+      <w:pPr>
+        <w:pStyle w:val="Normal"/>
+        <w:rPr>
+          <w:rFonts w:ascii="BIZ UDPゴシック" w:hAnsi="BIZ UDPゴシック" w:eastAsia="BIZ UDPゴシック" w:cs="Segoe UI Emoji"/>
+          <w:szCs w:val="22"/>
+        </w:rPr>
+      </w:pPr>
+      <w:r>
+        <w:rPr>
+          <w:rFonts w:ascii="BIZ UDPゴシック" w:hAnsi="BIZ UDPゴシック" w:cs="Segoe UI Emoji" w:hint="eastAsia" w:eastAsia="BIZ UDPゴシック"/>
+          <w:szCs w:val="22"/>
+        </w:rPr>
+        <w:t>【範　囲】</w:t>
+      </w:r>
+    </w:p>
+    <w:p>
+      <w:pPr>
+        <w:pStyle w:val="Normal"/>
+        <w:spacing w:lineRule="exact" w:line="240"/>
+        <w:rPr>
+          <w:rFonts w:ascii="BIZ UDPゴシック" w:hAnsi="BIZ UDPゴシック" w:eastAsia="BIZ UDPゴシック" w:cs="Segoe UI Emoji"/>
           <w:sz w:val="20"/>
           <w:szCs w:val="20"/>
         </w:rPr>
       </w:pPr>
       <w:r>
         <w:rPr>
-          <w:rFonts w:ascii="BIZ UDPゴシック" w:eastAsia="BIZ UDPゴシック" w:hAnsi="BIZ UDPゴシック" w:cs="Segoe UI Emoji" w:hint="eastAsia"/>
+          <w:rFonts w:ascii="BIZ UDPゴシック" w:hAnsi="BIZ UDPゴシック" w:cs="Segoe UI Emoji" w:hint="eastAsia" w:eastAsia="BIZ UDPゴシック"/>
           <w:sz w:val="20"/>
           <w:szCs w:val="20"/>
         </w:rPr>
-        <w:t xml:space="preserve">　</w:t>
-      </w:r>
-      <w:r>
-        <w:rPr>
-          <w:rFonts w:ascii="BIZ UDPゴシック" w:eastAsia="BIZ UDPゴシック" w:hAnsi="BIZ UDPゴシック" w:cs="Segoe UI Emoji" w:hint="eastAsia"/>
+        <w:t>給与明細書</w:t>
+      </w:r>
+    </w:p>
+    <w:p>
+      <w:pPr>
+        <w:pStyle w:val="Normal"/>
+        <w:spacing w:lineRule="exact" w:line="240"/>
+        <w:rPr>
+          <w:rFonts w:ascii="BIZ UDPゴシック" w:hAnsi="BIZ UDPゴシック" w:eastAsia="BIZ UDPゴシック" w:cs="Segoe UI Emoji"/>
           <w:sz w:val="20"/>
           <w:szCs w:val="20"/>
         </w:rPr>
-        <w:t xml:space="preserve">　　　　　　　　　　　</w:t>
-      </w:r>
-      <w:r>
-        <w:rPr>
-          <w:rFonts w:ascii="BIZ UDPゴシック" w:eastAsia="BIZ UDPゴシック" w:hAnsi="BIZ UDPゴシック" w:cs="Segoe UI Emoji" w:hint="eastAsia"/>
+      </w:pPr>
+      <w:r>
+        <w:rPr>
+          <w:rFonts w:ascii="BIZ UDPゴシック" w:hAnsi="BIZ UDPゴシック" w:cs="Segoe UI Emoji" w:hint="eastAsia" w:eastAsia="BIZ UDPゴシック"/>
           <w:sz w:val="20"/>
           <w:szCs w:val="20"/>
         </w:rPr>
-        <w:t xml:space="preserve">　　　　　　　　　　　　　</w:t>
-      </w:r>
-    </w:p>
-    <w:p>
-      <w:pPr>
-        <w:rPr>
-          <w:rFonts w:ascii="BIZ UDPゴシック" w:eastAsia="BIZ UDPゴシック" w:hAnsi="BIZ UDPゴシック" w:cs="Segoe UI Emoji"/>
-        </w:rPr>
-      </w:pPr>
-      <w:r>
-        <w:rPr>
-          <w:rFonts w:ascii="BIZ UDPゴシック" w:eastAsia="BIZ UDPゴシック" w:hAnsi="BIZ UDPゴシック" w:cs="Segoe UI Emoji" w:hint="eastAsia"/>
-        </w:rPr>
-        <w:t>【範</w:t>
-      </w:r>
-      <w:r>
-        <w:rPr>
-          <w:rFonts w:ascii="BIZ UDPゴシック" w:eastAsia="BIZ UDPゴシック" w:hAnsi="BIZ UDPゴシック" w:cs="Segoe UI Emoji" w:hint="eastAsia"/>
-        </w:rPr>
-        <w:t xml:space="preserve">　</w:t>
-      </w:r>
-      <w:r>
-        <w:rPr>
-          <w:rFonts w:ascii="BIZ UDPゴシック" w:eastAsia="BIZ UDPゴシック" w:hAnsi="BIZ UDPゴシック" w:cs="Segoe UI Emoji" w:hint="eastAsia"/>
-        </w:rPr>
-        <w:t>囲】</w:t>
-      </w:r>
-    </w:p>
-    <w:p>
-      <w:pPr>
-        <w:spacing w:line="240" w:lineRule="exact"/>
-        <w:rPr>
-          <w:rFonts w:ascii="BIZ UDPゴシック" w:eastAsia="BIZ UDPゴシック" w:hAnsi="BIZ UDPゴシック" w:cs="Segoe UI Emoji"/>
+        <w:t>賞与明細書</w:t>
+      </w:r>
+    </w:p>
+    <w:p>
+      <w:pPr>
+        <w:pStyle w:val="Normal"/>
+        <w:spacing w:lineRule="exact" w:line="240"/>
+        <w:rPr>
+          <w:rFonts w:ascii="BIZ UDPゴシック" w:hAnsi="BIZ UDPゴシック" w:eastAsia="BIZ UDPゴシック" w:cs="Segoe UI Emoji"/>
           <w:sz w:val="20"/>
           <w:szCs w:val="20"/>
         </w:rPr>
       </w:pPr>
       <w:r>
         <w:rPr>
-          <w:rFonts w:ascii="BIZ UDPゴシック" w:eastAsia="BIZ UDPゴシック" w:hAnsi="BIZ UDPゴシック" w:cs="Segoe UI Emoji" w:hint="eastAsia"/>
+          <w:rFonts w:eastAsia="BIZ UDPゴシック" w:cs="Segoe UI Emoji" w:ascii="BIZ UDPゴシック" w:hAnsi="BIZ UDPゴシック"/>
           <w:sz w:val="20"/>
           <w:szCs w:val="20"/>
         </w:rPr>
-        <w:t>給与明細書</w:t>
-      </w:r>
-    </w:p>
-    <w:p>
-      <w:pPr>
-        <w:spacing w:line="240" w:lineRule="exact"/>
-        <w:rPr>
-          <w:rFonts w:ascii="BIZ UDPゴシック" w:eastAsia="BIZ UDPゴシック" w:hAnsi="BIZ UDPゴシック" w:cs="Segoe UI Emoji"/>
+      </w:r>
+    </w:p>
+    <w:p>
+      <w:pPr>
+        <w:pStyle w:val="Normal"/>
+        <w:rPr>
+          <w:rFonts w:ascii="BIZ UDPゴシック" w:hAnsi="BIZ UDPゴシック" w:eastAsia="BIZ UDPゴシック" w:cs="Segoe UI Emoji"/>
           <w:sz w:val="20"/>
-          <w:szCs w:val="20"/>
-        </w:rPr>
-      </w:pPr>
-      <w:r>
-        <w:rPr>
-          <w:rFonts w:ascii="BIZ UDPゴシック" w:eastAsia="BIZ UDPゴシック" w:hAnsi="BIZ UDPゴシック" w:cs="Segoe UI Emoji" w:hint="eastAsia"/>
+          <w:szCs w:val="22"/>
+        </w:rPr>
+      </w:pPr>
+      <w:r>
+        <w:rPr>
+          <w:rFonts w:eastAsia="BIZ UDPゴシック" w:cs="Segoe UI Emoji" w:ascii="BIZ UDPゴシック" w:hAnsi="BIZ UDPゴシック"/>
           <w:sz w:val="20"/>
-          <w:szCs w:val="20"/>
-        </w:rPr>
-        <w:t>賞与明細書</w:t>
-      </w:r>
-    </w:p>
-    <w:p>
-      <w:pPr>
-        <w:spacing w:line="240" w:lineRule="exact"/>
-        <w:rPr>
-          <w:rFonts w:ascii="BIZ UDPゴシック" w:eastAsia="BIZ UDPゴシック" w:hAnsi="BIZ UDPゴシック" w:cs="Segoe UI Emoji"/>
-          <w:sz w:val="20"/>
-          <w:szCs w:val="20"/>
-        </w:rPr>
-      </w:pPr>
-    </w:p>
-    <w:p>
-      <w:pPr>
+          <w:szCs w:val="22"/>
+        </w:rPr>
+      </w:r>
+    </w:p>
+    <w:p>
+      <w:pPr>
+        <w:pStyle w:val="Normal"/>
+        <w:rPr>
+          <w:rFonts w:ascii="BIZ UDPゴシック" w:hAnsi="BIZ UDPゴシック" w:eastAsia="BIZ UDPゴシック" w:cs="Segoe UI Emoji"/>
+          <w:szCs w:val="22"/>
+        </w:rPr>
+      </w:pPr>
+      <w:r>
+        <w:rPr>
+          <w:rFonts w:eastAsia="BIZ UDPゴシック" w:cs="Segoe UI Emoji" w:ascii="BIZ UDPゴシック" w:hAnsi="BIZ UDPゴシック"/>
+          <w:szCs w:val="22"/>
+        </w:rPr>
+      </w:r>
+    </w:p>
+    <w:p>
+      <w:pPr>
+        <w:pStyle w:val="Normal"/>
+        <w:rPr>
+          <w:rFonts w:ascii="BIZ UDPゴシック" w:hAnsi="BIZ UDPゴシック" w:eastAsia="BIZ UDPゴシック" w:cs="Segoe UI Emoji"/>
+          <w:szCs w:val="22"/>
+        </w:rPr>
+      </w:pPr>
+      <w:r>
+        <w:rPr>
+          <w:rFonts w:eastAsia="BIZ UDPゴシック" w:cs="Segoe UI Emoji" w:ascii="BIZ UDPゴシック" w:hAnsi="BIZ UDPゴシック"/>
+          <w:szCs w:val="22"/>
+        </w:rPr>
+      </w:r>
+    </w:p>
+    <w:p>
+      <w:pPr>
+        <w:pStyle w:val="Normal"/>
+        <w:rPr>
+          <w:rFonts w:ascii="BIZ UDPゴシック" w:hAnsi="BIZ UDPゴシック" w:eastAsia="BIZ UDPゴシック" w:cs="Segoe UI Emoji"/>
+          <w:szCs w:val="22"/>
+        </w:rPr>
+      </w:pPr>
+      <w:r>
+        <w:rPr>
+          <w:rFonts w:eastAsia="BIZ UDPゴシック" w:cs="Segoe UI Emoji" w:ascii="BIZ UDPゴシック" w:hAnsi="BIZ UDPゴシック"/>
+          <w:szCs w:val="22"/>
+        </w:rPr>
+      </w:r>
+    </w:p>
+    <w:p>
+      <w:pPr>
+        <w:pStyle w:val="Normal"/>
         <w:jc w:val="center"/>
         <w:rPr>
-          <w:rFonts w:ascii="BIZ UDPゴシック" w:eastAsia="BIZ UDPゴシック" w:hAnsi="BIZ UDPゴシック" w:cs="Segoe UI Emoji"/>
-        </w:rPr>
-      </w:pPr>
-      <w:r>
-        <w:rPr>
-          <w:rFonts w:ascii="BIZ UDPゴシック" w:eastAsia="BIZ UDPゴシック" w:hAnsi="BIZ UDPゴシック" w:cs="Segoe UI Emoji" w:hint="eastAsia"/>
+          <w:rFonts w:ascii="BIZ UDPゴシック" w:hAnsi="BIZ UDPゴシック" w:eastAsia="BIZ UDPゴシック" w:cs="Segoe UI Emoji"/>
+          <w:szCs w:val="22"/>
+        </w:rPr>
+      </w:pPr>
+      <w:r>
+        <w:rPr>
+          <w:rFonts w:ascii="BIZ UDPゴシック" w:hAnsi="BIZ UDPゴシック" w:cs="Segoe UI Emoji" w:hint="eastAsia" w:eastAsia="BIZ UDPゴシック"/>
           <w:b/>
           <w:bCs/>
-          <w:noProof/>
-        </w:rPr>
+          <w:szCs w:val="22"/>
+        </w:rPr>
+        <w:t>　　　</w:t>
+      </w:r>
+      <w:r>
         <mc:AlternateContent>
           <mc:Choice Requires="wps">
             <w:drawing>
-              <wp:anchor distT="0" distB="0" distL="114300" distR="114300" simplePos="0" relativeHeight="251660288" behindDoc="0" locked="0" layoutInCell="1" allowOverlap="1" wp14:anchorId="26CE8391" wp14:editId="683FC895">
+              <wp:anchor distT="0" distB="0" distL="114935" distR="114935" simplePos="0" relativeHeight="2" behindDoc="0" locked="0" layoutInCell="1" allowOverlap="1">
                 <wp:simplePos x="0" y="0"/>
                 <wp:positionH relativeFrom="column">
-                  <wp:posOffset>3328670</wp:posOffset>
+                  <wp:posOffset>96520</wp:posOffset>
                 </wp:positionH>
                 <wp:positionV relativeFrom="paragraph">
-                  <wp:posOffset>120650</wp:posOffset>
+                  <wp:posOffset>114300</wp:posOffset>
                 </wp:positionV>
-                <wp:extent cx="2235200" cy="6350"/>
-                <wp:effectExtent l="0" t="0" r="31750" b="31750"/>
+                <wp:extent cx="2311400" cy="0"/>
+                <wp:effectExtent l="0" t="3175" r="0" b="3175"/>
                 <wp:wrapNone/>
-                <wp:docPr id="1" name="直線コネクタ 4"/>
-                <wp:cNvGraphicFramePr/>
+                <wp:docPr id="1" name="直線コネクタ 1"/>
                 <a:graphic xmlns:a="http://schemas.openxmlformats.org/drawingml/2006/main">
                   <a:graphicData uri="http://schemas.microsoft.com/office/word/2010/wordprocessingShape">
                     <wps:wsp>
-                      <wps:cNvCnPr/>
+                      <wps:cNvSpPr/>
                       <wps:spPr>
-                        <a:xfrm flipV="1">
+                        <a:xfrm>
                           <a:off x="0" y="0"/>
-                          <a:ext cx="2235200" cy="6350"/>
+                          <a:ext cx="2311560" cy="0"/>
                         </a:xfrm>
                         <a:prstGeom prst="line">
                           <a:avLst/>
                         </a:prstGeom>
-                        <a:ln>
+                        <a:ln w="6480">
                           <a:solidFill>
-                            <a:schemeClr val="tx1"/>
+                            <a:srgbClr val="000000"/>
                           </a:solidFill>
+                          <a:miter/>
                         </a:ln>
                       </wps:spPr>
                       <wps:style>
-                        <a:lnRef idx="1">
-                          <a:schemeClr val="accent1"/>
-                        </a:lnRef>
-                        <a:fillRef idx="0">
-                          <a:schemeClr val="accent1"/>
-                        </a:fillRef>
-                        <a:effectRef idx="0">
-                          <a:schemeClr val="accent1"/>
-                        </a:effectRef>
-                        <a:fontRef idx="minor">
-                          <a:schemeClr val="tx1"/>
-                        </a:fontRef>
+                        <a:lnRef idx="0"/>
+                        <a:fillRef idx="0"/>
+                        <a:effectRef idx="0"/>
+                        <a:fontRef idx="minor"/>
                       </wps:style>
                       <wps:bodyPr/>
                     </wps:wsp>
@@ -4397,67 +5163,53 @@
           </mc:Choice>
           <mc:Fallback>
             <w:pict>
-              <v:line w14:anchorId="4EF1DCF8" id="直線コネクタ 4" o:spid="_x0000_s1026" style="position:absolute;left:0;text-align:left;flip:y;z-index:251660288;visibility:visible;mso-wrap-style:square;mso-wrap-distance-left:9pt;mso-wrap-distance-top:0;mso-wrap-distance-right:9pt;mso-wrap-distance-bottom:0;mso-position-horizontal:absolute;mso-position-horizontal-relative:text;mso-position-vertical:absolute;mso-position-vertical-relative:text" from="262.1pt,9.5pt" to="438.1pt,10pt" o:gfxdata="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" strokecolor="black [3213]" strokeweight=".5pt">
-                <v:stroke joinstyle="miter"/>
+              <v:line id="shape_0" from="7.6pt,9pt" to="189.55pt,9pt" stroked="t" o:allowincell="f" style="position:absolute">
+                <v:stroke color="black" weight="6480" joinstyle="miter" endcap="flat"/>
+                <v:fill o:detectmouseclick="t" on="false"/>
+                <w10:wrap type="none"/>
               </v:line>
             </w:pict>
           </mc:Fallback>
         </mc:AlternateContent>
-      </w:r>
-      <w:r>
-        <w:rPr>
-          <w:rFonts w:ascii="BIZ UDPゴシック" w:eastAsia="BIZ UDPゴシック" w:hAnsi="BIZ UDPゴシック" w:cs="Segoe UI Emoji" w:hint="eastAsia"/>
-          <w:b/>
-          <w:bCs/>
-          <w:noProof/>
-        </w:rPr>
         <mc:AlternateContent>
           <mc:Choice Requires="wps">
             <w:drawing>
-              <wp:anchor distT="0" distB="0" distL="114300" distR="114300" simplePos="0" relativeHeight="251659264" behindDoc="0" locked="0" layoutInCell="1" allowOverlap="1" wp14:anchorId="78DF533C" wp14:editId="112AEC3A">
+              <wp:anchor distT="0" distB="0" distL="114935" distR="114935" simplePos="0" relativeHeight="3" behindDoc="0" locked="0" layoutInCell="1" allowOverlap="1">
                 <wp:simplePos x="0" y="0"/>
                 <wp:positionH relativeFrom="column">
-                  <wp:posOffset>96520</wp:posOffset>
+                  <wp:posOffset>3328670</wp:posOffset>
                 </wp:positionH>
                 <wp:positionV relativeFrom="paragraph">
-                  <wp:posOffset>114300</wp:posOffset>
+                  <wp:posOffset>120650</wp:posOffset>
                 </wp:positionV>
-                <wp:extent cx="2311400" cy="0"/>
-                <wp:effectExtent l="0" t="0" r="0" b="0"/>
+                <wp:extent cx="2235200" cy="6350"/>
+                <wp:effectExtent l="635" t="3175" r="635" b="3175"/>
                 <wp:wrapNone/>
-                <wp:docPr id="2" name="直線コネクタ 1"/>
-                <wp:cNvGraphicFramePr/>
+                <wp:docPr id="2" name="直線コネクタ 4"/>
                 <a:graphic xmlns:a="http://schemas.openxmlformats.org/drawingml/2006/main">
                   <a:graphicData uri="http://schemas.microsoft.com/office/word/2010/wordprocessingShape">
                     <wps:wsp>
-                      <wps:cNvCnPr/>
+                      <wps:cNvSpPr/>
                       <wps:spPr>
-                        <a:xfrm>
+                        <a:xfrm flipV="1">
                           <a:off x="0" y="0"/>
-                          <a:ext cx="2311400" cy="0"/>
+                          <a:ext cx="2235240" cy="6480"/>
                         </a:xfrm>
                         <a:prstGeom prst="line">
                           <a:avLst/>
                         </a:prstGeom>
-                        <a:ln>
+                        <a:ln w="6480">
                           <a:solidFill>
-                            <a:schemeClr val="tx1"/>
+                            <a:srgbClr val="000000"/>
                           </a:solidFill>
+                          <a:miter/>
                         </a:ln>
                       </wps:spPr>
                       <wps:style>
-                        <a:lnRef idx="1">
-                          <a:schemeClr val="accent1"/>
-                        </a:lnRef>
-                        <a:fillRef idx="0">
-                          <a:schemeClr val="accent1"/>
-                        </a:fillRef>
-                        <a:effectRef idx="0">
-                          <a:schemeClr val="accent1"/>
-                        </a:effectRef>
-                        <a:fontRef idx="minor">
-                          <a:schemeClr val="tx1"/>
-                        </a:fontRef>
+                        <a:lnRef idx="0"/>
+                        <a:fillRef idx="0"/>
+                        <a:effectRef idx="0"/>
+                        <a:fontRef idx="minor"/>
                       </wps:style>
                       <wps:bodyPr/>
                     </wps:wsp>
@@ -4468,8 +5220,10 @@
           </mc:Choice>
           <mc:Fallback>
             <w:pict>
-              <v:line w14:anchorId="1279BDA8" id="直線コネクタ 1" o:spid="_x0000_s1026" style="position:absolute;left:0;text-align:left;z-index:251659264;visibility:visible;mso-wrap-style:square;mso-wrap-distance-left:9pt;mso-wrap-distance-top:0;mso-wrap-distance-right:9pt;mso-wrap-distance-bottom:0;mso-position-horizontal:absolute;mso-position-horizontal-relative:text;mso-position-vertical:absolute;mso-position-vertical-relative:text" from="7.6pt,9pt" to="189.6pt,9pt" o:gfxdata="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" strokecolor="black [3213]" strokeweight=".5pt">
-                <v:stroke joinstyle="miter"/>
+              <v:line id="shape_0" from="262.1pt,9.5pt" to="438.05pt,9.95pt" stroked="t" o:allowincell="f" style="position:absolute;flip:y">
+                <v:stroke color="black" weight="6480" joinstyle="miter" endcap="flat"/>
+                <v:fill o:detectmouseclick="t" on="false"/>
+                <w10:wrap type="none"/>
               </v:line>
             </w:pict>
           </mc:Fallback>
@@ -4477,146 +5231,179 @@
       </w:r>
       <w:r>
         <w:rPr>
-          <w:rFonts w:ascii="BIZ UDPゴシック" w:eastAsia="BIZ UDPゴシック" w:hAnsi="BIZ UDPゴシック" w:cs="Segoe UI Emoji" w:hint="eastAsia"/>
+          <w:rFonts w:ascii="BIZ UDPゴシック" w:hAnsi="BIZ UDPゴシック" w:cs="Segoe UI Emoji" w:hint="eastAsia" w:eastAsia="BIZ UDPゴシック"/>
           <w:b/>
           <w:bCs/>
+          <w:szCs w:val="22"/>
         </w:rPr>
         <w:t>同意署名欄</w:t>
       </w:r>
     </w:p>
     <w:p>
       <w:pPr>
-        <w:rPr>
-          <w:rFonts w:ascii="BIZ UDPゴシック" w:eastAsia="BIZ UDPゴシック" w:hAnsi="BIZ UDPゴシック" w:cs="Segoe UI Emoji"/>
-        </w:rPr>
-      </w:pPr>
-    </w:p>
-    <w:p>
-      <w:pPr>
-        <w:spacing w:line="240" w:lineRule="exact"/>
-        <w:rPr>
-          <w:rFonts w:ascii="BIZ UDPゴシック" w:eastAsia="BIZ UDPゴシック" w:hAnsi="BIZ UDPゴシック" w:cs="Segoe UI Emoji"/>
-        </w:rPr>
-      </w:pPr>
-      <w:r>
-        <w:rPr>
-          <w:rFonts w:ascii="BIZ UDPゴシック" w:eastAsia="BIZ UDPゴシック" w:hAnsi="BIZ UDPゴシック" w:cs="Segoe UI Emoji" w:hint="eastAsia"/>
+        <w:pStyle w:val="Normal"/>
+        <w:rPr>
+          <w:rFonts w:ascii="BIZ UDPゴシック" w:hAnsi="BIZ UDPゴシック" w:eastAsia="BIZ UDPゴシック" w:cs="Segoe UI Emoji"/>
+          <w:szCs w:val="22"/>
+        </w:rPr>
+      </w:pPr>
+      <w:r>
+        <w:rPr>
+          <w:rFonts w:eastAsia="BIZ UDPゴシック" w:cs="Segoe UI Emoji" w:ascii="BIZ UDPゴシック" w:hAnsi="BIZ UDPゴシック"/>
+          <w:szCs w:val="22"/>
+        </w:rPr>
+      </w:r>
+    </w:p>
+    <w:p>
+      <w:pPr>
+        <w:pStyle w:val="Normal"/>
+        <w:spacing w:lineRule="exact" w:line="240"/>
+        <w:rPr>
+          <w:rFonts w:ascii="BIZ UDPゴシック" w:hAnsi="BIZ UDPゴシック" w:eastAsia="BIZ UDPゴシック" w:cs="Segoe UI Emoji"/>
+          <w:szCs w:val="22"/>
+        </w:rPr>
+      </w:pPr>
+      <w:r>
+        <w:rPr>
+          <w:rFonts w:ascii="BIZ UDPゴシック" w:hAnsi="BIZ UDPゴシック" w:cs="Segoe UI Emoji" w:hint="eastAsia" w:eastAsia="BIZ UDPゴシック"/>
+          <w:szCs w:val="22"/>
         </w:rPr>
         <w:t>上記説明の実施内容に同意します。</w:t>
       </w:r>
     </w:p>
     <w:p>
       <w:pPr>
-        <w:spacing w:line="240" w:lineRule="exact"/>
-        <w:rPr>
-          <w:rFonts w:ascii="BIZ UDPゴシック" w:eastAsia="BIZ UDPゴシック" w:hAnsi="BIZ UDPゴシック" w:cs="Segoe UI Emoji"/>
-        </w:rPr>
-      </w:pPr>
-    </w:p>
-    <w:p>
-      <w:pPr>
-        <w:spacing w:line="240" w:lineRule="exact"/>
-        <w:rPr>
-          <w:rFonts w:ascii="BIZ UDPゴシック" w:eastAsia="BIZ UDPゴシック" w:hAnsi="BIZ UDPゴシック" w:cs="Segoe UI Emoji"/>
-        </w:rPr>
-      </w:pPr>
-      <w:r>
-        <w:rPr>
-          <w:rFonts w:ascii="BIZ UDPゴシック" w:eastAsia="BIZ UDPゴシック" w:hAnsi="BIZ UDPゴシック" w:cs="Segoe UI Emoji" w:hint="eastAsia"/>
-        </w:rPr>
-        <w:t>大日産業株式会社</w:t>
-      </w:r>
-      <w:r>
-        <w:rPr>
-          <w:rFonts w:ascii="BIZ UDPゴシック" w:eastAsia="BIZ UDPゴシック" w:hAnsi="BIZ UDPゴシック" w:cs="Segoe UI Emoji" w:hint="eastAsia"/>
-        </w:rPr>
-        <w:t xml:space="preserve">　御中</w:t>
-      </w:r>
-    </w:p>
-    <w:p>
-      <w:pPr>
-        <w:rPr>
-          <w:rFonts w:ascii="BIZ UDPゴシック" w:eastAsia="BIZ UDPゴシック" w:hAnsi="BIZ UDPゴシック" w:cs="Segoe UI Emoji"/>
-        </w:rPr>
-      </w:pPr>
-    </w:p>
-    <w:p>
-      <w:pPr>
+        <w:pStyle w:val="Normal"/>
+        <w:spacing w:lineRule="exact" w:line="240"/>
+        <w:rPr>
+          <w:rFonts w:ascii="BIZ UDPゴシック" w:hAnsi="BIZ UDPゴシック" w:eastAsia="BIZ UDPゴシック" w:cs="Segoe UI Emoji"/>
+          <w:szCs w:val="22"/>
+        </w:rPr>
+      </w:pPr>
+      <w:r>
+        <w:rPr>
+          <w:rFonts w:eastAsia="BIZ UDPゴシック" w:cs="Segoe UI Emoji" w:ascii="BIZ UDPゴシック" w:hAnsi="BIZ UDPゴシック"/>
+          <w:szCs w:val="22"/>
+        </w:rPr>
+      </w:r>
+    </w:p>
+    <w:p>
+      <w:pPr>
+        <w:pStyle w:val="Normal"/>
+        <w:spacing w:lineRule="exact" w:line="240"/>
+        <w:rPr>
+          <w:rFonts w:ascii="BIZ UDPゴシック" w:hAnsi="BIZ UDPゴシック" w:eastAsia="BIZ UDPゴシック" w:cs="Segoe UI Emoji"/>
+          <w:szCs w:val="22"/>
+        </w:rPr>
+      </w:pPr>
+      <w:r>
+        <w:rPr>
+          <w:rFonts w:ascii="BIZ UDPゴシック" w:hAnsi="BIZ UDPゴシック" w:cs="Segoe UI Emoji" w:hint="eastAsia" w:eastAsia="BIZ UDPゴシック"/>
+          <w:szCs w:val="22"/>
+        </w:rPr>
+        <w:t>大日産業株式会社　御中</w:t>
+      </w:r>
+    </w:p>
+    <w:p>
+      <w:pPr>
+        <w:pStyle w:val="Normal"/>
+        <w:rPr>
+          <w:rFonts w:ascii="BIZ UDPゴシック" w:hAnsi="BIZ UDPゴシック" w:eastAsia="BIZ UDPゴシック" w:cs="Segoe UI Emoji"/>
+          <w:szCs w:val="22"/>
+        </w:rPr>
+      </w:pPr>
+      <w:r>
+        <w:rPr>
+          <w:rFonts w:eastAsia="BIZ UDPゴシック" w:cs="Segoe UI Emoji" w:ascii="BIZ UDPゴシック" w:hAnsi="BIZ UDPゴシック"/>
+          <w:szCs w:val="22"/>
+        </w:rPr>
+      </w:r>
+    </w:p>
+    <w:p>
+      <w:pPr>
+        <w:pStyle w:val="Normal"/>
         <w:jc w:val="right"/>
         <w:rPr>
-          <w:rFonts w:ascii="BIZ UDPゴシック" w:eastAsia="BIZ UDPゴシック" w:hAnsi="BIZ UDPゴシック" w:cs="Segoe UI Emoji"/>
-        </w:rPr>
-      </w:pPr>
-      <w:r>
-        <w:rPr>
-          <w:rFonts w:ascii="BIZ UDPゴシック" w:eastAsia="BIZ UDPゴシック" w:hAnsi="BIZ UDPゴシック" w:cs="Segoe UI Emoji" w:hint="eastAsia"/>
-        </w:rPr>
-        <w:t xml:space="preserve">　　年　　　　月　　　　日</w:t>
-      </w:r>
-    </w:p>
-    <w:p>
-      <w:pPr>
+          <w:rFonts w:ascii="BIZ UDPゴシック" w:hAnsi="BIZ UDPゴシック" w:eastAsia="BIZ UDPゴシック" w:cs="Segoe UI Emoji"/>
+          <w:szCs w:val="22"/>
+        </w:rPr>
+      </w:pPr>
+      <w:r>
+        <w:rPr>
+          <w:rFonts w:ascii="BIZ UDPゴシック" w:hAnsi="BIZ UDPゴシック" w:cs="Segoe UI Emoji" w:hint="eastAsia" w:eastAsia="BIZ UDPゴシック"/>
+          <w:szCs w:val="22"/>
+        </w:rPr>
+        <w:t>　　年　　　　月　　　　日</w:t>
+      </w:r>
+    </w:p>
+    <w:p>
+      <w:pPr>
+        <w:pStyle w:val="Normal"/>
         <w:jc w:val="right"/>
         <w:rPr>
-          <w:rFonts w:ascii="BIZ UDPゴシック" w:eastAsia="BIZ UDPゴシック" w:hAnsi="BIZ UDPゴシック" w:cs="Segoe UI Emoji"/>
+          <w:rFonts w:ascii="BIZ UDPゴシック" w:hAnsi="BIZ UDPゴシック" w:eastAsia="BIZ UDPゴシック" w:cs="Segoe UI Emoji"/>
+          <w:szCs w:val="22"/>
           <w:u w:val="single"/>
         </w:rPr>
       </w:pPr>
-    </w:p>
-    <w:p>
-      <w:pPr>
-        <w:jc w:val="right"/>
-        <w:rPr>
-          <w:rFonts w:ascii="BIZ UDPゴシック" w:eastAsia="BIZ UDPゴシック" w:hAnsi="BIZ UDPゴシック" w:cs="Segoe UI Emoji"/>
+      <w:r>
+        <w:rPr>
+          <w:rFonts w:eastAsia="BIZ UDPゴシック" w:cs="Segoe UI Emoji" w:ascii="BIZ UDPゴシック" w:hAnsi="BIZ UDPゴシック"/>
+          <w:szCs w:val="22"/>
           <w:u w:val="single"/>
         </w:rPr>
-      </w:pPr>
-      <w:r>
-        <w:rPr>
-          <w:rFonts w:ascii="BIZ UDPゴシック" w:eastAsia="BIZ UDPゴシック" w:hAnsi="BIZ UDPゴシック" w:cs="Segoe UI Emoji" w:hint="eastAsia"/>
+      </w:r>
+    </w:p>
+    <w:p>
+      <w:pPr>
+        <w:pStyle w:val="Normal"/>
+        <w:rPr>
+          <w:rFonts w:ascii="BIZ UDPゴシック" w:hAnsi="BIZ UDPゴシック" w:eastAsia="BIZ UDPゴシック" w:cs="Segoe UI Emoji"/>
+          <w:szCs w:val="22"/>
           <w:u w:val="single"/>
         </w:rPr>
-        <w:t>氏</w:t>
-      </w:r>
-      <w:r>
-        <w:rPr>
-          <w:rFonts w:ascii="BIZ UDPゴシック" w:eastAsia="BIZ UDPゴシック" w:hAnsi="BIZ UDPゴシック" w:cs="Segoe UI Emoji" w:hint="eastAsia"/>
+      </w:pPr>
+      <w:r>
+        <w:rPr>
+          <w:rFonts w:ascii="BIZ UDPゴシック" w:hAnsi="BIZ UDPゴシック" w:cs="Segoe UI Emoji" w:hint="eastAsia" w:eastAsia="BIZ UDPゴシック"/>
+          <w:szCs w:val="22"/>
           <w:u w:val="single"/>
         </w:rPr>
-        <w:t xml:space="preserve">　　</w:t>
-      </w:r>
-      <w:r>
-        <w:rPr>
-          <w:rFonts w:ascii="BIZ UDPゴシック" w:eastAsia="BIZ UDPゴシック" w:hAnsi="BIZ UDPゴシック" w:cs="Segoe UI Emoji" w:hint="eastAsia"/>
+        <w:t>氏　　名　　　　　　　　　　　　　　　　　　　　印</w:t>
+      </w:r>
+    </w:p>
+    <w:p>
+      <w:pPr>
+        <w:pStyle w:val="Normal"/>
+        <w:rPr>
+          <w:rFonts w:ascii="BIZ UDPゴシック" w:hAnsi="BIZ UDPゴシック" w:eastAsia="BIZ UDPゴシック" w:cs="Segoe UI Emoji"/>
+          <w:szCs w:val="22"/>
           <w:u w:val="single"/>
         </w:rPr>
-        <w:t>名</w:t>
-      </w:r>
-      <w:r>
-        <w:rPr>
-          <w:rFonts w:ascii="BIZ UDPゴシック" w:eastAsia="BIZ UDPゴシック" w:hAnsi="BIZ UDPゴシック" w:cs="Segoe UI Emoji" w:hint="eastAsia"/>
+      </w:pPr>
+      <w:r>
+        <w:rPr>
+          <w:rFonts w:eastAsia="BIZ UDPゴシック" w:cs="Segoe UI Emoji" w:ascii="BIZ UDPゴシック" w:hAnsi="BIZ UDPゴシック"/>
+          <w:szCs w:val="22"/>
           <w:u w:val="single"/>
         </w:rPr>
-        <w:t xml:space="preserve">　　　　　　</w:t>
-      </w:r>
-      <w:r>
-        <w:rPr>
-          <w:rFonts w:ascii="BIZ UDPゴシック" w:eastAsia="BIZ UDPゴシック" w:hAnsi="BIZ UDPゴシック" w:cs="Segoe UI Emoji" w:hint="eastAsia"/>
+      </w:r>
+    </w:p>
+    <w:p>
+      <w:pPr>
+        <w:pStyle w:val="Normal"/>
+        <w:rPr>
+          <w:rFonts w:ascii="BIZ UDPゴシック" w:hAnsi="BIZ UDPゴシック" w:eastAsia="BIZ UDPゴシック" w:cs="Segoe UI Emoji"/>
+          <w:szCs w:val="22"/>
           <w:u w:val="single"/>
         </w:rPr>
-        <w:t xml:space="preserve">　　　　　　　　　　　　　　</w:t>
-      </w:r>
-      <w:r>
-        <w:rPr>
-          <w:rFonts w:ascii="BIZ UDPゴシック" w:eastAsia="BIZ UDPゴシック" w:hAnsi="BIZ UDPゴシック" w:cs="Segoe UI Emoji" w:hint="eastAsia"/>
+      </w:pPr>
+      <w:r>
+        <w:rPr>
+          <w:rFonts w:eastAsia="BIZ UDPゴシック" w:cs="Segoe UI Emoji" w:ascii="BIZ UDPゴシック" w:hAnsi="BIZ UDPゴシック"/>
+          <w:szCs w:val="22"/>
           <w:u w:val="single"/>
         </w:rPr>
-        <w:t>印</w:t>
-      </w:r>
-    </w:p>
-    <w:p>
-      <w:r>
-        <w:br w:type="page"/>
       </w:r>
     </w:p>
     <w:p>
@@ -5132,20 +5919,24 @@
     <w:p>
       <w:pPr>
         <w:pStyle w:val="Style17"/>
-        <w:rPr>
-          <w:rFonts w:hint="eastAsia"/>
-        </w:rPr>
-      </w:pPr>
-      <w:r>
-        <w:rPr>
-          <w:rFonts w:hint="eastAsia"/>
-        </w:rPr>
-        <w:t>　以上</w:t>
-      </w:r>
-    </w:p>
-    <w:p>
-      <w:r>
-        <w:br w:type="page"/>
+        <w:rPr/>
+      </w:pPr>
+      <w:r>
+        <w:rPr>
+          <w:rFonts w:hint="eastAsia"/>
+        </w:rPr>
+        <w:t>以上</w:t>
+      </w:r>
+    </w:p>
+    <w:p>
+      <w:pPr>
+        <w:pStyle w:val="Style17"/>
+        <w:ind w:right="960"/>
+        <w:jc w:val="both"/>
+        <w:rPr/>
+      </w:pPr>
+      <w:r>
+        <w:rPr/>
       </w:r>
     </w:p>
     <w:p>
@@ -5522,8 +6313,80 @@
       </w:r>
     </w:p>
     <w:p>
-      <w:r>
-        <w:br w:type="page"/>
+      <w:pPr>
+        <w:pStyle w:val="Style17"/>
+        <w:ind w:right="960"/>
+        <w:jc w:val="both"/>
+        <w:rPr/>
+      </w:pPr>
+      <w:r>
+        <w:rPr/>
+      </w:r>
+    </w:p>
+    <w:p>
+      <w:pPr>
+        <w:pStyle w:val="Style17"/>
+        <w:ind w:right="960"/>
+        <w:jc w:val="both"/>
+        <w:rPr/>
+      </w:pPr>
+      <w:r>
+        <w:rPr/>
+      </w:r>
+    </w:p>
+    <w:p>
+      <w:pPr>
+        <w:pStyle w:val="Style17"/>
+        <w:ind w:right="960"/>
+        <w:jc w:val="both"/>
+        <w:rPr/>
+      </w:pPr>
+      <w:r>
+        <w:rPr/>
+      </w:r>
+    </w:p>
+    <w:p>
+      <w:pPr>
+        <w:pStyle w:val="Style17"/>
+        <w:ind w:right="960"/>
+        <w:jc w:val="both"/>
+        <w:rPr/>
+      </w:pPr>
+      <w:r>
+        <w:rPr/>
+      </w:r>
+    </w:p>
+    <w:p>
+      <w:pPr>
+        <w:pStyle w:val="Style17"/>
+        <w:ind w:right="960"/>
+        <w:jc w:val="both"/>
+        <w:rPr/>
+      </w:pPr>
+      <w:r>
+        <w:rPr/>
+      </w:r>
+    </w:p>
+    <w:p>
+      <w:pPr>
+        <w:pStyle w:val="Style17"/>
+        <w:ind w:right="960"/>
+        <w:jc w:val="both"/>
+        <w:rPr/>
+      </w:pPr>
+      <w:r>
+        <w:rPr/>
+      </w:r>
+    </w:p>
+    <w:p>
+      <w:pPr>
+        <w:pStyle w:val="Style17"/>
+        <w:ind w:right="960"/>
+        <w:jc w:val="both"/>
+        <w:rPr/>
+      </w:pPr>
+      <w:r>
+        <w:rPr/>
       </w:r>
     </w:p>
     <w:p>
@@ -5571,7 +6434,10 @@
       <w:pPr>
         <w:pStyle w:val="Normal"/>
         <w:jc w:val="right"/>
-        <w:rPr/>
+        <w:rPr>
+          <w:rFonts w:hint="eastAsia"/>
+          <w:sz w:val="24"/>
+        </w:rPr>
       </w:pPr>
       <w:r>
         <w:rPr>
@@ -5999,7 +6865,7 @@
           <w:sz w:val="24"/>
         </w:rPr>
       </w:pPr>
-      <w:bookmarkStart w:id="3" w:name="_Hlk175214830"/>
+      <w:bookmarkStart w:id="1" w:name="_Hlk175214830"/>
       <w:r>
         <w:rPr>
           <w:rFonts w:hint="eastAsia"/>
@@ -6024,7 +6890,7 @@
           <w:szCs w:val="22"/>
         </w:rPr>
       </w:r>
-      <w:bookmarkEnd w:id="3"/>
+      <w:bookmarkEnd w:id="1"/>
     </w:p>
     <w:p>
       <w:pPr>
@@ -6058,19 +6924,14 @@
     </w:p>
     <w:p>
       <w:pPr>
-        <w:pStyle w:val="Normal"/>
-        <w:spacing w:lineRule="auto" w:line="720"/>
-        <w:ind w:firstLineChars="3300" w:leftChars="0" w:left="0" w:rightChars="0" w:right="0"/>
-        <w:jc w:val="left"/>
-        <w:rPr>
-          <w:rFonts w:hint="eastAsia"/>
-          <w:sz w:val="24"/>
-        </w:rPr>
-      </w:pPr>
-      <w:r>
-        <w:rPr>
-          <w:rFonts w:hint="eastAsia"/>
-          <w:sz w:val="24"/>
+        <w:pStyle w:val="Style17"/>
+        <w:rPr>
+          <w:rFonts w:hint="eastAsia"/>
+        </w:rPr>
+      </w:pPr>
+      <w:r>
+        <w:rPr>
+          <w:rFonts w:hint="eastAsia"/>
         </w:rPr>
         <w:t>以上</w:t>
       </w:r>
@@ -6078,7 +6939,7 @@
     <w:sectPr>
       <w:type w:val="nextPage"/>
       <w:pgSz w:w="11906" w:h="16838"/>
-      <w:pgMar w:left="720" w:right="720" w:gutter="0" w:header="0" w:top="720" w:footer="0" w:bottom="720"/>
+      <w:pgMar w:left="1701" w:right="1701" w:gutter="0" w:header="0" w:top="1985" w:footer="0" w:bottom="1701"/>
       <w:pgNumType w:fmt="decimal"/>
       <w:formProt w:val="false"/>
       <w:textDirection w:val="lrTb"/>
@@ -6503,113 +7364,9 @@
   <w:abstractNum w:abstractNumId="4">
     <w:lvl w:ilvl="0">
       <w:start w:val="1"/>
-      <w:numFmt w:val="none"/>
+      <w:numFmt w:val="decimalFullWidth"/>
       <w:suff w:val="nothing"/>
-      <w:lvlText w:val=""/>
-      <w:lvlJc w:val="left"/>
-      <w:pPr>
-        <w:tabs>
-          <w:tab w:val="num" w:pos="0"/>
-        </w:tabs>
-        <w:ind w:left="0" w:hanging="0"/>
-      </w:pPr>
-    </w:lvl>
-    <w:lvl w:ilvl="1">
-      <w:start w:val="1"/>
-      <w:numFmt w:val="none"/>
-      <w:suff w:val="nothing"/>
-      <w:lvlText w:val=""/>
-      <w:lvlJc w:val="left"/>
-      <w:pPr>
-        <w:tabs>
-          <w:tab w:val="num" w:pos="0"/>
-        </w:tabs>
-        <w:ind w:left="0" w:hanging="0"/>
-      </w:pPr>
-    </w:lvl>
-    <w:lvl w:ilvl="2">
-      <w:start w:val="1"/>
-      <w:numFmt w:val="none"/>
-      <w:suff w:val="nothing"/>
-      <w:lvlText w:val=""/>
-      <w:lvlJc w:val="left"/>
-      <w:pPr>
-        <w:tabs>
-          <w:tab w:val="num" w:pos="0"/>
-        </w:tabs>
-        <w:ind w:left="0" w:hanging="0"/>
-      </w:pPr>
-    </w:lvl>
-    <w:lvl w:ilvl="3">
-      <w:start w:val="1"/>
-      <w:numFmt w:val="none"/>
-      <w:suff w:val="nothing"/>
-      <w:lvlText w:val=""/>
-      <w:lvlJc w:val="left"/>
-      <w:pPr>
-        <w:tabs>
-          <w:tab w:val="num" w:pos="0"/>
-        </w:tabs>
-        <w:ind w:left="0" w:hanging="0"/>
-      </w:pPr>
-    </w:lvl>
-    <w:lvl w:ilvl="4">
-      <w:start w:val="1"/>
-      <w:numFmt w:val="none"/>
-      <w:suff w:val="nothing"/>
-      <w:lvlText w:val=""/>
-      <w:lvlJc w:val="left"/>
-      <w:pPr>
-        <w:tabs>
-          <w:tab w:val="num" w:pos="0"/>
-        </w:tabs>
-        <w:ind w:left="0" w:hanging="0"/>
-      </w:pPr>
-    </w:lvl>
-    <w:lvl w:ilvl="5">
-      <w:start w:val="1"/>
-      <w:numFmt w:val="none"/>
-      <w:suff w:val="nothing"/>
-      <w:lvlText w:val=""/>
-      <w:lvlJc w:val="left"/>
-      <w:pPr>
-        <w:tabs>
-          <w:tab w:val="num" w:pos="0"/>
-        </w:tabs>
-        <w:ind w:left="0" w:hanging="0"/>
-      </w:pPr>
-    </w:lvl>
-    <w:lvl w:ilvl="6">
-      <w:start w:val="1"/>
-      <w:numFmt w:val="none"/>
-      <w:suff w:val="nothing"/>
-      <w:lvlText w:val=""/>
-      <w:lvlJc w:val="left"/>
-      <w:pPr>
-        <w:tabs>
-          <w:tab w:val="num" w:pos="0"/>
-        </w:tabs>
-        <w:ind w:left="0" w:hanging="0"/>
-      </w:pPr>
-    </w:lvl>
-    <w:lvl w:ilvl="7">
-      <w:start w:val="1"/>
-      <w:numFmt w:val="none"/>
-      <w:suff w:val="nothing"/>
-      <w:lvlText w:val=""/>
-      <w:lvlJc w:val="left"/>
-      <w:pPr>
-        <w:tabs>
-          <w:tab w:val="num" w:pos="0"/>
-        </w:tabs>
-        <w:ind w:left="0" w:hanging="0"/>
-      </w:pPr>
-    </w:lvl>
-    <w:lvl w:ilvl="8">
-      <w:start w:val="1"/>
-      <w:numFmt w:val="none"/>
-      <w:suff w:val="nothing"/>
-      <w:lvlText w:val=""/>
+      <w:lvlText w:val="%1．"/>
       <w:lvlJc w:val="left"/>
       <w:pPr>
         <w:tabs>
@@ -6731,15 +7488,122 @@
     </w:lvl>
   </w:abstractNum>
   <w:abstractNum w:abstractNumId="6">
-    <w:nsid w:val="00C47A19"/>
-    <w:multiLevelType w:val="singleLevel"/>
-    <w:tmpl w:val="5C99B540"/>
-    <w:lvl w:ilvl="0" w:tentative="1">
+    <w:lvl w:ilvl="0">
       <w:start w:val="1"/>
-      <w:numFmt w:val="decimalFullWidth"/>
+      <w:numFmt w:val="none"/>
       <w:suff w:val="nothing"/>
-      <w:lvlText w:val="%1．"/>
+      <w:lvlText w:val=""/>
       <w:lvlJc w:val="left"/>
+      <w:pPr>
+        <w:tabs>
+          <w:tab w:val="num" w:pos="0"/>
+        </w:tabs>
+        <w:ind w:left="0" w:hanging="0"/>
+      </w:pPr>
+    </w:lvl>
+    <w:lvl w:ilvl="1">
+      <w:start w:val="1"/>
+      <w:numFmt w:val="none"/>
+      <w:suff w:val="nothing"/>
+      <w:lvlText w:val=""/>
+      <w:lvlJc w:val="left"/>
+      <w:pPr>
+        <w:tabs>
+          <w:tab w:val="num" w:pos="0"/>
+        </w:tabs>
+        <w:ind w:left="0" w:hanging="0"/>
+      </w:pPr>
+    </w:lvl>
+    <w:lvl w:ilvl="2">
+      <w:start w:val="1"/>
+      <w:numFmt w:val="none"/>
+      <w:suff w:val="nothing"/>
+      <w:lvlText w:val=""/>
+      <w:lvlJc w:val="left"/>
+      <w:pPr>
+        <w:tabs>
+          <w:tab w:val="num" w:pos="0"/>
+        </w:tabs>
+        <w:ind w:left="0" w:hanging="0"/>
+      </w:pPr>
+    </w:lvl>
+    <w:lvl w:ilvl="3">
+      <w:start w:val="1"/>
+      <w:numFmt w:val="none"/>
+      <w:suff w:val="nothing"/>
+      <w:lvlText w:val=""/>
+      <w:lvlJc w:val="left"/>
+      <w:pPr>
+        <w:tabs>
+          <w:tab w:val="num" w:pos="0"/>
+        </w:tabs>
+        <w:ind w:left="0" w:hanging="0"/>
+      </w:pPr>
+    </w:lvl>
+    <w:lvl w:ilvl="4">
+      <w:start w:val="1"/>
+      <w:numFmt w:val="none"/>
+      <w:suff w:val="nothing"/>
+      <w:lvlText w:val=""/>
+      <w:lvlJc w:val="left"/>
+      <w:pPr>
+        <w:tabs>
+          <w:tab w:val="num" w:pos="0"/>
+        </w:tabs>
+        <w:ind w:left="0" w:hanging="0"/>
+      </w:pPr>
+    </w:lvl>
+    <w:lvl w:ilvl="5">
+      <w:start w:val="1"/>
+      <w:numFmt w:val="none"/>
+      <w:suff w:val="nothing"/>
+      <w:lvlText w:val=""/>
+      <w:lvlJc w:val="left"/>
+      <w:pPr>
+        <w:tabs>
+          <w:tab w:val="num" w:pos="0"/>
+        </w:tabs>
+        <w:ind w:left="0" w:hanging="0"/>
+      </w:pPr>
+    </w:lvl>
+    <w:lvl w:ilvl="6">
+      <w:start w:val="1"/>
+      <w:numFmt w:val="none"/>
+      <w:suff w:val="nothing"/>
+      <w:lvlText w:val=""/>
+      <w:lvlJc w:val="left"/>
+      <w:pPr>
+        <w:tabs>
+          <w:tab w:val="num" w:pos="0"/>
+        </w:tabs>
+        <w:ind w:left="0" w:hanging="0"/>
+      </w:pPr>
+    </w:lvl>
+    <w:lvl w:ilvl="7">
+      <w:start w:val="1"/>
+      <w:numFmt w:val="none"/>
+      <w:suff w:val="nothing"/>
+      <w:lvlText w:val=""/>
+      <w:lvlJc w:val="left"/>
+      <w:pPr>
+        <w:tabs>
+          <w:tab w:val="num" w:pos="0"/>
+        </w:tabs>
+        <w:ind w:left="0" w:hanging="0"/>
+      </w:pPr>
+    </w:lvl>
+    <w:lvl w:ilvl="8">
+      <w:start w:val="1"/>
+      <w:numFmt w:val="none"/>
+      <w:suff w:val="nothing"/>
+      <w:lvlText w:val=""/>
+      <w:lvlJc w:val="left"/>
+      <w:pPr>
+        <w:tabs>
+          <w:tab w:val="num" w:pos="0"/>
+        </w:tabs>
+        <w:ind w:left="0" w:hanging="0"/>
+      </w:pPr>
     </w:lvl>
   </w:abstractNum>
   <w:num w:numId="1">
@@ -6751,20 +7615,14 @@
   <w:num w:numId="3">
     <w:abstractNumId w:val="3"/>
   </w:num>
+  <w:num w:numId="4">
+    <w:abstractNumId w:val="4"/>
+  </w:num>
   <w:num w:numId="5">
     <w:abstractNumId w:val="5"/>
   </w:num>
   <w:num w:numId="6">
-    <w:abstractNumId w:val="5"/>
-    <w:lvlOverride w:ilvl="0">
-      <w:startOverride w:val="1"/>
-    </w:lvlOverride>
-  </w:num>
-  <w:num w:numId="7">
     <w:abstractNumId w:val="6"/>
-  </w:num>
-  <w:num w:numId="4">
-    <w:abstractNumId w:val="4"/>
   </w:num>
 </w:numbering>
 </file>
@@ -6844,6 +7702,11 @@
     <w:rPr>
       <w:rFonts w:ascii="Wingdings" w:hAnsi="Wingdings" w:cs="Wingdings"/>
     </w:rPr>
+  </w:style>
+  <w:style w:type="character" w:styleId="WW8Num5z0">
+    <w:name w:val="WW8Num5z0"/>
+    <w:qFormat/>
+    <w:rPr/>
   </w:style>
   <w:style w:type="character" w:styleId="Style14">
     <w:name w:val="段落フォント"/>
@@ -6989,6 +7852,29 @@
     </w:pPr>
     <w:rPr/>
   </w:style>
+  <w:style w:type="paragraph" w:styleId="TableContents">
+    <w:name w:val="Table Contents"/>
+    <w:basedOn w:val="Normal"/>
+    <w:qFormat/>
+    <w:pPr>
+      <w:widowControl w:val="false"/>
+      <w:suppressLineNumbers/>
+    </w:pPr>
+    <w:rPr/>
+  </w:style>
+  <w:style w:type="paragraph" w:styleId="TableHeading">
+    <w:name w:val="Table Heading"/>
+    <w:basedOn w:val="TableContents"/>
+    <w:qFormat/>
+    <w:pPr>
+      <w:suppressLineNumbers/>
+      <w:jc w:val="center"/>
+    </w:pPr>
+    <w:rPr>
+      <w:b/>
+      <w:bCs/>
+    </w:rPr>
+  </w:style>
   <w:style w:type="numbering" w:styleId="WW8Num1">
     <w:name w:val="WW8Num1"/>
     <w:qFormat/>
@@ -7001,29 +7887,13 @@
     <w:name w:val="WW8Num3"/>
     <w:qFormat/>
   </w:style>
-  <w:style w:type="table" w:styleId="4">
-    <w:name w:val="Table Grid"/>
-    <w:basedOn w:val="3"/>
+  <w:style w:type="numbering" w:styleId="WW8Num4">
+    <w:name w:val="WW8Num4"/>
     <w:qFormat/>
-    <w:uiPriority w:val="0"/>
-    <w:pPr>
-      <w:widowControl w:val="0"/>
-      <w:jc w:val="both"/>
-    </w:pPr>
-    <w:tblPr>
-      <w:tblBorders>
-        <w:top w:val="single" w:color="auto" w:sz="4" w:space="0"/>
-        <w:left w:val="single" w:color="auto" w:sz="4" w:space="0"/>
-        <w:bottom w:val="single" w:color="auto" w:sz="4" w:space="0"/>
-        <w:right w:val="single" w:color="auto" w:sz="4" w:space="0"/>
-        <w:insideH w:val="single" w:color="auto" w:sz="4" w:space="0"/>
-        <w:insideV w:val="single" w:color="auto" w:sz="4" w:space="0"/>
-      </w:tblBorders>
-      <w:tblLayout w:type="fixed"/>
-    </w:tblPr>
-    <w:tcPr>
-      <w:textDirection w:val="lrTb"/>
-    </w:tcPr>
+  </w:style>
+  <w:style w:type="numbering" w:styleId="WW8Num5">
+    <w:name w:val="WW8Num5"/>
+    <w:qFormat/>
   </w:style>
 </w:styles>
 </file>

--- a/forms/nyusha/dainichi_pa/00_入社書類一括.docx
+++ b/forms/nyusha/dainichi_pa/00_入社書類一括.docx
@@ -5409,6 +5409,7 @@
     <w:p>
       <w:pPr>
         <w:pStyle w:val="Normal"/>
+        <w:pageBreakBefore/>
         <w:jc w:val="center"/>
         <w:rPr>
           <w:rFonts w:hint="eastAsia"/>
@@ -5942,6 +5943,7 @@
     <w:p>
       <w:pPr>
         <w:pStyle w:val="Normal"/>
+        <w:pageBreakBefore/>
         <w:jc w:val="center"/>
         <w:rPr>
           <w:rFonts w:hint="eastAsia"/>
@@ -6392,6 +6394,7 @@
     <w:p>
       <w:pPr>
         <w:pStyle w:val="Normal"/>
+        <w:pageBreakBefore/>
         <w:jc w:val="center"/>
         <w:rPr>
           <w:rFonts w:hint="eastAsia"/>
